--- a/template_search_seizure.docx
+++ b/template_search_seizure.docx
@@ -248,7 +248,7 @@
       <w:pPr>
         <w:jc w:val="thaiDistribute"/>
         <w:rPr>
-          <w:rFonts w:ascii="TH SarabunIT๙" w:hAnsi="TH SarabunIT๙" w:cs="TH SarabunIT๙" w:hint="cs"/>
+          <w:rFonts w:ascii="TH SarabunIT๙" w:hAnsi="TH SarabunIT๙" w:cs="TH SarabunIT๙"/>
           <w:b/>
           <w:bCs/>
           <w:sz w:val="32"/>
@@ -611,7 +611,7 @@
       <w:pPr>
         <w:jc w:val="thaiDistribute"/>
         <w:rPr>
-          <w:rFonts w:ascii="TH SarabunIT๙" w:hAnsi="TH SarabunIT๙" w:cs="TH SarabunIT๙" w:hint="cs"/>
+          <w:rFonts w:ascii="TH SarabunIT๙" w:hAnsi="TH SarabunIT๙" w:cs="TH SarabunIT๙"/>
           <w:b/>
           <w:bCs/>
           <w:sz w:val="32"/>
@@ -685,7 +685,7 @@
         <w:pStyle w:val="ad"/>
         <w:jc w:val="thaiDistribute"/>
         <w:rPr>
-          <w:rFonts w:ascii="TH SarabunIT๙" w:hAnsi="TH SarabunIT๙" w:cs="TH SarabunIT๙" w:hint="cs"/>
+          <w:rFonts w:ascii="TH SarabunIT๙" w:hAnsi="TH SarabunIT๙" w:cs="TH SarabunIT๙"/>
           <w:sz w:val="32"/>
           <w:szCs w:val="32"/>
           <w:cs/>
@@ -1954,7 +1954,7 @@
                 <w:sz w:val="32"/>
                 <w:szCs w:val="32"/>
               </w:rPr>
-              <w:t xml:space="preserve">{% tr for row in </w:t>
+              <w:t xml:space="preserve">{% for row in </w:t>
             </w:r>
             <w:proofErr w:type="spellStart"/>
             <w:r>
@@ -2201,7 +2201,7 @@
                 <w:sz w:val="32"/>
                 <w:szCs w:val="32"/>
               </w:rPr>
-              <w:t xml:space="preserve">_name }} ) {% endif %} {% tr </w:t>
+              <w:t xml:space="preserve">_name }} ) {% endif %} {%  </w:t>
             </w:r>
             <w:proofErr w:type="spellStart"/>
             <w:r>
@@ -2594,7 +2594,7 @@
       <w:pPr>
         <w:jc w:val="thaiDistribute"/>
         <w:rPr>
-          <w:rFonts w:ascii="TH SarabunIT๙" w:hAnsi="TH SarabunIT๙" w:cs="TH SarabunIT๙" w:hint="cs"/>
+          <w:rFonts w:ascii="TH SarabunIT๙" w:hAnsi="TH SarabunIT๙" w:cs="TH SarabunIT๙"/>
           <w:b/>
           <w:bCs/>
           <w:sz w:val="32"/>
@@ -3037,7 +3037,7 @@
         </w:rPr>
         <w:lastRenderedPageBreak/>
         <w:drawing>
-          <wp:inline distT="0" distB="0" distL="0" distR="0" wp14:anchorId="2AD5AD77" wp14:editId="5F4330E3">
+          <wp:inline distT="0" distB="0" distL="0" distR="0" wp14:anchorId="2AD5AD77" wp14:editId="1C9CB947">
             <wp:extent cx="4182745" cy="2842260"/>
             <wp:effectExtent l="19050" t="19050" r="27305" b="15240"/>
             <wp:docPr id="608966505" name="รูปภาพ 2"/>
@@ -3117,7 +3117,7 @@
           <w:cs/>
         </w:rPr>
         <w:drawing>
-          <wp:inline distT="0" distB="0" distL="0" distR="0" wp14:anchorId="4C7BB264" wp14:editId="7D05B6CF">
+          <wp:inline distT="0" distB="0" distL="0" distR="0" wp14:anchorId="4C7BB264" wp14:editId="002167EE">
             <wp:extent cx="4183380" cy="2865120"/>
             <wp:effectExtent l="19050" t="19050" r="26670" b="11430"/>
             <wp:docPr id="1633659764" name="รูปภาพ 3"/>
@@ -4899,6 +4899,7 @@
   <w:style w:type="character" w:default="1" w:styleId="a0">
     <w:name w:val="Default Paragraph Font"/>
     <w:uiPriority w:val="1"/>
+    <w:semiHidden/>
     <w:unhideWhenUsed/>
   </w:style>
   <w:style w:type="table" w:default="1" w:styleId="a1">

--- a/template_search_seizure.docx
+++ b/template_search_seizure.docx
@@ -1794,41 +1794,13 @@
         </w:rPr>
         <w:t xml:space="preserve">                                                   </w:t>
       </w:r>
-      <w:proofErr w:type="gramStart"/>
-      <w:r>
-        <w:rPr>
-          <w:rFonts w:ascii="TH SarabunIT๙" w:hAnsi="TH SarabunIT๙" w:cs="TH SarabunIT๙"/>
-          <w:sz w:val="32"/>
-          <w:szCs w:val="32"/>
-        </w:rPr>
-        <w:t>( {{ leader</w:t>
-      </w:r>
-      <w:proofErr w:type="gramEnd"/>
-      <w:r>
-        <w:rPr>
-          <w:rFonts w:ascii="TH SarabunIT๙" w:hAnsi="TH SarabunIT๙" w:cs="TH SarabunIT๙"/>
-          <w:sz w:val="32"/>
-          <w:szCs w:val="32"/>
-        </w:rPr>
-        <w:t>_name_</w:t>
-      </w:r>
-      <w:proofErr w:type="gramStart"/>
-      <w:r>
-        <w:rPr>
-          <w:rFonts w:ascii="TH SarabunIT๙" w:hAnsi="TH SarabunIT๙" w:cs="TH SarabunIT๙"/>
-          <w:sz w:val="32"/>
-          <w:szCs w:val="32"/>
-        </w:rPr>
-        <w:t>1 }</w:t>
-      </w:r>
-      <w:proofErr w:type="gramEnd"/>
-      <w:r>
-        <w:rPr>
-          <w:rFonts w:ascii="TH SarabunIT๙" w:hAnsi="TH SarabunIT๙" w:cs="TH SarabunIT๙"/>
-          <w:sz w:val="32"/>
-          <w:szCs w:val="32"/>
-        </w:rPr>
-        <w:t>} )</w:t>
+      <w:r>
+        <w:rPr>
+          <w:rFonts w:ascii="TH SarabunIT๙" w:hAnsi="TH SarabunIT๙" w:cs="TH SarabunIT๙"/>
+          <w:sz w:val="32"/>
+          <w:szCs w:val="32"/>
+        </w:rPr>
+        <w:t>( {{ leader_name_1 }} )</w:t>
       </w:r>
     </w:p>
     <w:p>
@@ -1991,16 +1963,7 @@
                 <w:sz w:val="32"/>
                 <w:szCs w:val="32"/>
               </w:rPr>
-              <w:t>signature_</w:t>
-            </w:r>
-            <w:proofErr w:type="gramStart"/>
-            <w:r>
-              <w:rPr>
-                <w:rFonts w:ascii="TH SarabunIT๙" w:hAnsi="TH SarabunIT๙" w:cs="TH SarabunIT๙"/>
-                <w:sz w:val="32"/>
-                <w:szCs w:val="32"/>
-              </w:rPr>
-              <w:t>rows</w:t>
+              <w:t>signature_rows</w:t>
             </w:r>
             <w:proofErr w:type="spellEnd"/>
             <w:r>
@@ -2011,7 +1974,6 @@
               </w:rPr>
               <w:t xml:space="preserve"> %}</w:t>
             </w:r>
-            <w:proofErr w:type="gramEnd"/>
           </w:p>
           <w:p>
             <w:pPr>
@@ -2058,41 +2020,13 @@
                 <w:szCs w:val="32"/>
               </w:rPr>
             </w:pPr>
-            <w:proofErr w:type="gramStart"/>
             <w:r>
               <w:rPr>
                 <w:rFonts w:ascii="TH SarabunIT๙" w:hAnsi="TH SarabunIT๙" w:cs="TH SarabunIT๙"/>
                 <w:sz w:val="32"/>
                 <w:szCs w:val="32"/>
               </w:rPr>
-              <w:t>( {{ row</w:t>
-            </w:r>
-            <w:proofErr w:type="gramEnd"/>
-            <w:r>
-              <w:rPr>
-                <w:rFonts w:ascii="TH SarabunIT๙" w:hAnsi="TH SarabunIT๙" w:cs="TH SarabunIT๙"/>
-                <w:sz w:val="32"/>
-                <w:szCs w:val="32"/>
-              </w:rPr>
-              <w:t>.officer1_</w:t>
-            </w:r>
-            <w:proofErr w:type="gramStart"/>
-            <w:r>
-              <w:rPr>
-                <w:rFonts w:ascii="TH SarabunIT๙" w:hAnsi="TH SarabunIT๙" w:cs="TH SarabunIT๙"/>
-                <w:sz w:val="32"/>
-                <w:szCs w:val="32"/>
-              </w:rPr>
-              <w:t>name }</w:t>
-            </w:r>
-            <w:proofErr w:type="gramEnd"/>
-            <w:r>
-              <w:rPr>
-                <w:rFonts w:ascii="TH SarabunIT๙" w:hAnsi="TH SarabunIT๙" w:cs="TH SarabunIT๙"/>
-                <w:sz w:val="32"/>
-                <w:szCs w:val="32"/>
-              </w:rPr>
-              <w:t>} )</w:t>
+              <w:t>( {{ row.officer1_name }} )</w:t>
             </w:r>
           </w:p>
         </w:tc>
@@ -2118,7 +2052,6 @@
               <w:t xml:space="preserve">{% if </w:t>
             </w:r>
             <w:proofErr w:type="spellStart"/>
-            <w:proofErr w:type="gramStart"/>
             <w:r>
               <w:rPr>
                 <w:rFonts w:ascii="TH SarabunIT๙" w:hAnsi="TH SarabunIT๙" w:cs="TH SarabunIT๙"/>
@@ -2128,7 +2061,6 @@
               <w:t>row.officer</w:t>
             </w:r>
             <w:proofErr w:type="spellEnd"/>
-            <w:proofErr w:type="gramEnd"/>
             <w:r>
               <w:rPr>
                 <w:rFonts w:ascii="TH SarabunIT๙" w:hAnsi="TH SarabunIT๙" w:cs="TH SarabunIT๙"/>
@@ -2144,18 +2076,8 @@
                 <w:sz w:val="32"/>
                 <w:szCs w:val="32"/>
               </w:rPr>
-              <w:t>_</w:t>
+              <w:t>_name %}</w:t>
             </w:r>
-            <w:proofErr w:type="gramStart"/>
-            <w:r>
-              <w:rPr>
-                <w:rFonts w:ascii="TH SarabunIT๙" w:hAnsi="TH SarabunIT๙" w:cs="TH SarabunIT๙"/>
-                <w:sz w:val="32"/>
-                <w:szCs w:val="32"/>
-              </w:rPr>
-              <w:t>name %}</w:t>
-            </w:r>
-            <w:proofErr w:type="gramEnd"/>
           </w:p>
           <w:p>
             <w:pPr>
@@ -2314,28 +2236,7 @@
                 <w:sz w:val="32"/>
                 <w:szCs w:val="32"/>
               </w:rPr>
-              <w:t xml:space="preserve">{% if </w:t>
-            </w:r>
-            <w:proofErr w:type="spellStart"/>
-            <w:proofErr w:type="gramStart"/>
-            <w:r>
-              <w:rPr>
-                <w:rFonts w:ascii="TH SarabunIT๙" w:hAnsi="TH SarabunIT๙" w:cs="TH SarabunIT๙"/>
-                <w:sz w:val="32"/>
-                <w:szCs w:val="32"/>
-              </w:rPr>
-              <w:t>row.officer</w:t>
-            </w:r>
-            <w:proofErr w:type="spellEnd"/>
-            <w:proofErr w:type="gramEnd"/>
-            <w:r>
-              <w:rPr>
-                <w:rFonts w:ascii="TH SarabunIT๙" w:hAnsi="TH SarabunIT๙" w:cs="TH SarabunIT๙"/>
-                <w:sz w:val="32"/>
-                <w:szCs w:val="32"/>
-                <w:cs/>
-              </w:rPr>
-              <w:t>2</w:t>
+              <w:t>{% if row.officer</w:t>
             </w:r>
             <w:r>
               <w:rPr>
@@ -2343,18 +2244,16 @@
                 <w:sz w:val="32"/>
                 <w:szCs w:val="32"/>
               </w:rPr>
-              <w:t>_</w:t>
+              <w:t>3</w:t>
             </w:r>
-            <w:proofErr w:type="gramStart"/>
             <w:r>
               <w:rPr>
                 <w:rFonts w:ascii="TH SarabunIT๙" w:hAnsi="TH SarabunIT๙" w:cs="TH SarabunIT๙"/>
                 <w:sz w:val="32"/>
                 <w:szCs w:val="32"/>
               </w:rPr>
-              <w:t>name %}</w:t>
+              <w:t>_name %}</w:t>
             </w:r>
-            <w:proofErr w:type="gramEnd"/>
           </w:p>
           <w:p>
             <w:pPr>
@@ -2381,26 +2280,15 @@
                 <w:sz w:val="32"/>
                 <w:szCs w:val="32"/>
               </w:rPr>
-              <w:t xml:space="preserve">{{ </w:t>
+              <w:t>{{ row.officer</w:t>
             </w:r>
-            <w:proofErr w:type="spellStart"/>
             <w:r>
               <w:rPr>
                 <w:rFonts w:ascii="TH SarabunIT๙" w:hAnsi="TH SarabunIT๙" w:cs="TH SarabunIT๙"/>
                 <w:sz w:val="32"/>
                 <w:szCs w:val="32"/>
               </w:rPr>
-              <w:t>row.officer</w:t>
-            </w:r>
-            <w:proofErr w:type="spellEnd"/>
-            <w:r>
-              <w:rPr>
-                <w:rFonts w:ascii="TH SarabunIT๙" w:hAnsi="TH SarabunIT๙" w:cs="TH SarabunIT๙"/>
-                <w:sz w:val="32"/>
-                <w:szCs w:val="32"/>
-                <w:cs/>
-              </w:rPr>
-              <w:t>2</w:t>
+              <w:t>3</w:t>
             </w:r>
             <w:r>
               <w:rPr>
@@ -2444,26 +2332,15 @@
                 <w:sz w:val="32"/>
                 <w:szCs w:val="32"/>
               </w:rPr>
-              <w:t xml:space="preserve">{{ </w:t>
+              <w:t>{{ row.officer</w:t>
             </w:r>
-            <w:proofErr w:type="spellStart"/>
             <w:r>
               <w:rPr>
                 <w:rFonts w:ascii="TH SarabunIT๙" w:hAnsi="TH SarabunIT๙" w:cs="TH SarabunIT๙"/>
                 <w:sz w:val="32"/>
                 <w:szCs w:val="32"/>
               </w:rPr>
-              <w:t>row.officer</w:t>
-            </w:r>
-            <w:proofErr w:type="spellEnd"/>
-            <w:r>
-              <w:rPr>
-                <w:rFonts w:ascii="TH SarabunIT๙" w:hAnsi="TH SarabunIT๙" w:cs="TH SarabunIT๙"/>
-                <w:sz w:val="32"/>
-                <w:szCs w:val="32"/>
-                <w:cs/>
-              </w:rPr>
-              <w:t>2</w:t>
+              <w:t>3</w:t>
             </w:r>
             <w:r>
               <w:rPr>
@@ -3333,7 +3210,7 @@
         </w:rPr>
         <w:lastRenderedPageBreak/>
         <w:drawing>
-          <wp:inline distT="0" distB="0" distL="0" distR="0" wp14:anchorId="2AD5AD77" wp14:editId="6EBF8FF4">
+          <wp:inline distT="0" distB="0" distL="0" distR="0" wp14:anchorId="2AD5AD77" wp14:editId="4EBDC2CA">
             <wp:extent cx="4182745" cy="2842260"/>
             <wp:effectExtent l="19050" t="19050" r="27305" b="15240"/>
             <wp:docPr id="608966505" name="รูปภาพ 2"/>
@@ -3413,7 +3290,7 @@
           <w:cs/>
         </w:rPr>
         <w:drawing>
-          <wp:inline distT="0" distB="0" distL="0" distR="0" wp14:anchorId="4C7BB264" wp14:editId="047A9C01">
+          <wp:inline distT="0" distB="0" distL="0" distR="0" wp14:anchorId="4C7BB264" wp14:editId="6C0D2127">
             <wp:extent cx="4183380" cy="2865120"/>
             <wp:effectExtent l="19050" t="19050" r="26670" b="11430"/>
             <wp:docPr id="1633659764" name="รูปภาพ 3"/>

--- a/template_search_seizure.docx
+++ b/template_search_seizure.docx
@@ -1794,13 +1794,41 @@
         </w:rPr>
         <w:t xml:space="preserve">                                                   </w:t>
       </w:r>
-      <w:r>
-        <w:rPr>
-          <w:rFonts w:ascii="TH SarabunIT๙" w:hAnsi="TH SarabunIT๙" w:cs="TH SarabunIT๙"/>
-          <w:sz w:val="32"/>
-          <w:szCs w:val="32"/>
-        </w:rPr>
-        <w:t>( {{ leader_name_1 }} )</w:t>
+      <w:proofErr w:type="gramStart"/>
+      <w:r>
+        <w:rPr>
+          <w:rFonts w:ascii="TH SarabunIT๙" w:hAnsi="TH SarabunIT๙" w:cs="TH SarabunIT๙"/>
+          <w:sz w:val="32"/>
+          <w:szCs w:val="32"/>
+        </w:rPr>
+        <w:t>( {{ leader</w:t>
+      </w:r>
+      <w:proofErr w:type="gramEnd"/>
+      <w:r>
+        <w:rPr>
+          <w:rFonts w:ascii="TH SarabunIT๙" w:hAnsi="TH SarabunIT๙" w:cs="TH SarabunIT๙"/>
+          <w:sz w:val="32"/>
+          <w:szCs w:val="32"/>
+        </w:rPr>
+        <w:t>_name_</w:t>
+      </w:r>
+      <w:proofErr w:type="gramStart"/>
+      <w:r>
+        <w:rPr>
+          <w:rFonts w:ascii="TH SarabunIT๙" w:hAnsi="TH SarabunIT๙" w:cs="TH SarabunIT๙"/>
+          <w:sz w:val="32"/>
+          <w:szCs w:val="32"/>
+        </w:rPr>
+        <w:t>1 }</w:t>
+      </w:r>
+      <w:proofErr w:type="gramEnd"/>
+      <w:r>
+        <w:rPr>
+          <w:rFonts w:ascii="TH SarabunIT๙" w:hAnsi="TH SarabunIT๙" w:cs="TH SarabunIT๙"/>
+          <w:sz w:val="32"/>
+          <w:szCs w:val="32"/>
+        </w:rPr>
+        <w:t>} )</w:t>
       </w:r>
     </w:p>
     <w:p>
@@ -1928,6 +1956,14 @@
       <w:tblPr>
         <w:tblStyle w:val="ae"/>
         <w:tblW w:w="0" w:type="auto"/>
+        <w:tblBorders>
+          <w:top w:val="none" w:sz="0" w:space="0" w:color="auto"/>
+          <w:left w:val="none" w:sz="0" w:space="0" w:color="auto"/>
+          <w:bottom w:val="none" w:sz="0" w:space="0" w:color="auto"/>
+          <w:right w:val="none" w:sz="0" w:space="0" w:color="auto"/>
+          <w:insideH w:val="none" w:sz="0" w:space="0" w:color="auto"/>
+          <w:insideV w:val="none" w:sz="0" w:space="0" w:color="auto"/>
+        </w:tblBorders>
         <w:tblLook w:val="04A0" w:firstRow="1" w:lastRow="0" w:firstColumn="1" w:lastColumn="0" w:noHBand="0" w:noVBand="1"/>
       </w:tblPr>
       <w:tblGrid>
@@ -1963,7 +1999,16 @@
                 <w:sz w:val="32"/>
                 <w:szCs w:val="32"/>
               </w:rPr>
-              <w:t>signature_rows</w:t>
+              <w:t>signature_</w:t>
+            </w:r>
+            <w:proofErr w:type="gramStart"/>
+            <w:r>
+              <w:rPr>
+                <w:rFonts w:ascii="TH SarabunIT๙" w:hAnsi="TH SarabunIT๙" w:cs="TH SarabunIT๙"/>
+                <w:sz w:val="32"/>
+                <w:szCs w:val="32"/>
+              </w:rPr>
+              <w:t>rows</w:t>
             </w:r>
             <w:proofErr w:type="spellEnd"/>
             <w:r>
@@ -1974,6 +2019,7 @@
               </w:rPr>
               <w:t xml:space="preserve"> %}</w:t>
             </w:r>
+            <w:proofErr w:type="gramEnd"/>
           </w:p>
           <w:p>
             <w:pPr>
@@ -2020,13 +2066,41 @@
                 <w:szCs w:val="32"/>
               </w:rPr>
             </w:pPr>
+            <w:proofErr w:type="gramStart"/>
             <w:r>
               <w:rPr>
                 <w:rFonts w:ascii="TH SarabunIT๙" w:hAnsi="TH SarabunIT๙" w:cs="TH SarabunIT๙"/>
                 <w:sz w:val="32"/>
                 <w:szCs w:val="32"/>
               </w:rPr>
-              <w:t>( {{ row.officer1_name }} )</w:t>
+              <w:t>( {{ row</w:t>
+            </w:r>
+            <w:proofErr w:type="gramEnd"/>
+            <w:r>
+              <w:rPr>
+                <w:rFonts w:ascii="TH SarabunIT๙" w:hAnsi="TH SarabunIT๙" w:cs="TH SarabunIT๙"/>
+                <w:sz w:val="32"/>
+                <w:szCs w:val="32"/>
+              </w:rPr>
+              <w:t>.officer1_</w:t>
+            </w:r>
+            <w:proofErr w:type="gramStart"/>
+            <w:r>
+              <w:rPr>
+                <w:rFonts w:ascii="TH SarabunIT๙" w:hAnsi="TH SarabunIT๙" w:cs="TH SarabunIT๙"/>
+                <w:sz w:val="32"/>
+                <w:szCs w:val="32"/>
+              </w:rPr>
+              <w:t>name }</w:t>
+            </w:r>
+            <w:proofErr w:type="gramEnd"/>
+            <w:r>
+              <w:rPr>
+                <w:rFonts w:ascii="TH SarabunIT๙" w:hAnsi="TH SarabunIT๙" w:cs="TH SarabunIT๙"/>
+                <w:sz w:val="32"/>
+                <w:szCs w:val="32"/>
+              </w:rPr>
+              <w:t>} )</w:t>
             </w:r>
           </w:p>
         </w:tc>
@@ -2052,6 +2126,7 @@
               <w:t xml:space="preserve">{% if </w:t>
             </w:r>
             <w:proofErr w:type="spellStart"/>
+            <w:proofErr w:type="gramStart"/>
             <w:r>
               <w:rPr>
                 <w:rFonts w:ascii="TH SarabunIT๙" w:hAnsi="TH SarabunIT๙" w:cs="TH SarabunIT๙"/>
@@ -2061,6 +2136,7 @@
               <w:t>row.officer</w:t>
             </w:r>
             <w:proofErr w:type="spellEnd"/>
+            <w:proofErr w:type="gramEnd"/>
             <w:r>
               <w:rPr>
                 <w:rFonts w:ascii="TH SarabunIT๙" w:hAnsi="TH SarabunIT๙" w:cs="TH SarabunIT๙"/>
@@ -2076,8 +2152,18 @@
                 <w:sz w:val="32"/>
                 <w:szCs w:val="32"/>
               </w:rPr>
-              <w:t>_name %}</w:t>
+              <w:t>_</w:t>
             </w:r>
+            <w:proofErr w:type="gramStart"/>
+            <w:r>
+              <w:rPr>
+                <w:rFonts w:ascii="TH SarabunIT๙" w:hAnsi="TH SarabunIT๙" w:cs="TH SarabunIT๙"/>
+                <w:sz w:val="32"/>
+                <w:szCs w:val="32"/>
+              </w:rPr>
+              <w:t>name %}</w:t>
+            </w:r>
+            <w:proofErr w:type="gramEnd"/>
           </w:p>
           <w:p>
             <w:pPr>
@@ -2236,8 +2322,18 @@
                 <w:sz w:val="32"/>
                 <w:szCs w:val="32"/>
               </w:rPr>
-              <w:t>{% if row.officer</w:t>
+              <w:t xml:space="preserve">{% if </w:t>
             </w:r>
+            <w:proofErr w:type="gramStart"/>
+            <w:r>
+              <w:rPr>
+                <w:rFonts w:ascii="TH SarabunIT๙" w:hAnsi="TH SarabunIT๙" w:cs="TH SarabunIT๙"/>
+                <w:sz w:val="32"/>
+                <w:szCs w:val="32"/>
+              </w:rPr>
+              <w:t>row.officer</w:t>
+            </w:r>
+            <w:proofErr w:type="gramEnd"/>
             <w:r>
               <w:rPr>
                 <w:rFonts w:ascii="TH SarabunIT๙" w:hAnsi="TH SarabunIT๙" w:cs="TH SarabunIT๙"/>
@@ -2252,35 +2348,53 @@
                 <w:sz w:val="32"/>
                 <w:szCs w:val="32"/>
               </w:rPr>
-              <w:t>_name %}</w:t>
+              <w:t xml:space="preserve">_name </w:t>
             </w:r>
-          </w:p>
-          <w:p>
-            <w:pPr>
-              <w:jc w:val="center"/>
-              <w:rPr>
-                <w:rFonts w:ascii="TH SarabunIT๙" w:hAnsi="TH SarabunIT๙" w:cs="TH SarabunIT๙"/>
-                <w:sz w:val="32"/>
-                <w:szCs w:val="32"/>
-              </w:rPr>
-            </w:pPr>
+            <w:proofErr w:type="gramStart"/>
             <w:r>
               <w:rPr>
                 <w:rFonts w:ascii="TH SarabunIT๙" w:hAnsi="TH SarabunIT๙" w:cs="TH SarabunIT๙"/>
                 <w:sz w:val="32"/>
                 <w:szCs w:val="32"/>
-                <w:cs/>
-              </w:rPr>
-              <w:lastRenderedPageBreak/>
-              <w:t xml:space="preserve">ลงชื่อ </w:t>
+              </w:rPr>
+              <w:t>%}</w:t>
             </w:r>
             <w:r>
               <w:rPr>
                 <w:rFonts w:ascii="TH SarabunIT๙" w:hAnsi="TH SarabunIT๙" w:cs="TH SarabunIT๙"/>
                 <w:sz w:val="32"/>
                 <w:szCs w:val="32"/>
-              </w:rPr>
-              <w:t>{{ row.officer</w:t>
+                <w:cs/>
+              </w:rPr>
+              <w:t>ลงชื่อ</w:t>
+            </w:r>
+            <w:proofErr w:type="gramEnd"/>
+            <w:r>
+              <w:rPr>
+                <w:rFonts w:ascii="TH SarabunIT๙" w:hAnsi="TH SarabunIT๙" w:cs="TH SarabunIT๙"/>
+                <w:sz w:val="32"/>
+                <w:szCs w:val="32"/>
+                <w:cs/>
+              </w:rPr>
+              <w:t xml:space="preserve"> </w:t>
+            </w:r>
+            <w:proofErr w:type="gramStart"/>
+            <w:r>
+              <w:rPr>
+                <w:rFonts w:ascii="TH SarabunIT๙" w:hAnsi="TH SarabunIT๙" w:cs="TH SarabunIT๙"/>
+                <w:sz w:val="32"/>
+                <w:szCs w:val="32"/>
+              </w:rPr>
+              <w:t>{{ row</w:t>
+            </w:r>
+            <w:proofErr w:type="gramEnd"/>
+            <w:r>
+              <w:rPr>
+                <w:rFonts w:ascii="TH SarabunIT๙" w:hAnsi="TH SarabunIT๙" w:cs="TH SarabunIT๙"/>
+                <w:sz w:val="32"/>
+                <w:szCs w:val="32"/>
+              </w:rPr>
+              <w:t>.officer</w:t>
             </w:r>
             <w:r>
               <w:rPr>
@@ -2296,8 +2410,18 @@
                 <w:sz w:val="32"/>
                 <w:szCs w:val="32"/>
               </w:rPr>
-              <w:t>_rank }}.....................................................</w:t>
+              <w:t>_</w:t>
             </w:r>
+            <w:proofErr w:type="gramStart"/>
+            <w:r>
+              <w:rPr>
+                <w:rFonts w:ascii="TH SarabunIT๙" w:hAnsi="TH SarabunIT๙" w:cs="TH SarabunIT๙"/>
+                <w:sz w:val="32"/>
+                <w:szCs w:val="32"/>
+              </w:rPr>
+              <w:t>rank }}.....................................................</w:t>
+            </w:r>
+            <w:proofErr w:type="gramEnd"/>
             <w:r>
               <w:rPr>
                 <w:rFonts w:ascii="TH SarabunIT๙" w:hAnsi="TH SarabunIT๙" w:cs="TH SarabunIT๙"/>
@@ -2324,6 +2448,7 @@
                 <w:szCs w:val="32"/>
                 <w:cs/>
               </w:rPr>
+              <w:lastRenderedPageBreak/>
               <w:t xml:space="preserve">( </w:t>
             </w:r>
             <w:r>
@@ -2368,41 +2493,21 @@
               </w:rPr>
               <w:t>{% endif %}</w:t>
             </w:r>
-          </w:p>
-          <w:p>
-            <w:pPr>
-              <w:jc w:val="center"/>
-              <w:rPr>
-                <w:rFonts w:ascii="TH SarabunIT๙" w:hAnsi="TH SarabunIT๙" w:cs="TH SarabunIT๙"/>
-                <w:sz w:val="32"/>
-                <w:szCs w:val="32"/>
-              </w:rPr>
-            </w:pPr>
             <w:r>
               <w:rPr>
                 <w:rFonts w:ascii="TH SarabunIT๙" w:hAnsi="TH SarabunIT๙" w:cs="TH SarabunIT๙"/>
                 <w:sz w:val="32"/>
                 <w:szCs w:val="32"/>
               </w:rPr>
-              <w:t xml:space="preserve">{% </w:t>
+              <w:t xml:space="preserve"> </w:t>
             </w:r>
-            <w:proofErr w:type="spellStart"/>
             <w:r>
               <w:rPr>
                 <w:rFonts w:ascii="TH SarabunIT๙" w:hAnsi="TH SarabunIT๙" w:cs="TH SarabunIT๙"/>
                 <w:sz w:val="32"/>
                 <w:szCs w:val="32"/>
               </w:rPr>
-              <w:t>endfor</w:t>
-            </w:r>
-            <w:proofErr w:type="spellEnd"/>
-            <w:r>
-              <w:rPr>
-                <w:rFonts w:ascii="TH SarabunIT๙" w:hAnsi="TH SarabunIT๙" w:cs="TH SarabunIT๙"/>
-                <w:sz w:val="32"/>
-                <w:szCs w:val="32"/>
-              </w:rPr>
-              <w:t xml:space="preserve"> %}</w:t>
+              <w:t>{% endfor %}</w:t>
             </w:r>
           </w:p>
         </w:tc>
@@ -3210,7 +3315,7 @@
         </w:rPr>
         <w:lastRenderedPageBreak/>
         <w:drawing>
-          <wp:inline distT="0" distB="0" distL="0" distR="0" wp14:anchorId="2AD5AD77" wp14:editId="4EBDC2CA">
+          <wp:inline distT="0" distB="0" distL="0" distR="0" wp14:anchorId="2AD5AD77" wp14:editId="7D70C5E5">
             <wp:extent cx="4182745" cy="2842260"/>
             <wp:effectExtent l="19050" t="19050" r="27305" b="15240"/>
             <wp:docPr id="608966505" name="รูปภาพ 2"/>
@@ -3290,7 +3395,7 @@
           <w:cs/>
         </w:rPr>
         <w:drawing>
-          <wp:inline distT="0" distB="0" distL="0" distR="0" wp14:anchorId="4C7BB264" wp14:editId="6C0D2127">
+          <wp:inline distT="0" distB="0" distL="0" distR="0" wp14:anchorId="4C7BB264" wp14:editId="036965BD">
             <wp:extent cx="4183380" cy="2865120"/>
             <wp:effectExtent l="19050" t="19050" r="26670" b="11430"/>
             <wp:docPr id="1633659764" name="รูปภาพ 3"/>

--- a/template_search_seizure.docx
+++ b/template_search_seizure.docx
@@ -292,25 +292,7 @@
           <w:sz w:val="32"/>
           <w:szCs w:val="32"/>
         </w:rPr>
-        <w:t xml:space="preserve">{{ </w:t>
-      </w:r>
-      <w:proofErr w:type="spellStart"/>
-      <w:r>
-        <w:rPr>
-          <w:rFonts w:ascii="TH SarabunIT๙" w:hAnsi="TH SarabunIT๙" w:cs="TH SarabunIT๙"/>
-          <w:sz w:val="32"/>
-          <w:szCs w:val="32"/>
-        </w:rPr>
-        <w:t>record_location</w:t>
-      </w:r>
-      <w:proofErr w:type="spellEnd"/>
-      <w:r>
-        <w:rPr>
-          <w:rFonts w:ascii="TH SarabunIT๙" w:hAnsi="TH SarabunIT๙" w:cs="TH SarabunIT๙"/>
-          <w:sz w:val="32"/>
-          <w:szCs w:val="32"/>
-        </w:rPr>
-        <w:t xml:space="preserve"> }}</w:t>
+        <w:t>{{ record_location }}</w:t>
       </w:r>
     </w:p>
     <w:p>
@@ -385,9 +367,8 @@
           <w:sz w:val="32"/>
           <w:szCs w:val="32"/>
         </w:rPr>
-        <w:t xml:space="preserve">{{ </w:t>
-      </w:r>
-      <w:proofErr w:type="spellStart"/>
+        <w:t>{{ record_date_th }}</w:t>
+      </w:r>
       <w:r>
         <w:rPr>
           <w:rFonts w:ascii="TH SarabunIT๙" w:hAnsi="TH SarabunIT๙" w:cs="TH SarabunIT๙"/>
@@ -395,17 +376,17 @@
           <w:sz w:val="32"/>
           <w:szCs w:val="32"/>
         </w:rPr>
-        <w:t>record_date_ad</w:t>
-      </w:r>
-      <w:proofErr w:type="spellEnd"/>
+        <w:t xml:space="preserve"> </w:t>
+      </w:r>
       <w:r>
         <w:rPr>
           <w:rFonts w:ascii="TH SarabunIT๙" w:hAnsi="TH SarabunIT๙" w:cs="TH SarabunIT๙"/>
           <w:color w:val="000000" w:themeColor="text1"/>
           <w:sz w:val="32"/>
           <w:szCs w:val="32"/>
-        </w:rPr>
-        <w:t xml:space="preserve"> }} </w:t>
+          <w:cs/>
+        </w:rPr>
+        <w:t xml:space="preserve">เวลาประมาณ </w:t>
       </w:r>
       <w:r>
         <w:rPr>
@@ -413,6 +394,115 @@
           <w:color w:val="000000" w:themeColor="text1"/>
           <w:sz w:val="32"/>
           <w:szCs w:val="32"/>
+        </w:rPr>
+        <w:t xml:space="preserve">{{ record_time }} </w:t>
+      </w:r>
+      <w:r>
+        <w:rPr>
+          <w:rFonts w:ascii="TH SarabunIT๙" w:hAnsi="TH SarabunIT๙" w:cs="TH SarabunIT๙"/>
+          <w:color w:val="000000" w:themeColor="text1"/>
+          <w:sz w:val="32"/>
+          <w:szCs w:val="32"/>
+          <w:cs/>
+        </w:rPr>
+        <w:t>น.</w:t>
+      </w:r>
+    </w:p>
+    <w:p>
+      <w:pPr>
+        <w:jc w:val="thaiDistribute"/>
+        <w:rPr>
+          <w:rFonts w:ascii="TH SarabunIT๙" w:hAnsi="TH SarabunIT๙" w:cs="TH SarabunIT๙"/>
+          <w:color w:val="000000" w:themeColor="text1"/>
+          <w:sz w:val="32"/>
+          <w:szCs w:val="32"/>
+        </w:rPr>
+      </w:pPr>
+      <w:r>
+        <w:rPr>
+          <w:rFonts w:ascii="TH SarabunIT๙" w:hAnsi="TH SarabunIT๙" w:cs="TH SarabunIT๙"/>
+          <w:b/>
+          <w:bCs/>
+          <w:sz w:val="32"/>
+          <w:szCs w:val="32"/>
+          <w:cs/>
+        </w:rPr>
+        <w:t>วัน/เดือน/ปี/เวลา ที่</w:t>
+      </w:r>
+      <w:bookmarkStart w:id="1" w:name="_Hlk191981760"/>
+      <w:r>
+        <w:rPr>
+          <w:rFonts w:ascii="TH SarabunIT๙" w:hAnsi="TH SarabunIT๙" w:cs="TH SarabunIT๙" w:hint="cs"/>
+          <w:b/>
+          <w:bCs/>
+          <w:color w:val="000000" w:themeColor="text1"/>
+          <w:sz w:val="32"/>
+          <w:szCs w:val="32"/>
+          <w:cs/>
+        </w:rPr>
+        <w:t>ตรวจค้น</w:t>
+      </w:r>
+      <w:r>
+        <w:rPr>
+          <w:rFonts w:ascii="TH SarabunIT๙" w:hAnsi="TH SarabunIT๙" w:cs="TH SarabunIT๙"/>
+          <w:b/>
+          <w:bCs/>
+          <w:color w:val="000000" w:themeColor="text1"/>
+          <w:sz w:val="32"/>
+          <w:szCs w:val="32"/>
+          <w:cs/>
+        </w:rPr>
+        <w:t>/ตรวจยึด</w:t>
+      </w:r>
+      <w:r>
+        <w:rPr>
+          <w:rFonts w:ascii="TH SarabunIT๙" w:hAnsi="TH SarabunIT๙" w:cs="TH SarabunIT๙" w:hint="cs"/>
+          <w:b/>
+          <w:bCs/>
+          <w:color w:val="000000" w:themeColor="text1"/>
+          <w:sz w:val="32"/>
+          <w:szCs w:val="32"/>
+          <w:cs/>
+        </w:rPr>
+        <w:t xml:space="preserve"> </w:t>
+      </w:r>
+      <w:r>
+        <w:rPr>
+          <w:rFonts w:ascii="TH SarabunIT๙" w:hAnsi="TH SarabunIT๙" w:cs="TH SarabunIT๙" w:hint="cs"/>
+          <w:b/>
+          <w:bCs/>
+          <w:color w:val="000000" w:themeColor="text1"/>
+          <w:sz w:val="32"/>
+          <w:szCs w:val="32"/>
+          <w:cs/>
+        </w:rPr>
+        <w:t xml:space="preserve"> </w:t>
+      </w:r>
+      <w:bookmarkEnd w:id="1"/>
+      <w:r>
+        <w:rPr>
+          <w:rFonts w:ascii="TH SarabunIT๙" w:hAnsi="TH SarabunIT๙" w:cs="TH SarabunIT๙"/>
+          <w:color w:val="000000" w:themeColor="text1"/>
+          <w:sz w:val="32"/>
+          <w:szCs w:val="32"/>
+        </w:rPr>
+        <w:t>{{ search_date_th }}</w:t>
+      </w:r>
+      <w:r>
+        <w:rPr>
+          <w:rFonts w:ascii="TH SarabunIT๙" w:hAnsi="TH SarabunIT๙" w:cs="TH SarabunIT๙"/>
+          <w:color w:val="000000" w:themeColor="text1"/>
+          <w:sz w:val="32"/>
+          <w:szCs w:val="32"/>
+        </w:rPr>
+        <w:t xml:space="preserve"> </w:t>
+      </w:r>
+      <w:r>
+        <w:rPr>
+          <w:rFonts w:ascii="TH SarabunIT๙" w:hAnsi="TH SarabunIT๙" w:cs="TH SarabunIT๙"/>
+          <w:color w:val="000000" w:themeColor="text1"/>
+          <w:sz w:val="32"/>
+          <w:szCs w:val="32"/>
           <w:cs/>
         </w:rPr>
         <w:t xml:space="preserve">เวลาประมาณ </w:t>
@@ -424,177 +514,7 @@
           <w:sz w:val="32"/>
           <w:szCs w:val="32"/>
         </w:rPr>
-        <w:t xml:space="preserve">{{ </w:t>
-      </w:r>
-      <w:proofErr w:type="spellStart"/>
-      <w:r>
-        <w:rPr>
-          <w:rFonts w:ascii="TH SarabunIT๙" w:hAnsi="TH SarabunIT๙" w:cs="TH SarabunIT๙"/>
-          <w:color w:val="000000" w:themeColor="text1"/>
-          <w:sz w:val="32"/>
-          <w:szCs w:val="32"/>
-        </w:rPr>
-        <w:t>record_time</w:t>
-      </w:r>
-      <w:proofErr w:type="spellEnd"/>
-      <w:r>
-        <w:rPr>
-          <w:rFonts w:ascii="TH SarabunIT๙" w:hAnsi="TH SarabunIT๙" w:cs="TH SarabunIT๙"/>
-          <w:color w:val="000000" w:themeColor="text1"/>
-          <w:sz w:val="32"/>
-          <w:szCs w:val="32"/>
-        </w:rPr>
-        <w:t xml:space="preserve"> }} </w:t>
-      </w:r>
-      <w:r>
-        <w:rPr>
-          <w:rFonts w:ascii="TH SarabunIT๙" w:hAnsi="TH SarabunIT๙" w:cs="TH SarabunIT๙"/>
-          <w:color w:val="000000" w:themeColor="text1"/>
-          <w:sz w:val="32"/>
-          <w:szCs w:val="32"/>
-          <w:cs/>
-        </w:rPr>
-        <w:t>น.</w:t>
-      </w:r>
-    </w:p>
-    <w:p>
-      <w:pPr>
-        <w:jc w:val="thaiDistribute"/>
-        <w:rPr>
-          <w:rFonts w:ascii="TH SarabunIT๙" w:hAnsi="TH SarabunIT๙" w:cs="TH SarabunIT๙"/>
-          <w:color w:val="000000" w:themeColor="text1"/>
-          <w:sz w:val="32"/>
-          <w:szCs w:val="32"/>
-        </w:rPr>
-      </w:pPr>
-      <w:r>
-        <w:rPr>
-          <w:rFonts w:ascii="TH SarabunIT๙" w:hAnsi="TH SarabunIT๙" w:cs="TH SarabunIT๙"/>
-          <w:b/>
-          <w:bCs/>
-          <w:sz w:val="32"/>
-          <w:szCs w:val="32"/>
-          <w:cs/>
-        </w:rPr>
-        <w:t>วัน/เดือน/ปี/เวลา ที่</w:t>
-      </w:r>
-      <w:bookmarkStart w:id="1" w:name="_Hlk191981760"/>
-      <w:r>
-        <w:rPr>
-          <w:rFonts w:ascii="TH SarabunIT๙" w:hAnsi="TH SarabunIT๙" w:cs="TH SarabunIT๙" w:hint="cs"/>
-          <w:b/>
-          <w:bCs/>
-          <w:color w:val="000000" w:themeColor="text1"/>
-          <w:sz w:val="32"/>
-          <w:szCs w:val="32"/>
-          <w:cs/>
-        </w:rPr>
-        <w:t>ตรวจค้น</w:t>
-      </w:r>
-      <w:r>
-        <w:rPr>
-          <w:rFonts w:ascii="TH SarabunIT๙" w:hAnsi="TH SarabunIT๙" w:cs="TH SarabunIT๙"/>
-          <w:b/>
-          <w:bCs/>
-          <w:color w:val="000000" w:themeColor="text1"/>
-          <w:sz w:val="32"/>
-          <w:szCs w:val="32"/>
-          <w:cs/>
-        </w:rPr>
-        <w:t>/ตรวจยึด</w:t>
-      </w:r>
-      <w:r>
-        <w:rPr>
-          <w:rFonts w:ascii="TH SarabunIT๙" w:hAnsi="TH SarabunIT๙" w:cs="TH SarabunIT๙" w:hint="cs"/>
-          <w:b/>
-          <w:bCs/>
-          <w:color w:val="000000" w:themeColor="text1"/>
-          <w:sz w:val="32"/>
-          <w:szCs w:val="32"/>
-          <w:cs/>
-        </w:rPr>
-        <w:t xml:space="preserve"> </w:t>
-      </w:r>
-      <w:r>
-        <w:rPr>
-          <w:rFonts w:ascii="TH SarabunIT๙" w:hAnsi="TH SarabunIT๙" w:cs="TH SarabunIT๙" w:hint="cs"/>
-          <w:b/>
-          <w:bCs/>
-          <w:color w:val="000000" w:themeColor="text1"/>
-          <w:sz w:val="32"/>
-          <w:szCs w:val="32"/>
-          <w:cs/>
-        </w:rPr>
-        <w:t xml:space="preserve"> </w:t>
-      </w:r>
-      <w:bookmarkEnd w:id="1"/>
-      <w:r>
-        <w:rPr>
-          <w:rFonts w:ascii="TH SarabunIT๙" w:hAnsi="TH SarabunIT๙" w:cs="TH SarabunIT๙"/>
-          <w:color w:val="000000" w:themeColor="text1"/>
-          <w:sz w:val="32"/>
-          <w:szCs w:val="32"/>
-        </w:rPr>
-        <w:t xml:space="preserve">{{ </w:t>
-      </w:r>
-      <w:proofErr w:type="spellStart"/>
-      <w:r>
-        <w:rPr>
-          <w:rFonts w:ascii="TH SarabunIT๙" w:hAnsi="TH SarabunIT๙" w:cs="TH SarabunIT๙"/>
-          <w:color w:val="000000" w:themeColor="text1"/>
-          <w:sz w:val="32"/>
-          <w:szCs w:val="32"/>
-        </w:rPr>
-        <w:t>search_date_ad</w:t>
-      </w:r>
-      <w:proofErr w:type="spellEnd"/>
-      <w:r>
-        <w:rPr>
-          <w:rFonts w:ascii="TH SarabunIT๙" w:hAnsi="TH SarabunIT๙" w:cs="TH SarabunIT๙"/>
-          <w:color w:val="000000" w:themeColor="text1"/>
-          <w:sz w:val="32"/>
-          <w:szCs w:val="32"/>
-        </w:rPr>
-        <w:t xml:space="preserve"> }} </w:t>
-      </w:r>
-      <w:r>
-        <w:rPr>
-          <w:rFonts w:ascii="TH SarabunIT๙" w:hAnsi="TH SarabunIT๙" w:cs="TH SarabunIT๙"/>
-          <w:color w:val="000000" w:themeColor="text1"/>
-          <w:sz w:val="32"/>
-          <w:szCs w:val="32"/>
-          <w:cs/>
-        </w:rPr>
-        <w:t xml:space="preserve">เวลาประมาณ </w:t>
-      </w:r>
-      <w:r>
-        <w:rPr>
-          <w:rFonts w:ascii="TH SarabunIT๙" w:hAnsi="TH SarabunIT๙" w:cs="TH SarabunIT๙"/>
-          <w:color w:val="000000" w:themeColor="text1"/>
-          <w:sz w:val="32"/>
-          <w:szCs w:val="32"/>
-        </w:rPr>
-        <w:t xml:space="preserve">{{ </w:t>
-      </w:r>
-      <w:proofErr w:type="spellStart"/>
-      <w:r>
-        <w:rPr>
-          <w:rFonts w:ascii="TH SarabunIT๙" w:hAnsi="TH SarabunIT๙" w:cs="TH SarabunIT๙"/>
-          <w:color w:val="000000" w:themeColor="text1"/>
-          <w:sz w:val="32"/>
-          <w:szCs w:val="32"/>
-        </w:rPr>
-        <w:t>search_time</w:t>
-      </w:r>
-      <w:proofErr w:type="spellEnd"/>
-      <w:r>
-        <w:rPr>
-          <w:rFonts w:ascii="TH SarabunIT๙" w:hAnsi="TH SarabunIT๙" w:cs="TH SarabunIT๙"/>
-          <w:color w:val="000000" w:themeColor="text1"/>
-          <w:sz w:val="32"/>
-          <w:szCs w:val="32"/>
-        </w:rPr>
-        <w:t xml:space="preserve"> }} </w:t>
+        <w:t xml:space="preserve">{{ search_time }} </w:t>
       </w:r>
       <w:r>
         <w:rPr>
@@ -658,25 +578,7 @@
           <w:sz w:val="32"/>
           <w:szCs w:val="32"/>
         </w:rPr>
-        <w:t xml:space="preserve">{{ </w:t>
-      </w:r>
-      <w:proofErr w:type="spellStart"/>
-      <w:r>
-        <w:rPr>
-          <w:rFonts w:ascii="TH SarabunIT๙" w:hAnsi="TH SarabunIT๙" w:cs="TH SarabunIT๙"/>
-          <w:sz w:val="32"/>
-          <w:szCs w:val="32"/>
-        </w:rPr>
-        <w:t>search_location</w:t>
-      </w:r>
-      <w:proofErr w:type="spellEnd"/>
-      <w:r>
-        <w:rPr>
-          <w:rFonts w:ascii="TH SarabunIT๙" w:hAnsi="TH SarabunIT๙" w:cs="TH SarabunIT๙"/>
-          <w:sz w:val="32"/>
-          <w:szCs w:val="32"/>
-        </w:rPr>
-        <w:t xml:space="preserve"> }}</w:t>
+        <w:t>{{ search_location }}</w:t>
       </w:r>
     </w:p>
     <w:bookmarkEnd w:id="3"/>
@@ -824,25 +726,7 @@
           <w:sz w:val="32"/>
           <w:szCs w:val="32"/>
         </w:rPr>
-        <w:t xml:space="preserve">{{ </w:t>
-      </w:r>
-      <w:proofErr w:type="spellStart"/>
-      <w:r>
-        <w:rPr>
-          <w:rFonts w:ascii="TH SarabunIT๙" w:eastAsia="Calibri" w:hAnsi="TH SarabunIT๙" w:cs="TH SarabunIT๙"/>
-          <w:sz w:val="32"/>
-          <w:szCs w:val="32"/>
-        </w:rPr>
-        <w:t>police_team_text</w:t>
-      </w:r>
-      <w:proofErr w:type="spellEnd"/>
-      <w:r>
-        <w:rPr>
-          <w:rFonts w:ascii="TH SarabunIT๙" w:eastAsia="Calibri" w:hAnsi="TH SarabunIT๙" w:cs="TH SarabunIT๙"/>
-          <w:sz w:val="32"/>
-          <w:szCs w:val="32"/>
-        </w:rPr>
-        <w:t xml:space="preserve"> }}</w:t>
+        <w:t>{{ police_team_text }}</w:t>
       </w:r>
     </w:p>
     <w:p>
@@ -905,27 +789,35 @@
           <w:sz w:val="32"/>
           <w:szCs w:val="32"/>
         </w:rPr>
-        <w:t xml:space="preserve">{{ </w:t>
-      </w:r>
-      <w:proofErr w:type="spellStart"/>
-      <w:r>
-        <w:rPr>
-          <w:rFonts w:ascii="TH SarabunIT๙" w:hAnsi="TH SarabunIT๙" w:cs="TH SarabunIT๙"/>
+        <w:t>{{ search_circumstances }}</w:t>
+      </w:r>
+      <w:r>
+        <w:rPr>
+          <w:rFonts w:ascii="TH SarabunIT๙" w:hAnsi="TH SarabunIT๙" w:cs="TH SarabunIT๙" w:hint="cs"/>
           <w:color w:val="000000"/>
           <w:sz w:val="32"/>
           <w:szCs w:val="32"/>
-        </w:rPr>
-        <w:t>search_circumstances</w:t>
-      </w:r>
-      <w:proofErr w:type="spellEnd"/>
-      <w:r>
-        <w:rPr>
-          <w:rFonts w:ascii="TH SarabunIT๙" w:hAnsi="TH SarabunIT๙" w:cs="TH SarabunIT๙"/>
+          <w:cs/>
+        </w:rPr>
+        <w:t xml:space="preserve"> เมื่อไปถึงสถานที่ดังกล่าวพบ</w:t>
+      </w:r>
+      <w:r>
+        <w:rPr>
+          <w:rFonts w:ascii="TH SarabunIT๙" w:hAnsi="TH SarabunIT๙" w:cs="TH SarabunIT๙" w:hint="cs"/>
           <w:color w:val="000000"/>
           <w:sz w:val="32"/>
           <w:szCs w:val="32"/>
-        </w:rPr>
-        <w:t xml:space="preserve"> }}</w:t>
+          <w:cs/>
+        </w:rPr>
+        <w:t xml:space="preserve"> </w:t>
+      </w:r>
+      <w:r>
+        <w:rPr>
+          <w:rFonts w:ascii="TH SarabunIT๙" w:hAnsi="TH SarabunIT๙" w:cs="TH SarabunIT๙"/>
+          <w:sz w:val="32"/>
+          <w:szCs w:val="32"/>
+        </w:rPr>
+        <w:t>{% for leader in leaders %}</w:t>
       </w:r>
       <w:r>
         <w:rPr>
@@ -935,156 +827,44 @@
           <w:szCs w:val="32"/>
           <w:cs/>
         </w:rPr>
-        <w:t xml:space="preserve"> เมื่อไปถึงสถานที่ดังกล่าวพบ</w:t>
-      </w:r>
-      <w:r>
-        <w:rPr>
-          <w:rFonts w:ascii="TH SarabunIT๙" w:hAnsi="TH SarabunIT๙" w:cs="TH SarabunIT๙" w:hint="cs"/>
+        <w:t xml:space="preserve"> </w:t>
+      </w:r>
+      <w:r>
+        <w:rPr>
+          <w:rFonts w:ascii="TH SarabunIT๙" w:hAnsi="TH SarabunIT๙" w:cs="TH SarabunIT๙"/>
           <w:color w:val="000000"/>
           <w:sz w:val="32"/>
           <w:szCs w:val="32"/>
           <w:cs/>
         </w:rPr>
+        <w:t xml:space="preserve">( </w:t>
+      </w:r>
+      <w:r>
+        <w:rPr>
+          <w:rFonts w:ascii="TH SarabunIT๙" w:hAnsi="TH SarabunIT๙" w:cs="TH SarabunIT๙"/>
+          <w:color w:val="000000"/>
+          <w:sz w:val="32"/>
+          <w:szCs w:val="32"/>
+        </w:rPr>
+        <w:t>{{ leader.name }} )</w:t>
+      </w:r>
+      <w:r>
+        <w:rPr>
+          <w:rFonts w:ascii="TH SarabunIT๙" w:hAnsi="TH SarabunIT๙" w:cs="TH SarabunIT๙"/>
+          <w:color w:val="000000"/>
+          <w:sz w:val="32"/>
+          <w:szCs w:val="32"/>
+        </w:rPr>
         <w:t xml:space="preserve"> </w:t>
       </w:r>
       <w:r>
         <w:rPr>
           <w:rFonts w:ascii="TH SarabunIT๙" w:hAnsi="TH SarabunIT๙" w:cs="TH SarabunIT๙"/>
-          <w:sz w:val="32"/>
-          <w:szCs w:val="32"/>
-          <w:cs/>
-        </w:rPr>
-        <w:t>น</w:t>
-      </w:r>
-      <w:r>
-        <w:rPr>
-          <w:rFonts w:ascii="TH SarabunIT๙" w:hAnsi="TH SarabunIT๙" w:cs="TH SarabunIT๙"/>
-          <w:sz w:val="32"/>
-          <w:szCs w:val="32"/>
-        </w:rPr>
-        <w:t>.</w:t>
-      </w:r>
-      <w:r>
-        <w:rPr>
-          <w:rFonts w:ascii="TH SarabunIT๙" w:hAnsi="TH SarabunIT๙" w:cs="TH SarabunIT๙" w:hint="cs"/>
-          <w:sz w:val="32"/>
-          <w:szCs w:val="32"/>
-          <w:cs/>
-        </w:rPr>
-        <w:t>ส</w:t>
-      </w:r>
-      <w:r>
-        <w:rPr>
-          <w:rFonts w:ascii="TH SarabunIT๙" w:hAnsi="TH SarabunIT๙" w:cs="TH SarabunIT๙"/>
-          <w:sz w:val="32"/>
-          <w:szCs w:val="32"/>
-        </w:rPr>
-        <w:t>.</w:t>
-      </w:r>
-      <w:r>
-        <w:rPr>
-          <w:rFonts w:ascii="TH SarabunIT๙" w:hAnsi="TH SarabunIT๙" w:cs="TH SarabunIT๙" w:hint="cs"/>
-          <w:sz w:val="32"/>
-          <w:szCs w:val="32"/>
-          <w:cs/>
-        </w:rPr>
-        <w:t>ปทิตตา</w:t>
-      </w:r>
-      <w:r>
-        <w:rPr>
-          <w:rFonts w:ascii="TH SarabunIT๙" w:hAnsi="TH SarabunIT๙" w:cs="TH SarabunIT๙"/>
-          <w:sz w:val="32"/>
-          <w:szCs w:val="32"/>
-          <w:cs/>
-        </w:rPr>
-        <w:t xml:space="preserve"> ขำสมบัติ</w:t>
-      </w:r>
-      <w:r>
-        <w:rPr>
-          <w:rFonts w:ascii="TH SarabunIT๙" w:hAnsi="TH SarabunIT๙" w:cs="TH SarabunIT๙" w:hint="cs"/>
-          <w:sz w:val="32"/>
-          <w:szCs w:val="32"/>
-          <w:cs/>
-        </w:rPr>
-        <w:t xml:space="preserve"> </w:t>
-      </w:r>
-      <w:r>
-        <w:rPr>
-          <w:rFonts w:ascii="TH SarabunIT๙" w:hAnsi="TH SarabunIT๙" w:cs="TH SarabunIT๙" w:hint="cs"/>
           <w:color w:val="000000"/>
           <w:sz w:val="32"/>
           <w:szCs w:val="32"/>
-          <w:cs/>
-        </w:rPr>
-        <w:t>สัญชาติไทย</w:t>
-      </w:r>
-      <w:r>
-        <w:rPr>
-          <w:rFonts w:ascii="TH SarabunIT๙" w:hAnsi="TH SarabunIT๙" w:cs="TH SarabunIT๙" w:hint="cs"/>
-          <w:color w:val="000000"/>
-          <w:sz w:val="32"/>
-          <w:szCs w:val="32"/>
-          <w:cs/>
-        </w:rPr>
-        <w:t xml:space="preserve"> </w:t>
-      </w:r>
-      <w:r>
-        <w:rPr>
-          <w:rFonts w:ascii="TH SarabunIT๙" w:hAnsi="TH SarabunIT๙" w:cs="TH SarabunIT๙" w:hint="cs"/>
-          <w:color w:val="000000"/>
-          <w:sz w:val="32"/>
-          <w:szCs w:val="32"/>
-          <w:cs/>
-        </w:rPr>
-        <w:t xml:space="preserve">และ </w:t>
-      </w:r>
-      <w:r>
-        <w:rPr>
-          <w:rFonts w:ascii="TH SarabunIT๙" w:hAnsi="TH SarabunIT๙" w:cs="TH SarabunIT๙"/>
-          <w:sz w:val="32"/>
-          <w:szCs w:val="32"/>
-          <w:cs/>
-        </w:rPr>
-        <w:t>นาย</w:t>
-      </w:r>
-      <w:proofErr w:type="spellStart"/>
-      <w:r>
-        <w:rPr>
-          <w:rFonts w:ascii="TH SarabunIT๙" w:hAnsi="TH SarabunIT๙" w:cs="TH SarabunIT๙"/>
-          <w:sz w:val="32"/>
-          <w:szCs w:val="32"/>
-          <w:cs/>
-        </w:rPr>
-        <w:t>เต</w:t>
-      </w:r>
-      <w:proofErr w:type="spellEnd"/>
-      <w:r>
-        <w:rPr>
-          <w:rFonts w:ascii="TH SarabunIT๙" w:hAnsi="TH SarabunIT๙" w:cs="TH SarabunIT๙"/>
-          <w:sz w:val="32"/>
-          <w:szCs w:val="32"/>
-          <w:cs/>
-        </w:rPr>
-        <w:t>ชิต ขำสมบัติ</w:t>
-      </w:r>
-      <w:r>
-        <w:rPr>
-          <w:rFonts w:ascii="TH SarabunIT๙" w:hAnsi="TH SarabunIT๙" w:cs="TH SarabunIT๙" w:hint="cs"/>
-          <w:sz w:val="32"/>
-          <w:szCs w:val="32"/>
-          <w:cs/>
-        </w:rPr>
-        <w:t xml:space="preserve">  </w:t>
-      </w:r>
-      <w:r>
-        <w:rPr>
-          <w:rFonts w:ascii="TH SarabunIT๙" w:hAnsi="TH SarabunIT๙" w:cs="TH SarabunIT๙" w:hint="cs"/>
-          <w:color w:val="000000"/>
-          <w:sz w:val="32"/>
-          <w:szCs w:val="32"/>
-          <w:cs/>
-        </w:rPr>
-        <w:t>สัญชาติไทย</w:t>
+        </w:rPr>
+        <w:t>{% endfor %}</w:t>
       </w:r>
       <w:r>
         <w:rPr>
@@ -1152,56 +932,13 @@
           <w:rFonts w:ascii="TH SarabunIT๙" w:hAnsi="TH SarabunIT๙" w:cs="TH SarabunIT๙"/>
           <w:sz w:val="32"/>
           <w:szCs w:val="32"/>
-          <w:cs/>
-        </w:rPr>
-        <w:t>น</w:t>
-      </w:r>
-      <w:r>
-        <w:rPr>
-          <w:rFonts w:ascii="TH SarabunIT๙" w:hAnsi="TH SarabunIT๙" w:cs="TH SarabunIT๙"/>
-          <w:sz w:val="32"/>
-          <w:szCs w:val="32"/>
-        </w:rPr>
-        <w:t>.</w:t>
-      </w:r>
-      <w:r>
-        <w:rPr>
-          <w:rFonts w:ascii="TH SarabunIT๙" w:hAnsi="TH SarabunIT๙" w:cs="TH SarabunIT๙" w:hint="cs"/>
-          <w:sz w:val="32"/>
-          <w:szCs w:val="32"/>
-          <w:cs/>
-        </w:rPr>
-        <w:t>ส</w:t>
-      </w:r>
-      <w:r>
-        <w:rPr>
-          <w:rFonts w:ascii="TH SarabunIT๙" w:hAnsi="TH SarabunIT๙" w:cs="TH SarabunIT๙"/>
-          <w:sz w:val="32"/>
-          <w:szCs w:val="32"/>
-        </w:rPr>
-        <w:t>.</w:t>
-      </w:r>
-      <w:r>
-        <w:rPr>
-          <w:rFonts w:ascii="TH SarabunIT๙" w:hAnsi="TH SarabunIT๙" w:cs="TH SarabunIT๙" w:hint="cs"/>
-          <w:sz w:val="32"/>
-          <w:szCs w:val="32"/>
-          <w:cs/>
-        </w:rPr>
-        <w:t>ปทิตตา</w:t>
-      </w:r>
-      <w:r>
-        <w:rPr>
-          <w:rFonts w:ascii="TH SarabunIT๙" w:hAnsi="TH SarabunIT๙" w:cs="TH SarabunIT๙"/>
-          <w:sz w:val="32"/>
-          <w:szCs w:val="32"/>
-          <w:cs/>
-        </w:rPr>
-        <w:t xml:space="preserve"> ขำสมบัติ</w:t>
-      </w:r>
-      <w:r>
-        <w:rPr>
-          <w:rFonts w:ascii="TH SarabunIT๙" w:hAnsi="TH SarabunIT๙" w:cs="TH SarabunIT๙" w:hint="cs"/>
+        </w:rPr>
+        <w:t>{% for leader in leaders %}</w:t>
+      </w:r>
+      <w:r>
+        <w:rPr>
+          <w:rFonts w:ascii="TH SarabunIT๙" w:hAnsi="TH SarabunIT๙" w:cs="TH SarabunIT๙" w:hint="cs"/>
+          <w:color w:val="000000"/>
           <w:sz w:val="32"/>
           <w:szCs w:val="32"/>
           <w:cs/>
@@ -1210,13 +947,40 @@
       </w:r>
       <w:r>
         <w:rPr>
-          <w:rFonts w:ascii="TH SarabunIT๙" w:hAnsi="TH SarabunIT๙" w:cs="TH SarabunIT๙" w:hint="cs"/>
+          <w:rFonts w:ascii="TH SarabunIT๙" w:hAnsi="TH SarabunIT๙" w:cs="TH SarabunIT๙"/>
           <w:color w:val="000000"/>
           <w:sz w:val="32"/>
           <w:szCs w:val="32"/>
           <w:cs/>
         </w:rPr>
-        <w:t>สัญชาติไทย</w:t>
+        <w:t xml:space="preserve">( </w:t>
+      </w:r>
+      <w:r>
+        <w:rPr>
+          <w:rFonts w:ascii="TH SarabunIT๙" w:hAnsi="TH SarabunIT๙" w:cs="TH SarabunIT๙"/>
+          <w:color w:val="000000"/>
+          <w:sz w:val="32"/>
+          <w:szCs w:val="32"/>
+        </w:rPr>
+        <w:t>{{ leader.name }} )</w:t>
+      </w:r>
+      <w:r>
+        <w:rPr>
+          <w:rFonts w:ascii="TH SarabunIT๙" w:hAnsi="TH SarabunIT๙" w:cs="TH SarabunIT๙"/>
+          <w:color w:val="000000"/>
+          <w:sz w:val="32"/>
+          <w:szCs w:val="32"/>
+        </w:rPr>
+        <w:t xml:space="preserve"> </w:t>
+      </w:r>
+      <w:r>
+        <w:rPr>
+          <w:rFonts w:ascii="TH SarabunIT๙" w:hAnsi="TH SarabunIT๙" w:cs="TH SarabunIT๙"/>
+          <w:color w:val="000000"/>
+          <w:sz w:val="32"/>
+          <w:szCs w:val="32"/>
+        </w:rPr>
+        <w:t>{% endfor %}</w:t>
       </w:r>
       <w:r>
         <w:rPr>
@@ -1346,37 +1110,47 @@
           <w:sz w:val="32"/>
           <w:szCs w:val="32"/>
         </w:rPr>
-        <w:t xml:space="preserve">{{ </w:t>
-      </w:r>
-      <w:proofErr w:type="spellStart"/>
-      <w:r>
-        <w:rPr>
-          <w:rFonts w:ascii="TH SarabunIT๙" w:hAnsi="TH SarabunIT๙" w:cs="TH SarabunIT๙"/>
+        <w:t>{{ seized_count }}</w:t>
+      </w:r>
+      <w:r>
+        <w:rPr>
+          <w:rFonts w:ascii="TH SarabunIT๙" w:hAnsi="TH SarabunIT๙" w:cs="TH SarabunIT๙" w:hint="cs"/>
           <w:color w:val="000000"/>
           <w:sz w:val="32"/>
           <w:szCs w:val="32"/>
-        </w:rPr>
-        <w:t>seized_items|length</w:t>
-      </w:r>
-      <w:proofErr w:type="spellEnd"/>
-      <w:r>
-        <w:rPr>
-          <w:rFonts w:ascii="TH SarabunIT๙" w:hAnsi="TH SarabunIT๙" w:cs="TH SarabunIT๙"/>
+          <w:cs/>
+        </w:rPr>
+        <w:t xml:space="preserve"> </w:t>
+      </w:r>
+      <w:r>
+        <w:rPr>
+          <w:rFonts w:ascii="TH SarabunIT๙" w:hAnsi="TH SarabunIT๙" w:cs="TH SarabunIT๙" w:hint="cs"/>
           <w:color w:val="000000"/>
           <w:sz w:val="32"/>
           <w:szCs w:val="32"/>
-        </w:rPr>
-        <w:t xml:space="preserve"> }}</w:t>
-      </w:r>
-      <w:r>
-        <w:rPr>
-          <w:rFonts w:ascii="TH SarabunIT๙" w:hAnsi="TH SarabunIT๙" w:cs="TH SarabunIT๙" w:hint="cs"/>
+          <w:cs/>
+        </w:rPr>
+        <w:t>รายการ (ตามเอกสารที่แนบ)</w:t>
+      </w:r>
+    </w:p>
+    <w:p>
+      <w:pPr>
+        <w:jc w:val="thaiDistribute"/>
+        <w:rPr>
+          <w:rFonts w:ascii="TH SarabunIT๙" w:hAnsi="TH SarabunIT๙" w:cs="TH SarabunIT๙"/>
+          <w:sz w:val="32"/>
+          <w:szCs w:val="32"/>
+        </w:rPr>
+      </w:pPr>
+      <w:r>
+        <w:rPr>
+          <w:rFonts w:ascii="TH SarabunIT๙" w:hAnsi="TH SarabunIT๙" w:cs="TH SarabunIT๙"/>
           <w:color w:val="000000"/>
           <w:sz w:val="32"/>
           <w:szCs w:val="32"/>
           <w:cs/>
         </w:rPr>
-        <w:t xml:space="preserve"> </w:t>
+        <w:tab/>
       </w:r>
       <w:r>
         <w:rPr>
@@ -1386,27 +1160,16 @@
           <w:szCs w:val="32"/>
           <w:cs/>
         </w:rPr>
-        <w:t>รายการ (ตามเอกสารที่แนบ)</w:t>
-      </w:r>
-    </w:p>
-    <w:p>
-      <w:pPr>
-        <w:jc w:val="thaiDistribute"/>
-        <w:rPr>
-          <w:rFonts w:ascii="TH SarabunIT๙" w:hAnsi="TH SarabunIT๙" w:cs="TH SarabunIT๙"/>
-          <w:sz w:val="32"/>
-          <w:szCs w:val="32"/>
-        </w:rPr>
-      </w:pPr>
+        <w:t xml:space="preserve">เสร็จสิ้นการตรวจค้น เวลา  </w:t>
+      </w:r>
       <w:r>
         <w:rPr>
           <w:rFonts w:ascii="TH SarabunIT๙" w:hAnsi="TH SarabunIT๙" w:cs="TH SarabunIT๙"/>
           <w:color w:val="000000"/>
           <w:sz w:val="32"/>
           <w:szCs w:val="32"/>
-          <w:cs/>
-        </w:rPr>
-        <w:tab/>
+        </w:rPr>
+        <w:t>{{ search_end_time }}</w:t>
       </w:r>
       <w:r>
         <w:rPr>
@@ -1416,7 +1179,7 @@
           <w:szCs w:val="32"/>
           <w:cs/>
         </w:rPr>
-        <w:t xml:space="preserve">เสร็จสิ้นการตรวจค้น เวลา  </w:t>
+        <w:t xml:space="preserve"> น. นำทรัพย์ทั้งหมดส่ง </w:t>
       </w:r>
       <w:r>
         <w:rPr>
@@ -1425,37 +1188,7 @@
           <w:sz w:val="32"/>
           <w:szCs w:val="32"/>
         </w:rPr>
-        <w:t xml:space="preserve">{{ </w:t>
-      </w:r>
-      <w:proofErr w:type="spellStart"/>
-      <w:r>
-        <w:rPr>
-          <w:rFonts w:ascii="TH SarabunIT๙" w:hAnsi="TH SarabunIT๙" w:cs="TH SarabunIT๙"/>
-          <w:color w:val="000000"/>
-          <w:sz w:val="32"/>
-          <w:szCs w:val="32"/>
-        </w:rPr>
-        <w:t>search_end_time</w:t>
-      </w:r>
-      <w:proofErr w:type="spellEnd"/>
-      <w:r>
-        <w:rPr>
-          <w:rFonts w:ascii="TH SarabunIT๙" w:hAnsi="TH SarabunIT๙" w:cs="TH SarabunIT๙"/>
-          <w:color w:val="000000"/>
-          <w:sz w:val="32"/>
-          <w:szCs w:val="32"/>
-        </w:rPr>
-        <w:t xml:space="preserve"> }}</w:t>
-      </w:r>
-      <w:r>
-        <w:rPr>
-          <w:rFonts w:ascii="TH SarabunIT๙" w:hAnsi="TH SarabunIT๙" w:cs="TH SarabunIT๙" w:hint="cs"/>
-          <w:color w:val="000000"/>
-          <w:sz w:val="32"/>
-          <w:szCs w:val="32"/>
-          <w:cs/>
-        </w:rPr>
-        <w:t xml:space="preserve"> น. นำทรัพย์ทั้งหมดส่ง พงส. ที่รับผิดชอบต่อไป</w:t>
+        <w:t>{{ investigator_name }}</w:t>
       </w:r>
     </w:p>
     <w:p>
@@ -1723,112 +1456,101 @@
     </w:p>
     <w:p>
       <w:pPr>
-        <w:ind w:right="-164"/>
-        <w:jc w:val="thaiDistribute"/>
-        <w:rPr>
-          <w:rFonts w:ascii="TH SarabunIT๙" w:hAnsi="TH SarabunIT๙" w:cs="TH SarabunIT๙"/>
-          <w:sz w:val="32"/>
-          <w:szCs w:val="32"/>
-        </w:rPr>
-      </w:pPr>
-      <w:r>
-        <w:rPr>
-          <w:rFonts w:ascii="TH SarabunIT๙" w:hAnsi="TH SarabunIT๙" w:cs="TH SarabunIT๙"/>
-          <w:sz w:val="32"/>
-          <w:szCs w:val="32"/>
-          <w:cs/>
-        </w:rPr>
-        <w:tab/>
-      </w:r>
-      <w:r>
-        <w:rPr>
-          <w:rFonts w:ascii="TH SarabunIT๙" w:hAnsi="TH SarabunIT๙" w:cs="TH SarabunIT๙"/>
-          <w:sz w:val="32"/>
-          <w:szCs w:val="32"/>
-          <w:cs/>
-        </w:rPr>
-        <w:tab/>
-      </w:r>
-      <w:r>
-        <w:rPr>
-          <w:rFonts w:ascii="TH SarabunIT๙" w:hAnsi="TH SarabunIT๙" w:cs="TH SarabunIT๙"/>
-          <w:sz w:val="32"/>
-          <w:szCs w:val="32"/>
-          <w:cs/>
-        </w:rPr>
-        <w:tab/>
-        <w:t>(ลงชื่อ) ...............................................................</w:t>
-      </w:r>
-      <w:r>
-        <w:rPr>
-          <w:rFonts w:ascii="TH SarabunIT๙" w:hAnsi="TH SarabunIT๙" w:cs="TH SarabunIT๙" w:hint="cs"/>
-          <w:sz w:val="32"/>
-          <w:szCs w:val="32"/>
-          <w:cs/>
-        </w:rPr>
-        <w:t>.</w:t>
-      </w:r>
-      <w:r>
-        <w:rPr>
-          <w:rFonts w:ascii="TH SarabunIT๙" w:hAnsi="TH SarabunIT๙" w:cs="TH SarabunIT๙"/>
-          <w:sz w:val="32"/>
-          <w:szCs w:val="32"/>
-          <w:cs/>
-        </w:rPr>
-        <w:t>เจ้าบ้านหรือผู้ครอบครอง/ผู้นำการตรวจค้น</w:t>
-      </w:r>
-    </w:p>
-    <w:p>
-      <w:pPr>
-        <w:rPr>
-          <w:rFonts w:ascii="TH SarabunIT๙" w:hAnsi="TH SarabunIT๙" w:cs="TH SarabunIT๙"/>
-          <w:sz w:val="32"/>
-          <w:szCs w:val="32"/>
-        </w:rPr>
-      </w:pPr>
-      <w:r>
-        <w:rPr>
-          <w:rFonts w:ascii="TH SarabunIT๙" w:hAnsi="TH SarabunIT๙" w:cs="TH SarabunIT๙"/>
-          <w:sz w:val="32"/>
-          <w:szCs w:val="32"/>
-        </w:rPr>
-        <w:t xml:space="preserve">                                                   </w:t>
-      </w:r>
-      <w:proofErr w:type="gramStart"/>
-      <w:r>
-        <w:rPr>
-          <w:rFonts w:ascii="TH SarabunIT๙" w:hAnsi="TH SarabunIT๙" w:cs="TH SarabunIT๙"/>
-          <w:sz w:val="32"/>
-          <w:szCs w:val="32"/>
-        </w:rPr>
-        <w:t>( {{ leader</w:t>
-      </w:r>
-      <w:proofErr w:type="gramEnd"/>
-      <w:r>
-        <w:rPr>
-          <w:rFonts w:ascii="TH SarabunIT๙" w:hAnsi="TH SarabunIT๙" w:cs="TH SarabunIT๙"/>
-          <w:sz w:val="32"/>
-          <w:szCs w:val="32"/>
-        </w:rPr>
-        <w:t>_name_</w:t>
-      </w:r>
-      <w:proofErr w:type="gramStart"/>
-      <w:r>
-        <w:rPr>
-          <w:rFonts w:ascii="TH SarabunIT๙" w:hAnsi="TH SarabunIT๙" w:cs="TH SarabunIT๙"/>
-          <w:sz w:val="32"/>
-          <w:szCs w:val="32"/>
-        </w:rPr>
-        <w:t>1 }</w:t>
-      </w:r>
-      <w:proofErr w:type="gramEnd"/>
-      <w:r>
-        <w:rPr>
-          <w:rFonts w:ascii="TH SarabunIT๙" w:hAnsi="TH SarabunIT๙" w:cs="TH SarabunIT๙"/>
-          <w:sz w:val="32"/>
-          <w:szCs w:val="32"/>
-        </w:rPr>
-        <w:t>} )</w:t>
+        <w:jc w:val="center"/>
+        <w:rPr>
+          <w:rFonts w:ascii="TH SarabunIT๙" w:hAnsi="TH SarabunIT๙" w:cs="TH SarabunIT๙"/>
+          <w:sz w:val="32"/>
+          <w:szCs w:val="32"/>
+        </w:rPr>
+      </w:pPr>
+      <w:r>
+        <w:rPr>
+          <w:rFonts w:ascii="TH SarabunIT๙" w:hAnsi="TH SarabunIT๙" w:cs="TH SarabunIT๙"/>
+          <w:sz w:val="32"/>
+          <w:szCs w:val="32"/>
+        </w:rPr>
+        <w:t>{% for leader in leaders %}</w:t>
+      </w:r>
+    </w:p>
+    <w:p>
+      <w:pPr>
+        <w:jc w:val="center"/>
+        <w:rPr>
+          <w:rFonts w:ascii="TH SarabunIT๙" w:hAnsi="TH SarabunIT๙" w:cs="TH SarabunIT๙"/>
+          <w:sz w:val="32"/>
+          <w:szCs w:val="32"/>
+        </w:rPr>
+      </w:pPr>
+      <w:r>
+        <w:rPr>
+          <w:rFonts w:ascii="TH SarabunIT๙" w:hAnsi="TH SarabunIT๙" w:cs="TH SarabunIT๙" w:hint="cs"/>
+          <w:sz w:val="32"/>
+          <w:szCs w:val="32"/>
+          <w:cs/>
+        </w:rPr>
+        <w:t xml:space="preserve">                          </w:t>
+      </w:r>
+      <w:r>
+        <w:rPr>
+          <w:rFonts w:ascii="TH SarabunIT๙" w:hAnsi="TH SarabunIT๙" w:cs="TH SarabunIT๙"/>
+          <w:sz w:val="32"/>
+          <w:szCs w:val="32"/>
+          <w:cs/>
+        </w:rPr>
+        <w:t>(ลงชื่อ) ................................................................เจ้าบ้านหรือผู้ครอบครอง/ผู้นำการตรวจค้น</w:t>
+      </w:r>
+    </w:p>
+    <w:p>
+      <w:pPr>
+        <w:rPr>
+          <w:rFonts w:ascii="TH SarabunIT๙" w:hAnsi="TH SarabunIT๙" w:cs="TH SarabunIT๙"/>
+          <w:sz w:val="32"/>
+          <w:szCs w:val="32"/>
+        </w:rPr>
+      </w:pPr>
+      <w:r>
+        <w:rPr>
+          <w:rFonts w:ascii="TH SarabunIT๙" w:hAnsi="TH SarabunIT๙" w:cs="TH SarabunIT๙" w:hint="cs"/>
+          <w:sz w:val="32"/>
+          <w:szCs w:val="32"/>
+          <w:cs/>
+        </w:rPr>
+        <w:t xml:space="preserve">                                                  </w:t>
+      </w:r>
+      <w:r>
+        <w:rPr>
+          <w:rFonts w:ascii="TH SarabunIT๙" w:hAnsi="TH SarabunIT๙" w:cs="TH SarabunIT๙"/>
+          <w:sz w:val="32"/>
+          <w:szCs w:val="32"/>
+          <w:cs/>
+        </w:rPr>
+        <w:t xml:space="preserve">( </w:t>
+      </w:r>
+      <w:r>
+        <w:rPr>
+          <w:rFonts w:ascii="TH SarabunIT๙" w:hAnsi="TH SarabunIT๙" w:cs="TH SarabunIT๙"/>
+          <w:sz w:val="32"/>
+          <w:szCs w:val="32"/>
+        </w:rPr>
+        <w:t>{{ leader.name }} )</w:t>
+      </w:r>
+    </w:p>
+    <w:p>
+      <w:pPr>
+        <w:jc w:val="center"/>
+        <w:rPr>
+          <w:rFonts w:ascii="TH SarabunIT๙" w:hAnsi="TH SarabunIT๙" w:cs="TH SarabunIT๙"/>
+          <w:sz w:val="32"/>
+          <w:szCs w:val="32"/>
+        </w:rPr>
+      </w:pPr>
+      <w:r>
+        <w:rPr>
+          <w:rFonts w:ascii="TH SarabunIT๙" w:hAnsi="TH SarabunIT๙" w:cs="TH SarabunIT๙"/>
+          <w:sz w:val="32"/>
+          <w:szCs w:val="32"/>
+        </w:rPr>
+        <w:t>{% endfor %}</w:t>
       </w:r>
     </w:p>
     <w:p>
@@ -1990,36 +1712,8 @@
                 <w:sz w:val="32"/>
                 <w:szCs w:val="32"/>
               </w:rPr>
-              <w:t xml:space="preserve">{% for row in </w:t>
+              <w:t>{% for row in signature_rows %}</w:t>
             </w:r>
-            <w:proofErr w:type="spellStart"/>
-            <w:r>
-              <w:rPr>
-                <w:rFonts w:ascii="TH SarabunIT๙" w:hAnsi="TH SarabunIT๙" w:cs="TH SarabunIT๙"/>
-                <w:sz w:val="32"/>
-                <w:szCs w:val="32"/>
-              </w:rPr>
-              <w:t>signature_</w:t>
-            </w:r>
-            <w:proofErr w:type="gramStart"/>
-            <w:r>
-              <w:rPr>
-                <w:rFonts w:ascii="TH SarabunIT๙" w:hAnsi="TH SarabunIT๙" w:cs="TH SarabunIT๙"/>
-                <w:sz w:val="32"/>
-                <w:szCs w:val="32"/>
-              </w:rPr>
-              <w:t>rows</w:t>
-            </w:r>
-            <w:proofErr w:type="spellEnd"/>
-            <w:r>
-              <w:rPr>
-                <w:rFonts w:ascii="TH SarabunIT๙" w:hAnsi="TH SarabunIT๙" w:cs="TH SarabunIT๙"/>
-                <w:sz w:val="32"/>
-                <w:szCs w:val="32"/>
-              </w:rPr>
-              <w:t xml:space="preserve"> %}</w:t>
-            </w:r>
-            <w:proofErr w:type="gramEnd"/>
           </w:p>
           <w:p>
             <w:pPr>
@@ -2066,41 +1760,13 @@
                 <w:szCs w:val="32"/>
               </w:rPr>
             </w:pPr>
-            <w:proofErr w:type="gramStart"/>
             <w:r>
               <w:rPr>
                 <w:rFonts w:ascii="TH SarabunIT๙" w:hAnsi="TH SarabunIT๙" w:cs="TH SarabunIT๙"/>
                 <w:sz w:val="32"/>
                 <w:szCs w:val="32"/>
               </w:rPr>
-              <w:t>( {{ row</w:t>
-            </w:r>
-            <w:proofErr w:type="gramEnd"/>
-            <w:r>
-              <w:rPr>
-                <w:rFonts w:ascii="TH SarabunIT๙" w:hAnsi="TH SarabunIT๙" w:cs="TH SarabunIT๙"/>
-                <w:sz w:val="32"/>
-                <w:szCs w:val="32"/>
-              </w:rPr>
-              <w:t>.officer1_</w:t>
-            </w:r>
-            <w:proofErr w:type="gramStart"/>
-            <w:r>
-              <w:rPr>
-                <w:rFonts w:ascii="TH SarabunIT๙" w:hAnsi="TH SarabunIT๙" w:cs="TH SarabunIT๙"/>
-                <w:sz w:val="32"/>
-                <w:szCs w:val="32"/>
-              </w:rPr>
-              <w:t>name }</w:t>
-            </w:r>
-            <w:proofErr w:type="gramEnd"/>
-            <w:r>
-              <w:rPr>
-                <w:rFonts w:ascii="TH SarabunIT๙" w:hAnsi="TH SarabunIT๙" w:cs="TH SarabunIT๙"/>
-                <w:sz w:val="32"/>
-                <w:szCs w:val="32"/>
-              </w:rPr>
-              <w:t>} )</w:t>
+              <w:t>( {{ row.officer1_name }} )</w:t>
             </w:r>
           </w:p>
         </w:tc>
@@ -2123,20 +1789,8 @@
                 <w:sz w:val="32"/>
                 <w:szCs w:val="32"/>
               </w:rPr>
-              <w:t xml:space="preserve">{% if </w:t>
+              <w:t>{% if row.officer</w:t>
             </w:r>
-            <w:proofErr w:type="spellStart"/>
-            <w:proofErr w:type="gramStart"/>
-            <w:r>
-              <w:rPr>
-                <w:rFonts w:ascii="TH SarabunIT๙" w:hAnsi="TH SarabunIT๙" w:cs="TH SarabunIT๙"/>
-                <w:sz w:val="32"/>
-                <w:szCs w:val="32"/>
-              </w:rPr>
-              <w:t>row.officer</w:t>
-            </w:r>
-            <w:proofErr w:type="spellEnd"/>
-            <w:proofErr w:type="gramEnd"/>
             <w:r>
               <w:rPr>
                 <w:rFonts w:ascii="TH SarabunIT๙" w:hAnsi="TH SarabunIT๙" w:cs="TH SarabunIT๙"/>
@@ -2152,18 +1806,8 @@
                 <w:sz w:val="32"/>
                 <w:szCs w:val="32"/>
               </w:rPr>
-              <w:t>_</w:t>
+              <w:t>_name %}</w:t>
             </w:r>
-            <w:proofErr w:type="gramStart"/>
-            <w:r>
-              <w:rPr>
-                <w:rFonts w:ascii="TH SarabunIT๙" w:hAnsi="TH SarabunIT๙" w:cs="TH SarabunIT๙"/>
-                <w:sz w:val="32"/>
-                <w:szCs w:val="32"/>
-              </w:rPr>
-              <w:t>name %}</w:t>
-            </w:r>
-            <w:proofErr w:type="gramEnd"/>
           </w:p>
           <w:p>
             <w:pPr>
@@ -2189,18 +1833,8 @@
                 <w:sz w:val="32"/>
                 <w:szCs w:val="32"/>
               </w:rPr>
-              <w:t xml:space="preserve">{{ </w:t>
+              <w:t>{{ row.officer</w:t>
             </w:r>
-            <w:proofErr w:type="spellStart"/>
-            <w:r>
-              <w:rPr>
-                <w:rFonts w:ascii="TH SarabunIT๙" w:hAnsi="TH SarabunIT๙" w:cs="TH SarabunIT๙"/>
-                <w:sz w:val="32"/>
-                <w:szCs w:val="32"/>
-              </w:rPr>
-              <w:t>row.officer</w:t>
-            </w:r>
-            <w:proofErr w:type="spellEnd"/>
             <w:r>
               <w:rPr>
                 <w:rFonts w:ascii="TH SarabunIT๙" w:hAnsi="TH SarabunIT๙" w:cs="TH SarabunIT๙"/>
@@ -2252,18 +1886,8 @@
                 <w:sz w:val="32"/>
                 <w:szCs w:val="32"/>
               </w:rPr>
-              <w:t xml:space="preserve">{{ </w:t>
+              <w:t>{{ row.officer</w:t>
             </w:r>
-            <w:proofErr w:type="spellStart"/>
-            <w:r>
-              <w:rPr>
-                <w:rFonts w:ascii="TH SarabunIT๙" w:hAnsi="TH SarabunIT๙" w:cs="TH SarabunIT๙"/>
-                <w:sz w:val="32"/>
-                <w:szCs w:val="32"/>
-              </w:rPr>
-              <w:t>row.officer</w:t>
-            </w:r>
-            <w:proofErr w:type="spellEnd"/>
             <w:r>
               <w:rPr>
                 <w:rFonts w:ascii="TH SarabunIT๙" w:hAnsi="TH SarabunIT๙" w:cs="TH SarabunIT๙"/>
@@ -2322,79 +1946,8 @@
                 <w:sz w:val="32"/>
                 <w:szCs w:val="32"/>
               </w:rPr>
-              <w:t xml:space="preserve">{% if </w:t>
-            </w:r>
-            <w:proofErr w:type="gramStart"/>
-            <w:r>
-              <w:rPr>
-                <w:rFonts w:ascii="TH SarabunIT๙" w:hAnsi="TH SarabunIT๙" w:cs="TH SarabunIT๙"/>
-                <w:sz w:val="32"/>
-                <w:szCs w:val="32"/>
-              </w:rPr>
-              <w:t>row.officer</w:t>
-            </w:r>
-            <w:proofErr w:type="gramEnd"/>
-            <w:r>
-              <w:rPr>
-                <w:rFonts w:ascii="TH SarabunIT๙" w:hAnsi="TH SarabunIT๙" w:cs="TH SarabunIT๙"/>
-                <w:sz w:val="32"/>
-                <w:szCs w:val="32"/>
-              </w:rPr>
-              <w:t>3</w:t>
-            </w:r>
-            <w:r>
-              <w:rPr>
-                <w:rFonts w:ascii="TH SarabunIT๙" w:hAnsi="TH SarabunIT๙" w:cs="TH SarabunIT๙"/>
-                <w:sz w:val="32"/>
-                <w:szCs w:val="32"/>
-              </w:rPr>
-              <w:t xml:space="preserve">_name </w:t>
-            </w:r>
-            <w:proofErr w:type="gramStart"/>
-            <w:r>
-              <w:rPr>
-                <w:rFonts w:ascii="TH SarabunIT๙" w:hAnsi="TH SarabunIT๙" w:cs="TH SarabunIT๙"/>
-                <w:sz w:val="32"/>
-                <w:szCs w:val="32"/>
-              </w:rPr>
-              <w:t>%}</w:t>
-            </w:r>
-            <w:r>
-              <w:rPr>
-                <w:rFonts w:ascii="TH SarabunIT๙" w:hAnsi="TH SarabunIT๙" w:cs="TH SarabunIT๙"/>
-                <w:sz w:val="32"/>
-                <w:szCs w:val="32"/>
-                <w:cs/>
-              </w:rPr>
-              <w:t>ลงชื่อ</w:t>
-            </w:r>
-            <w:proofErr w:type="gramEnd"/>
-            <w:r>
-              <w:rPr>
-                <w:rFonts w:ascii="TH SarabunIT๙" w:hAnsi="TH SarabunIT๙" w:cs="TH SarabunIT๙"/>
-                <w:sz w:val="32"/>
-                <w:szCs w:val="32"/>
-                <w:cs/>
-              </w:rPr>
-              <w:t xml:space="preserve"> </w:t>
-            </w:r>
-            <w:proofErr w:type="gramStart"/>
-            <w:r>
-              <w:rPr>
-                <w:rFonts w:ascii="TH SarabunIT๙" w:hAnsi="TH SarabunIT๙" w:cs="TH SarabunIT๙"/>
-                <w:sz w:val="32"/>
-                <w:szCs w:val="32"/>
-              </w:rPr>
-              <w:t>{{ row</w:t>
-            </w:r>
-            <w:proofErr w:type="gramEnd"/>
-            <w:r>
-              <w:rPr>
-                <w:rFonts w:ascii="TH SarabunIT๙" w:hAnsi="TH SarabunIT๙" w:cs="TH SarabunIT๙"/>
-                <w:sz w:val="32"/>
-                <w:szCs w:val="32"/>
-              </w:rPr>
-              <w:t>.officer</w:t>
+              <w:lastRenderedPageBreak/>
+              <w:t>{% if row.officer</w:t>
             </w:r>
             <w:r>
               <w:rPr>
@@ -2410,18 +1963,41 @@
                 <w:sz w:val="32"/>
                 <w:szCs w:val="32"/>
               </w:rPr>
-              <w:t>_</w:t>
+              <w:t>_name %}</w:t>
             </w:r>
-            <w:proofErr w:type="gramStart"/>
+            <w:r>
+              <w:rPr>
+                <w:rFonts w:ascii="TH SarabunIT๙" w:hAnsi="TH SarabunIT๙" w:cs="TH SarabunIT๙"/>
+                <w:sz w:val="32"/>
+                <w:szCs w:val="32"/>
+                <w:cs/>
+              </w:rPr>
+              <w:t xml:space="preserve">ลงชื่อ </w:t>
+            </w:r>
             <w:r>
               <w:rPr>
                 <w:rFonts w:ascii="TH SarabunIT๙" w:hAnsi="TH SarabunIT๙" w:cs="TH SarabunIT๙"/>
                 <w:sz w:val="32"/>
                 <w:szCs w:val="32"/>
               </w:rPr>
-              <w:t>rank }}.....................................................</w:t>
+              <w:t>{{ row.officer</w:t>
             </w:r>
-            <w:proofErr w:type="gramEnd"/>
+            <w:r>
+              <w:rPr>
+                <w:rFonts w:ascii="TH SarabunIT๙" w:hAnsi="TH SarabunIT๙" w:cs="TH SarabunIT๙"/>
+                <w:sz w:val="32"/>
+                <w:szCs w:val="32"/>
+              </w:rPr>
+              <w:t>3</w:t>
+            </w:r>
+            <w:r>
+              <w:rPr>
+                <w:rFonts w:ascii="TH SarabunIT๙" w:hAnsi="TH SarabunIT๙" w:cs="TH SarabunIT๙"/>
+                <w:sz w:val="32"/>
+                <w:szCs w:val="32"/>
+              </w:rPr>
+              <w:t>_rank }}.....................................................</w:t>
+            </w:r>
             <w:r>
               <w:rPr>
                 <w:rFonts w:ascii="TH SarabunIT๙" w:hAnsi="TH SarabunIT๙" w:cs="TH SarabunIT๙"/>
@@ -2448,7 +2024,6 @@
                 <w:szCs w:val="32"/>
                 <w:cs/>
               </w:rPr>
-              <w:lastRenderedPageBreak/>
               <w:t xml:space="preserve">( </w:t>
             </w:r>
             <w:r>
@@ -2916,25 +2491,7 @@
           <w:sz w:val="32"/>
           <w:szCs w:val="32"/>
         </w:rPr>
-        <w:t xml:space="preserve">{{ </w:t>
-      </w:r>
-      <w:proofErr w:type="spellStart"/>
-      <w:r>
-        <w:rPr>
-          <w:rFonts w:ascii="TH SarabunIT๙" w:hAnsi="TH SarabunIT๙" w:cs="TH SarabunIT๙"/>
-          <w:sz w:val="32"/>
-          <w:szCs w:val="32"/>
-        </w:rPr>
-        <w:t>record_location</w:t>
-      </w:r>
-      <w:proofErr w:type="spellEnd"/>
-      <w:r>
-        <w:rPr>
-          <w:rFonts w:ascii="TH SarabunIT๙" w:hAnsi="TH SarabunIT๙" w:cs="TH SarabunIT๙"/>
-          <w:sz w:val="32"/>
-          <w:szCs w:val="32"/>
-        </w:rPr>
-        <w:t xml:space="preserve"> }}</w:t>
+        <w:t>{{ record_location }}</w:t>
       </w:r>
     </w:p>
     <w:p>
@@ -2999,9 +2556,8 @@
           <w:sz w:val="32"/>
           <w:szCs w:val="32"/>
         </w:rPr>
-        <w:t xml:space="preserve">{{ </w:t>
-      </w:r>
-      <w:proofErr w:type="spellStart"/>
+        <w:t>{{ record_date_th }}</w:t>
+      </w:r>
       <w:r>
         <w:rPr>
           <w:rFonts w:ascii="TH SarabunIT๙" w:hAnsi="TH SarabunIT๙" w:cs="TH SarabunIT๙"/>
@@ -3009,17 +2565,17 @@
           <w:sz w:val="32"/>
           <w:szCs w:val="32"/>
         </w:rPr>
-        <w:t>record_date_ad</w:t>
-      </w:r>
-      <w:proofErr w:type="spellEnd"/>
+        <w:t xml:space="preserve"> </w:t>
+      </w:r>
       <w:r>
         <w:rPr>
           <w:rFonts w:ascii="TH SarabunIT๙" w:hAnsi="TH SarabunIT๙" w:cs="TH SarabunIT๙"/>
           <w:color w:val="000000" w:themeColor="text1"/>
           <w:sz w:val="32"/>
           <w:szCs w:val="32"/>
-        </w:rPr>
-        <w:t xml:space="preserve"> }} </w:t>
+          <w:cs/>
+        </w:rPr>
+        <w:t xml:space="preserve">เวลาประมาณ </w:t>
       </w:r>
       <w:r>
         <w:rPr>
@@ -3027,6 +2583,113 @@
           <w:color w:val="000000" w:themeColor="text1"/>
           <w:sz w:val="32"/>
           <w:szCs w:val="32"/>
+        </w:rPr>
+        <w:t xml:space="preserve">{{ record_time }} </w:t>
+      </w:r>
+      <w:r>
+        <w:rPr>
+          <w:rFonts w:ascii="TH SarabunIT๙" w:hAnsi="TH SarabunIT๙" w:cs="TH SarabunIT๙"/>
+          <w:color w:val="000000" w:themeColor="text1"/>
+          <w:sz w:val="32"/>
+          <w:szCs w:val="32"/>
+          <w:cs/>
+        </w:rPr>
+        <w:t>น.</w:t>
+      </w:r>
+    </w:p>
+    <w:p>
+      <w:pPr>
+        <w:jc w:val="thaiDistribute"/>
+        <w:rPr>
+          <w:rFonts w:ascii="TH SarabunIT๙" w:hAnsi="TH SarabunIT๙" w:cs="TH SarabunIT๙"/>
+          <w:color w:val="000000" w:themeColor="text1"/>
+          <w:sz w:val="32"/>
+          <w:szCs w:val="32"/>
+        </w:rPr>
+      </w:pPr>
+      <w:r>
+        <w:rPr>
+          <w:rFonts w:ascii="TH SarabunIT๙" w:hAnsi="TH SarabunIT๙" w:cs="TH SarabunIT๙"/>
+          <w:b/>
+          <w:bCs/>
+          <w:sz w:val="32"/>
+          <w:szCs w:val="32"/>
+          <w:cs/>
+        </w:rPr>
+        <w:t>วัน/เดือน/ปี/เวลา ที่</w:t>
+      </w:r>
+      <w:r>
+        <w:rPr>
+          <w:rFonts w:ascii="TH SarabunIT๙" w:hAnsi="TH SarabunIT๙" w:cs="TH SarabunIT๙" w:hint="cs"/>
+          <w:b/>
+          <w:bCs/>
+          <w:color w:val="000000" w:themeColor="text1"/>
+          <w:sz w:val="32"/>
+          <w:szCs w:val="32"/>
+          <w:cs/>
+        </w:rPr>
+        <w:t>ตรวจค้น</w:t>
+      </w:r>
+      <w:r>
+        <w:rPr>
+          <w:rFonts w:ascii="TH SarabunIT๙" w:hAnsi="TH SarabunIT๙" w:cs="TH SarabunIT๙"/>
+          <w:b/>
+          <w:bCs/>
+          <w:color w:val="000000" w:themeColor="text1"/>
+          <w:sz w:val="32"/>
+          <w:szCs w:val="32"/>
+          <w:cs/>
+        </w:rPr>
+        <w:t>/ตรวจยึด</w:t>
+      </w:r>
+      <w:r>
+        <w:rPr>
+          <w:rFonts w:ascii="TH SarabunIT๙" w:hAnsi="TH SarabunIT๙" w:cs="TH SarabunIT๙" w:hint="cs"/>
+          <w:b/>
+          <w:bCs/>
+          <w:color w:val="000000" w:themeColor="text1"/>
+          <w:sz w:val="32"/>
+          <w:szCs w:val="32"/>
+          <w:cs/>
+        </w:rPr>
+        <w:t xml:space="preserve"> </w:t>
+      </w:r>
+      <w:r>
+        <w:rPr>
+          <w:rFonts w:ascii="TH SarabunIT๙" w:hAnsi="TH SarabunIT๙" w:cs="TH SarabunIT๙" w:hint="cs"/>
+          <w:b/>
+          <w:bCs/>
+          <w:color w:val="000000" w:themeColor="text1"/>
+          <w:sz w:val="32"/>
+          <w:szCs w:val="32"/>
+          <w:cs/>
+        </w:rPr>
+        <w:t xml:space="preserve"> </w:t>
+      </w:r>
+      <w:r>
+        <w:rPr>
+          <w:rFonts w:ascii="TH SarabunIT๙" w:hAnsi="TH SarabunIT๙" w:cs="TH SarabunIT๙"/>
+          <w:color w:val="000000" w:themeColor="text1"/>
+          <w:sz w:val="32"/>
+          <w:szCs w:val="32"/>
+        </w:rPr>
+        <w:t>{{ search_date_th }}</w:t>
+      </w:r>
+      <w:r>
+        <w:rPr>
+          <w:rFonts w:ascii="TH SarabunIT๙" w:hAnsi="TH SarabunIT๙" w:cs="TH SarabunIT๙"/>
+          <w:color w:val="000000" w:themeColor="text1"/>
+          <w:sz w:val="32"/>
+          <w:szCs w:val="32"/>
+        </w:rPr>
+        <w:t xml:space="preserve"> </w:t>
+      </w:r>
+      <w:r>
+        <w:rPr>
+          <w:rFonts w:ascii="TH SarabunIT๙" w:hAnsi="TH SarabunIT๙" w:cs="TH SarabunIT๙"/>
+          <w:color w:val="000000" w:themeColor="text1"/>
+          <w:sz w:val="32"/>
+          <w:szCs w:val="32"/>
           <w:cs/>
         </w:rPr>
         <w:t xml:space="preserve">เวลาประมาณ </w:t>
@@ -3038,66 +2701,45 @@
           <w:sz w:val="32"/>
           <w:szCs w:val="32"/>
         </w:rPr>
-        <w:t xml:space="preserve">{{ </w:t>
-      </w:r>
-      <w:proofErr w:type="spellStart"/>
+        <w:t xml:space="preserve">{{ search_time }} </w:t>
+      </w:r>
       <w:r>
         <w:rPr>
           <w:rFonts w:ascii="TH SarabunIT๙" w:hAnsi="TH SarabunIT๙" w:cs="TH SarabunIT๙"/>
           <w:color w:val="000000" w:themeColor="text1"/>
           <w:sz w:val="32"/>
           <w:szCs w:val="32"/>
-        </w:rPr>
-        <w:t>record_time</w:t>
-      </w:r>
-      <w:proofErr w:type="spellEnd"/>
-      <w:r>
+          <w:cs/>
+        </w:rPr>
+        <w:t>น.</w:t>
+      </w:r>
+    </w:p>
+    <w:p>
+      <w:pPr>
+        <w:jc w:val="thaiDistribute"/>
         <w:rPr>
           <w:rFonts w:ascii="TH SarabunIT๙" w:hAnsi="TH SarabunIT๙" w:cs="TH SarabunIT๙"/>
           <w:color w:val="000000" w:themeColor="text1"/>
           <w:sz w:val="32"/>
           <w:szCs w:val="32"/>
         </w:rPr>
-        <w:t xml:space="preserve"> }} </w:t>
-      </w:r>
-      <w:r>
-        <w:rPr>
-          <w:rFonts w:ascii="TH SarabunIT๙" w:hAnsi="TH SarabunIT๙" w:cs="TH SarabunIT๙"/>
-          <w:color w:val="000000" w:themeColor="text1"/>
-          <w:sz w:val="32"/>
-          <w:szCs w:val="32"/>
-          <w:cs/>
-        </w:rPr>
-        <w:t>น.</w:t>
-      </w:r>
-    </w:p>
-    <w:p>
-      <w:pPr>
-        <w:jc w:val="thaiDistribute"/>
-        <w:rPr>
-          <w:rFonts w:ascii="TH SarabunIT๙" w:hAnsi="TH SarabunIT๙" w:cs="TH SarabunIT๙"/>
-          <w:color w:val="000000" w:themeColor="text1"/>
-          <w:sz w:val="32"/>
-          <w:szCs w:val="32"/>
-        </w:rPr>
-      </w:pPr>
-      <w:r>
-        <w:rPr>
-          <w:rFonts w:ascii="TH SarabunIT๙" w:hAnsi="TH SarabunIT๙" w:cs="TH SarabunIT๙"/>
-          <w:b/>
-          <w:bCs/>
-          <w:sz w:val="32"/>
-          <w:szCs w:val="32"/>
-          <w:cs/>
-        </w:rPr>
-        <w:t>วัน/เดือน/ปี/เวลา ที่</w:t>
-      </w:r>
-      <w:r>
-        <w:rPr>
-          <w:rFonts w:ascii="TH SarabunIT๙" w:hAnsi="TH SarabunIT๙" w:cs="TH SarabunIT๙" w:hint="cs"/>
-          <w:b/>
-          <w:bCs/>
-          <w:color w:val="000000" w:themeColor="text1"/>
+      </w:pPr>
+      <w:r>
+        <w:rPr>
+          <w:rFonts w:ascii="TH SarabunIT๙" w:hAnsi="TH SarabunIT๙" w:cs="TH SarabunIT๙"/>
+          <w:b/>
+          <w:bCs/>
+          <w:sz w:val="32"/>
+          <w:szCs w:val="32"/>
+          <w:cs/>
+        </w:rPr>
+        <w:t>สถานที่</w:t>
+      </w:r>
+      <w:r>
+        <w:rPr>
+          <w:rFonts w:ascii="TH SarabunIT๙" w:hAnsi="TH SarabunIT๙" w:cs="TH SarabunIT๙" w:hint="cs"/>
+          <w:b/>
+          <w:bCs/>
           <w:sz w:val="32"/>
           <w:szCs w:val="32"/>
           <w:cs/>
@@ -3106,153 +2748,6 @@
       </w:r>
       <w:r>
         <w:rPr>
-          <w:rFonts w:ascii="TH SarabunIT๙" w:hAnsi="TH SarabunIT๙" w:cs="TH SarabunIT๙"/>
-          <w:b/>
-          <w:bCs/>
-          <w:color w:val="000000" w:themeColor="text1"/>
-          <w:sz w:val="32"/>
-          <w:szCs w:val="32"/>
-          <w:cs/>
-        </w:rPr>
-        <w:t>/ตรวจยึด</w:t>
-      </w:r>
-      <w:r>
-        <w:rPr>
-          <w:rFonts w:ascii="TH SarabunIT๙" w:hAnsi="TH SarabunIT๙" w:cs="TH SarabunIT๙" w:hint="cs"/>
-          <w:b/>
-          <w:bCs/>
-          <w:color w:val="000000" w:themeColor="text1"/>
-          <w:sz w:val="32"/>
-          <w:szCs w:val="32"/>
-          <w:cs/>
-        </w:rPr>
-        <w:t xml:space="preserve"> </w:t>
-      </w:r>
-      <w:r>
-        <w:rPr>
-          <w:rFonts w:ascii="TH SarabunIT๙" w:hAnsi="TH SarabunIT๙" w:cs="TH SarabunIT๙" w:hint="cs"/>
-          <w:b/>
-          <w:bCs/>
-          <w:color w:val="000000" w:themeColor="text1"/>
-          <w:sz w:val="32"/>
-          <w:szCs w:val="32"/>
-          <w:cs/>
-        </w:rPr>
-        <w:t xml:space="preserve"> </w:t>
-      </w:r>
-      <w:r>
-        <w:rPr>
-          <w:rFonts w:ascii="TH SarabunIT๙" w:hAnsi="TH SarabunIT๙" w:cs="TH SarabunIT๙"/>
-          <w:color w:val="000000" w:themeColor="text1"/>
-          <w:sz w:val="32"/>
-          <w:szCs w:val="32"/>
-        </w:rPr>
-        <w:t xml:space="preserve">{{ </w:t>
-      </w:r>
-      <w:proofErr w:type="spellStart"/>
-      <w:r>
-        <w:rPr>
-          <w:rFonts w:ascii="TH SarabunIT๙" w:hAnsi="TH SarabunIT๙" w:cs="TH SarabunIT๙"/>
-          <w:color w:val="000000" w:themeColor="text1"/>
-          <w:sz w:val="32"/>
-          <w:szCs w:val="32"/>
-        </w:rPr>
-        <w:t>search_date_ad</w:t>
-      </w:r>
-      <w:proofErr w:type="spellEnd"/>
-      <w:r>
-        <w:rPr>
-          <w:rFonts w:ascii="TH SarabunIT๙" w:hAnsi="TH SarabunIT๙" w:cs="TH SarabunIT๙"/>
-          <w:color w:val="000000" w:themeColor="text1"/>
-          <w:sz w:val="32"/>
-          <w:szCs w:val="32"/>
-        </w:rPr>
-        <w:t xml:space="preserve"> }} </w:t>
-      </w:r>
-      <w:r>
-        <w:rPr>
-          <w:rFonts w:ascii="TH SarabunIT๙" w:hAnsi="TH SarabunIT๙" w:cs="TH SarabunIT๙"/>
-          <w:color w:val="000000" w:themeColor="text1"/>
-          <w:sz w:val="32"/>
-          <w:szCs w:val="32"/>
-          <w:cs/>
-        </w:rPr>
-        <w:t xml:space="preserve">เวลาประมาณ </w:t>
-      </w:r>
-      <w:r>
-        <w:rPr>
-          <w:rFonts w:ascii="TH SarabunIT๙" w:hAnsi="TH SarabunIT๙" w:cs="TH SarabunIT๙"/>
-          <w:color w:val="000000" w:themeColor="text1"/>
-          <w:sz w:val="32"/>
-          <w:szCs w:val="32"/>
-        </w:rPr>
-        <w:t xml:space="preserve">{{ </w:t>
-      </w:r>
-      <w:proofErr w:type="spellStart"/>
-      <w:r>
-        <w:rPr>
-          <w:rFonts w:ascii="TH SarabunIT๙" w:hAnsi="TH SarabunIT๙" w:cs="TH SarabunIT๙"/>
-          <w:color w:val="000000" w:themeColor="text1"/>
-          <w:sz w:val="32"/>
-          <w:szCs w:val="32"/>
-        </w:rPr>
-        <w:t>search_time</w:t>
-      </w:r>
-      <w:proofErr w:type="spellEnd"/>
-      <w:r>
-        <w:rPr>
-          <w:rFonts w:ascii="TH SarabunIT๙" w:hAnsi="TH SarabunIT๙" w:cs="TH SarabunIT๙"/>
-          <w:color w:val="000000" w:themeColor="text1"/>
-          <w:sz w:val="32"/>
-          <w:szCs w:val="32"/>
-        </w:rPr>
-        <w:t xml:space="preserve"> }} </w:t>
-      </w:r>
-      <w:r>
-        <w:rPr>
-          <w:rFonts w:ascii="TH SarabunIT๙" w:hAnsi="TH SarabunIT๙" w:cs="TH SarabunIT๙"/>
-          <w:color w:val="000000" w:themeColor="text1"/>
-          <w:sz w:val="32"/>
-          <w:szCs w:val="32"/>
-          <w:cs/>
-        </w:rPr>
-        <w:t>น.</w:t>
-      </w:r>
-    </w:p>
-    <w:p>
-      <w:pPr>
-        <w:jc w:val="thaiDistribute"/>
-        <w:rPr>
-          <w:rFonts w:ascii="TH SarabunIT๙" w:hAnsi="TH SarabunIT๙" w:cs="TH SarabunIT๙"/>
-          <w:color w:val="000000" w:themeColor="text1"/>
-          <w:sz w:val="32"/>
-          <w:szCs w:val="32"/>
-        </w:rPr>
-      </w:pPr>
-      <w:r>
-        <w:rPr>
-          <w:rFonts w:ascii="TH SarabunIT๙" w:hAnsi="TH SarabunIT๙" w:cs="TH SarabunIT๙"/>
-          <w:b/>
-          <w:bCs/>
-          <w:sz w:val="32"/>
-          <w:szCs w:val="32"/>
-          <w:cs/>
-        </w:rPr>
-        <w:t>สถานที่</w:t>
-      </w:r>
-      <w:r>
-        <w:rPr>
-          <w:rFonts w:ascii="TH SarabunIT๙" w:hAnsi="TH SarabunIT๙" w:cs="TH SarabunIT๙" w:hint="cs"/>
-          <w:b/>
-          <w:bCs/>
-          <w:sz w:val="32"/>
-          <w:szCs w:val="32"/>
-          <w:cs/>
-        </w:rPr>
-        <w:t>ตรวจค้น</w:t>
-      </w:r>
-      <w:r>
-        <w:rPr>
           <w:rFonts w:ascii="TH SarabunIT๙" w:hAnsi="TH SarabunIT๙" w:cs="TH SarabunIT๙" w:hint="cs"/>
           <w:sz w:val="32"/>
           <w:szCs w:val="32"/>
@@ -3266,25 +2761,7 @@
           <w:sz w:val="32"/>
           <w:szCs w:val="32"/>
         </w:rPr>
-        <w:t xml:space="preserve">{{ </w:t>
-      </w:r>
-      <w:proofErr w:type="spellStart"/>
-      <w:r>
-        <w:rPr>
-          <w:rFonts w:ascii="TH SarabunIT๙" w:hAnsi="TH SarabunIT๙" w:cs="TH SarabunIT๙"/>
-          <w:sz w:val="32"/>
-          <w:szCs w:val="32"/>
-        </w:rPr>
-        <w:t>search_location</w:t>
-      </w:r>
-      <w:proofErr w:type="spellEnd"/>
-      <w:r>
-        <w:rPr>
-          <w:rFonts w:ascii="TH SarabunIT๙" w:hAnsi="TH SarabunIT๙" w:cs="TH SarabunIT๙"/>
-          <w:sz w:val="32"/>
-          <w:szCs w:val="32"/>
-        </w:rPr>
-        <w:t xml:space="preserve"> }}</w:t>
+        <w:t>{{ search_location }}</w:t>
       </w:r>
     </w:p>
     <w:p>
@@ -3309,62 +2786,6 @@
           <w:szCs w:val="36"/>
         </w:rPr>
       </w:pPr>
-      <w:r>
-        <w:rPr>
-          <w:noProof/>
-        </w:rPr>
-        <w:lastRenderedPageBreak/>
-        <w:drawing>
-          <wp:inline distT="0" distB="0" distL="0" distR="0" wp14:anchorId="2AD5AD77" wp14:editId="7D70C5E5">
-            <wp:extent cx="4182745" cy="2842260"/>
-            <wp:effectExtent l="19050" t="19050" r="27305" b="15240"/>
-            <wp:docPr id="608966505" name="รูปภาพ 2"/>
-            <wp:cNvGraphicFramePr>
-              <a:graphicFrameLocks xmlns:a="http://schemas.openxmlformats.org/drawingml/2006/main" noChangeAspect="1"/>
-            </wp:cNvGraphicFramePr>
-            <a:graphic xmlns:a="http://schemas.openxmlformats.org/drawingml/2006/main">
-              <a:graphicData uri="http://schemas.openxmlformats.org/drawingml/2006/picture">
-                <pic:pic xmlns:pic="http://schemas.openxmlformats.org/drawingml/2006/picture">
-                  <pic:nvPicPr>
-                    <pic:cNvPr id="0" name="Picture 1"/>
-                    <pic:cNvPicPr>
-                      <a:picLocks noChangeAspect="1" noChangeArrowheads="1"/>
-                    </pic:cNvPicPr>
-                  </pic:nvPicPr>
-                  <pic:blipFill>
-                    <a:blip r:embed="rId8" cstate="print">
-                      <a:extLst>
-                        <a:ext uri="{28A0092B-C50C-407E-A947-70E740481C1C}">
-                          <a14:useLocalDpi xmlns:a14="http://schemas.microsoft.com/office/drawing/2010/main" val="0"/>
-                        </a:ext>
-                      </a:extLst>
-                    </a:blip>
-                    <a:srcRect/>
-                    <a:stretch>
-                      <a:fillRect/>
-                    </a:stretch>
-                  </pic:blipFill>
-                  <pic:spPr bwMode="auto">
-                    <a:xfrm>
-                      <a:off x="0" y="0"/>
-                      <a:ext cx="4212933" cy="2862773"/>
-                    </a:xfrm>
-                    <a:prstGeom prst="rect">
-                      <a:avLst/>
-                    </a:prstGeom>
-                    <a:noFill/>
-                    <a:ln w="12700">
-                      <a:solidFill>
-                        <a:schemeClr val="tx1"/>
-                      </a:solidFill>
-                    </a:ln>
-                  </pic:spPr>
-                </pic:pic>
-              </a:graphicData>
-            </a:graphic>
-          </wp:inline>
-        </w:drawing>
-      </w:r>
     </w:p>
     <w:p>
       <w:pPr>
@@ -3391,90 +2812,329 @@
       </w:pPr>
       <w:r>
         <w:rPr>
-          <w:noProof/>
-          <w:cs/>
-        </w:rPr>
-        <w:drawing>
-          <wp:inline distT="0" distB="0" distL="0" distR="0" wp14:anchorId="4C7BB264" wp14:editId="036965BD">
-            <wp:extent cx="4183380" cy="2865120"/>
-            <wp:effectExtent l="19050" t="19050" r="26670" b="11430"/>
-            <wp:docPr id="1633659764" name="รูปภาพ 3"/>
-            <wp:cNvGraphicFramePr>
-              <a:graphicFrameLocks xmlns:a="http://schemas.openxmlformats.org/drawingml/2006/main" noChangeAspect="1"/>
-            </wp:cNvGraphicFramePr>
-            <a:graphic xmlns:a="http://schemas.openxmlformats.org/drawingml/2006/main">
-              <a:graphicData uri="http://schemas.openxmlformats.org/drawingml/2006/picture">
-                <pic:pic xmlns:pic="http://schemas.openxmlformats.org/drawingml/2006/picture">
-                  <pic:nvPicPr>
-                    <pic:cNvPr id="0" name="Picture 3"/>
-                    <pic:cNvPicPr>
-                      <a:picLocks noChangeAspect="1" noChangeArrowheads="1"/>
-                    </pic:cNvPicPr>
-                  </pic:nvPicPr>
-                  <pic:blipFill>
-                    <a:blip r:embed="rId9" cstate="print">
-                      <a:extLst>
-                        <a:ext uri="{28A0092B-C50C-407E-A947-70E740481C1C}">
-                          <a14:useLocalDpi xmlns:a14="http://schemas.microsoft.com/office/drawing/2010/main" val="0"/>
-                        </a:ext>
-                      </a:extLst>
-                    </a:blip>
-                    <a:srcRect/>
-                    <a:stretch>
-                      <a:fillRect/>
-                    </a:stretch>
-                  </pic:blipFill>
-                  <pic:spPr bwMode="auto">
-                    <a:xfrm>
-                      <a:off x="0" y="0"/>
-                      <a:ext cx="4197501" cy="2874791"/>
-                    </a:xfrm>
-                    <a:prstGeom prst="rect">
-                      <a:avLst/>
-                    </a:prstGeom>
-                    <a:noFill/>
-                    <a:ln w="12700">
-                      <a:solidFill>
-                        <a:schemeClr val="tx1"/>
-                      </a:solidFill>
-                    </a:ln>
-                  </pic:spPr>
-                </pic:pic>
-              </a:graphicData>
-            </a:graphic>
-          </wp:inline>
-        </w:drawing>
-      </w:r>
-    </w:p>
-    <w:p>
-      <w:pPr>
-        <w:jc w:val="center"/>
-        <w:rPr>
           <w:rFonts w:ascii="TH SarabunIT๙" w:hAnsi="TH SarabunIT๙" w:cs="TH SarabunIT๙"/>
           <w:b/>
           <w:bCs/>
           <w:sz w:val="36"/>
           <w:szCs w:val="36"/>
         </w:rPr>
-      </w:pPr>
+        <w:t>{{ img_</w:t>
+      </w:r>
+      <w:r>
+        <w:rPr>
+          <w:rFonts w:ascii="TH SarabunIT๙" w:hAnsi="TH SarabunIT๙" w:cs="TH SarabunIT๙"/>
+          <w:b/>
+          <w:bCs/>
+          <w:sz w:val="36"/>
+          <w:szCs w:val="36"/>
+          <w:cs/>
+        </w:rPr>
+        <w:t xml:space="preserve">1 </w:t>
+      </w:r>
+      <w:r>
+        <w:rPr>
+          <w:rFonts w:ascii="TH SarabunIT๙" w:hAnsi="TH SarabunIT๙" w:cs="TH SarabunIT๙"/>
+          <w:b/>
+          <w:bCs/>
+          <w:sz w:val="36"/>
+          <w:szCs w:val="36"/>
+        </w:rPr>
+        <w:t>}}</w:t>
+      </w:r>
     </w:p>
     <w:p>
       <w:pPr>
         <w:jc w:val="center"/>
         <w:rPr>
           <w:rFonts w:ascii="TH SarabunIT๙" w:hAnsi="TH SarabunIT๙" w:cs="TH SarabunIT๙"/>
-          <w:sz w:val="32"/>
-          <w:szCs w:val="32"/>
-        </w:rPr>
-      </w:pPr>
-      <w:r>
-        <w:rPr>
-          <w:rFonts w:ascii="TH SarabunIT๙" w:hAnsi="TH SarabunIT๙" w:cs="TH SarabunIT๙" w:hint="cs"/>
-          <w:sz w:val="32"/>
-          <w:szCs w:val="32"/>
-          <w:cs/>
-        </w:rPr>
-        <w:t xml:space="preserve">     </w:t>
+          <w:b/>
+          <w:bCs/>
+          <w:sz w:val="36"/>
+          <w:szCs w:val="36"/>
+        </w:rPr>
+      </w:pPr>
+    </w:p>
+    <w:p>
+      <w:pPr>
+        <w:jc w:val="center"/>
+        <w:rPr>
+          <w:rFonts w:ascii="TH SarabunIT๙" w:hAnsi="TH SarabunIT๙" w:cs="TH SarabunIT๙"/>
+          <w:b/>
+          <w:bCs/>
+          <w:sz w:val="36"/>
+          <w:szCs w:val="36"/>
+        </w:rPr>
+      </w:pPr>
+    </w:p>
+    <w:p>
+      <w:pPr>
+        <w:jc w:val="center"/>
+        <w:rPr>
+          <w:rFonts w:ascii="TH SarabunIT๙" w:hAnsi="TH SarabunIT๙" w:cs="TH SarabunIT๙"/>
+          <w:b/>
+          <w:bCs/>
+          <w:sz w:val="36"/>
+          <w:szCs w:val="36"/>
+        </w:rPr>
+      </w:pPr>
+      <w:r>
+        <w:rPr>
+          <w:rFonts w:ascii="TH SarabunIT๙" w:hAnsi="TH SarabunIT๙" w:cs="TH SarabunIT๙"/>
+          <w:b/>
+          <w:bCs/>
+          <w:sz w:val="36"/>
+          <w:szCs w:val="36"/>
+        </w:rPr>
+        <w:t>{{ img_</w:t>
+      </w:r>
+      <w:r>
+        <w:rPr>
+          <w:rFonts w:ascii="TH SarabunIT๙" w:hAnsi="TH SarabunIT๙" w:cs="TH SarabunIT๙"/>
+          <w:b/>
+          <w:bCs/>
+          <w:sz w:val="36"/>
+          <w:szCs w:val="36"/>
+        </w:rPr>
+        <w:t>2</w:t>
+      </w:r>
+      <w:r>
+        <w:rPr>
+          <w:rFonts w:ascii="TH SarabunIT๙" w:hAnsi="TH SarabunIT๙" w:cs="TH SarabunIT๙"/>
+          <w:b/>
+          <w:bCs/>
+          <w:sz w:val="36"/>
+          <w:szCs w:val="36"/>
+        </w:rPr>
+        <w:t xml:space="preserve"> }}</w:t>
+      </w:r>
+    </w:p>
+    <w:p>
+      <w:pPr>
+        <w:jc w:val="center"/>
+        <w:rPr>
+          <w:rFonts w:ascii="TH SarabunIT๙" w:hAnsi="TH SarabunIT๙" w:cs="TH SarabunIT๙"/>
+          <w:b/>
+          <w:bCs/>
+          <w:sz w:val="36"/>
+          <w:szCs w:val="36"/>
+        </w:rPr>
+      </w:pPr>
+    </w:p>
+    <w:p>
+      <w:pPr>
+        <w:jc w:val="center"/>
+        <w:rPr>
+          <w:rFonts w:ascii="TH SarabunIT๙" w:hAnsi="TH SarabunIT๙" w:cs="TH SarabunIT๙"/>
+          <w:sz w:val="32"/>
+          <w:szCs w:val="32"/>
+        </w:rPr>
+      </w:pPr>
+      <w:r>
+        <w:rPr>
+          <w:rFonts w:ascii="TH SarabunIT๙" w:hAnsi="TH SarabunIT๙" w:cs="TH SarabunIT๙"/>
+          <w:sz w:val="32"/>
+          <w:szCs w:val="32"/>
+        </w:rPr>
+        <w:t>{% for leader in leaders %}</w:t>
+      </w:r>
+    </w:p>
+    <w:p>
+      <w:pPr>
+        <w:jc w:val="center"/>
+        <w:rPr>
+          <w:rFonts w:ascii="TH SarabunIT๙" w:hAnsi="TH SarabunIT๙" w:cs="TH SarabunIT๙"/>
+          <w:sz w:val="32"/>
+          <w:szCs w:val="32"/>
+        </w:rPr>
+      </w:pPr>
+      <w:r>
+        <w:rPr>
+          <w:rFonts w:ascii="TH SarabunIT๙" w:hAnsi="TH SarabunIT๙" w:cs="TH SarabunIT๙" w:hint="cs"/>
+          <w:sz w:val="32"/>
+          <w:szCs w:val="32"/>
+          <w:cs/>
+        </w:rPr>
+        <w:t xml:space="preserve">                          </w:t>
+      </w:r>
+      <w:r>
+        <w:rPr>
+          <w:rFonts w:ascii="TH SarabunIT๙" w:hAnsi="TH SarabunIT๙" w:cs="TH SarabunIT๙"/>
+          <w:sz w:val="32"/>
+          <w:szCs w:val="32"/>
+          <w:cs/>
+        </w:rPr>
+        <w:t>(ลงชื่อ) ................................................................เจ้าบ้านหรือผู้ครอบครอง/ผู้นำการตรวจค้น</w:t>
+      </w:r>
+    </w:p>
+    <w:p>
+      <w:pPr>
+        <w:rPr>
+          <w:rFonts w:ascii="TH SarabunIT๙" w:hAnsi="TH SarabunIT๙" w:cs="TH SarabunIT๙"/>
+          <w:sz w:val="32"/>
+          <w:szCs w:val="32"/>
+        </w:rPr>
+      </w:pPr>
+      <w:r>
+        <w:rPr>
+          <w:rFonts w:ascii="TH SarabunIT๙" w:hAnsi="TH SarabunIT๙" w:cs="TH SarabunIT๙" w:hint="cs"/>
+          <w:sz w:val="32"/>
+          <w:szCs w:val="32"/>
+          <w:cs/>
+        </w:rPr>
+        <w:t xml:space="preserve">                                                  </w:t>
+      </w:r>
+      <w:r>
+        <w:rPr>
+          <w:rFonts w:ascii="TH SarabunIT๙" w:hAnsi="TH SarabunIT๙" w:cs="TH SarabunIT๙"/>
+          <w:sz w:val="32"/>
+          <w:szCs w:val="32"/>
+          <w:cs/>
+        </w:rPr>
+        <w:t xml:space="preserve">( </w:t>
+      </w:r>
+      <w:r>
+        <w:rPr>
+          <w:rFonts w:ascii="TH SarabunIT๙" w:hAnsi="TH SarabunIT๙" w:cs="TH SarabunIT๙"/>
+          <w:sz w:val="32"/>
+          <w:szCs w:val="32"/>
+        </w:rPr>
+        <w:t>{{ leader.name }} )</w:t>
+      </w:r>
+    </w:p>
+    <w:p>
+      <w:pPr>
+        <w:jc w:val="center"/>
+        <w:rPr>
+          <w:rFonts w:ascii="TH SarabunIT๙" w:hAnsi="TH SarabunIT๙" w:cs="TH SarabunIT๙"/>
+          <w:sz w:val="32"/>
+          <w:szCs w:val="32"/>
+        </w:rPr>
+      </w:pPr>
+      <w:r>
+        <w:rPr>
+          <w:rFonts w:ascii="TH SarabunIT๙" w:hAnsi="TH SarabunIT๙" w:cs="TH SarabunIT๙"/>
+          <w:sz w:val="32"/>
+          <w:szCs w:val="32"/>
+        </w:rPr>
+        <w:t>{% endfor %}</w:t>
+      </w:r>
+    </w:p>
+    <w:p>
+      <w:pPr>
+        <w:rPr>
+          <w:rFonts w:ascii="TH SarabunIT๙" w:hAnsi="TH SarabunIT๙" w:cs="TH SarabunIT๙"/>
+          <w:sz w:val="32"/>
+          <w:szCs w:val="32"/>
+          <w:cs/>
+        </w:rPr>
+      </w:pPr>
+      <w:r>
+        <w:rPr>
+          <w:rFonts w:ascii="TH SarabunIT๙" w:hAnsi="TH SarabunIT๙" w:cs="TH SarabunIT๙" w:hint="cs"/>
+          <w:sz w:val="32"/>
+          <w:szCs w:val="32"/>
+          <w:cs/>
+        </w:rPr>
+        <w:t xml:space="preserve">                              </w:t>
+      </w:r>
+      <w:r>
+        <w:rPr>
+          <w:rFonts w:ascii="TH SarabunIT๙" w:hAnsi="TH SarabunIT๙" w:cs="TH SarabunIT๙"/>
+          <w:sz w:val="32"/>
+          <w:szCs w:val="32"/>
+          <w:cs/>
+        </w:rPr>
+        <w:t xml:space="preserve">(ลงชื่อ) </w:t>
+      </w:r>
+      <w:r>
+        <w:rPr>
+          <w:rFonts w:ascii="TH SarabunIT๙" w:hAnsi="TH SarabunIT๙" w:cs="TH SarabunIT๙" w:hint="cs"/>
+          <w:sz w:val="32"/>
+          <w:szCs w:val="32"/>
+          <w:cs/>
+        </w:rPr>
+        <w:t>..........</w:t>
+      </w:r>
+      <w:r>
+        <w:rPr>
+          <w:rFonts w:ascii="TH SarabunIT๙" w:hAnsi="TH SarabunIT๙" w:cs="TH SarabunIT๙"/>
+          <w:sz w:val="32"/>
+          <w:szCs w:val="32"/>
+          <w:cs/>
+        </w:rPr>
+        <w:t>......................................</w:t>
+      </w:r>
+      <w:r>
+        <w:rPr>
+          <w:rFonts w:ascii="TH SarabunIT๙" w:hAnsi="TH SarabunIT๙" w:cs="TH SarabunIT๙" w:hint="cs"/>
+          <w:sz w:val="32"/>
+          <w:szCs w:val="32"/>
+          <w:cs/>
+        </w:rPr>
+        <w:t>............</w:t>
+      </w:r>
+      <w:r>
+        <w:rPr>
+          <w:rFonts w:ascii="TH SarabunIT๙" w:hAnsi="TH SarabunIT๙" w:cs="TH SarabunIT๙"/>
+          <w:sz w:val="32"/>
+          <w:szCs w:val="32"/>
+          <w:cs/>
+        </w:rPr>
+        <w:t>...</w:t>
+      </w:r>
+      <w:r>
+        <w:rPr>
+          <w:rFonts w:ascii="TH SarabunIT๙" w:hAnsi="TH SarabunIT๙" w:cs="TH SarabunIT๙"/>
+          <w:sz w:val="32"/>
+          <w:szCs w:val="32"/>
+        </w:rPr>
+        <w:t>..</w:t>
+      </w:r>
+      <w:r>
+        <w:rPr>
+          <w:rFonts w:ascii="TH SarabunIT๙" w:hAnsi="TH SarabunIT๙" w:cs="TH SarabunIT๙" w:hint="cs"/>
+          <w:sz w:val="32"/>
+          <w:szCs w:val="32"/>
+          <w:cs/>
+        </w:rPr>
+        <w:t>หัวหน้าชุดตรวจค้น</w:t>
+      </w:r>
+    </w:p>
+    <w:p>
+      <w:pPr>
+        <w:spacing w:after="240"/>
+        <w:rPr>
+          <w:rFonts w:ascii="TH SarabunIT๙" w:hAnsi="TH SarabunIT๙" w:cs="TH SarabunIT๙"/>
+          <w:sz w:val="32"/>
+          <w:szCs w:val="32"/>
+          <w:cs/>
+        </w:rPr>
+      </w:pPr>
+      <w:r>
+        <w:rPr>
+          <w:rFonts w:ascii="TH SarabunIT๙" w:hAnsi="TH SarabunIT๙" w:cs="TH SarabunIT๙" w:hint="cs"/>
+          <w:sz w:val="32"/>
+          <w:szCs w:val="32"/>
+          <w:cs/>
+        </w:rPr>
+        <w:t xml:space="preserve">                                                       </w:t>
+      </w:r>
+      <w:r>
+        <w:rPr>
+          <w:rFonts w:ascii="TH SarabunIT๙" w:hAnsi="TH SarabunIT๙" w:cs="TH SarabunIT๙" w:hint="cs"/>
+          <w:sz w:val="32"/>
+          <w:szCs w:val="32"/>
+          <w:cs/>
+        </w:rPr>
+        <w:t xml:space="preserve">( </w:t>
+      </w:r>
+      <w:r>
+        <w:rPr>
+          <w:rFonts w:ascii="TH SarabunIT๙" w:eastAsia="Calibri" w:hAnsi="TH SarabunIT๙" w:cs="TH SarabunIT๙"/>
+          <w:sz w:val="32"/>
+          <w:szCs w:val="32"/>
+        </w:rPr>
+        <w:t>{{ img_signer }}</w:t>
       </w:r>
       <w:r>
         <w:rPr>
@@ -3487,79 +3147,6 @@
       </w:r>
       <w:r>
         <w:rPr>
-          <w:rFonts w:ascii="TH SarabunIT๙" w:hAnsi="TH SarabunIT๙" w:cs="TH SarabunIT๙"/>
-          <w:sz w:val="32"/>
-          <w:szCs w:val="32"/>
-          <w:cs/>
-        </w:rPr>
-        <w:t xml:space="preserve"> (ลงชื่อ) ....................................................</w:t>
-      </w:r>
-      <w:r>
-        <w:rPr>
-          <w:rFonts w:ascii="TH SarabunIT๙" w:hAnsi="TH SarabunIT๙" w:cs="TH SarabunIT๙" w:hint="cs"/>
-          <w:sz w:val="32"/>
-          <w:szCs w:val="32"/>
-          <w:cs/>
-        </w:rPr>
-        <w:t>..</w:t>
-      </w:r>
-      <w:r>
-        <w:rPr>
-          <w:rFonts w:ascii="TH SarabunIT๙" w:hAnsi="TH SarabunIT๙" w:cs="TH SarabunIT๙"/>
-          <w:sz w:val="32"/>
-          <w:szCs w:val="32"/>
-          <w:cs/>
-        </w:rPr>
-        <w:t>นำตรวจค้น</w:t>
-      </w:r>
-    </w:p>
-    <w:p>
-      <w:pPr>
-        <w:spacing w:after="240"/>
-        <w:jc w:val="center"/>
-        <w:rPr>
-          <w:rFonts w:ascii="TH SarabunIT๙" w:hAnsi="TH SarabunIT๙" w:cs="TH SarabunIT๙"/>
-          <w:sz w:val="32"/>
-          <w:szCs w:val="32"/>
-        </w:rPr>
-      </w:pPr>
-      <w:r>
-        <w:rPr>
-          <w:rFonts w:ascii="TH SarabunIT๙" w:hAnsi="TH SarabunIT๙" w:cs="TH SarabunIT๙" w:hint="cs"/>
-          <w:sz w:val="32"/>
-          <w:szCs w:val="32"/>
-          <w:cs/>
-        </w:rPr>
-        <w:t xml:space="preserve">   </w:t>
-      </w:r>
-      <w:r>
-        <w:rPr>
-          <w:rFonts w:ascii="TH SarabunIT๙" w:hAnsi="TH SarabunIT๙" w:cs="TH SarabunIT๙" w:hint="cs"/>
-          <w:sz w:val="32"/>
-          <w:szCs w:val="32"/>
-          <w:cs/>
-        </w:rPr>
-        <w:t xml:space="preserve">( </w:t>
-      </w:r>
-      <w:r>
-        <w:rPr>
-          <w:rFonts w:ascii="TH SarabunIT๙" w:hAnsi="TH SarabunIT๙" w:cs="TH SarabunIT๙"/>
-          <w:sz w:val="32"/>
-          <w:szCs w:val="32"/>
-        </w:rPr>
-        <w:t>{{ leader_name_1 }}</w:t>
-      </w:r>
-      <w:r>
-        <w:rPr>
-          <w:rFonts w:ascii="TH SarabunIT๙" w:hAnsi="TH SarabunIT๙" w:cs="TH SarabunIT๙" w:hint="cs"/>
-          <w:sz w:val="32"/>
-          <w:szCs w:val="32"/>
-          <w:cs/>
-        </w:rPr>
-        <w:t xml:space="preserve"> </w:t>
-      </w:r>
-      <w:r>
-        <w:rPr>
           <w:rFonts w:ascii="TH SarabunIT๙" w:hAnsi="TH SarabunIT๙" w:cs="TH SarabunIT๙" w:hint="cs"/>
           <w:sz w:val="32"/>
           <w:szCs w:val="32"/>
@@ -3568,334 +3155,9 @@
         <w:t>)</w:t>
       </w:r>
     </w:p>
-    <w:p>
-      <w:pPr>
-        <w:jc w:val="center"/>
-        <w:rPr>
-          <w:rFonts w:ascii="TH SarabunIT๙" w:hAnsi="TH SarabunIT๙" w:cs="TH SarabunIT๙"/>
-          <w:sz w:val="32"/>
-          <w:szCs w:val="32"/>
-          <w:cs/>
-        </w:rPr>
-      </w:pPr>
-      <w:r>
-        <w:rPr>
-          <w:rFonts w:ascii="TH SarabunIT๙" w:hAnsi="TH SarabunIT๙" w:cs="TH SarabunIT๙" w:hint="cs"/>
-          <w:sz w:val="32"/>
-          <w:szCs w:val="32"/>
-          <w:cs/>
-        </w:rPr>
-        <w:t xml:space="preserve">              </w:t>
-      </w:r>
-      <w:r>
-        <w:rPr>
-          <w:rFonts w:ascii="TH SarabunIT๙" w:hAnsi="TH SarabunIT๙" w:cs="TH SarabunIT๙"/>
-          <w:sz w:val="32"/>
-          <w:szCs w:val="32"/>
-          <w:cs/>
-        </w:rPr>
-        <w:t>(ลงชื่อ) .....................................................</w:t>
-      </w:r>
-      <w:r>
-        <w:rPr>
-          <w:rFonts w:ascii="TH SarabunIT๙" w:hAnsi="TH SarabunIT๙" w:cs="TH SarabunIT๙" w:hint="cs"/>
-          <w:sz w:val="32"/>
-          <w:szCs w:val="32"/>
-          <w:cs/>
-        </w:rPr>
-        <w:t>พยาน</w:t>
-      </w:r>
-      <w:r>
-        <w:rPr>
-          <w:rFonts w:ascii="TH SarabunIT๙" w:hAnsi="TH SarabunIT๙" w:cs="TH SarabunIT๙"/>
-          <w:sz w:val="32"/>
-          <w:szCs w:val="32"/>
-          <w:cs/>
-        </w:rPr>
-        <w:t>/</w:t>
-      </w:r>
-      <w:r>
-        <w:rPr>
-          <w:rFonts w:ascii="TH SarabunIT๙" w:hAnsi="TH SarabunIT๙" w:cs="TH SarabunIT๙" w:hint="cs"/>
-          <w:sz w:val="32"/>
-          <w:szCs w:val="32"/>
-          <w:cs/>
-        </w:rPr>
-        <w:t>นำตรวจค้น</w:t>
-      </w:r>
-    </w:p>
-    <w:p>
-      <w:pPr>
-        <w:spacing w:after="240"/>
-        <w:jc w:val="center"/>
-        <w:rPr>
-          <w:rFonts w:ascii="TH SarabunIT๙" w:hAnsi="TH SarabunIT๙" w:cs="TH SarabunIT๙"/>
-          <w:sz w:val="32"/>
-          <w:szCs w:val="32"/>
-        </w:rPr>
-      </w:pPr>
-      <w:r>
-        <w:rPr>
-          <w:rFonts w:ascii="TH SarabunIT๙" w:hAnsi="TH SarabunIT๙" w:cs="TH SarabunIT๙" w:hint="cs"/>
-          <w:sz w:val="32"/>
-          <w:szCs w:val="32"/>
-          <w:cs/>
-        </w:rPr>
-        <w:t xml:space="preserve"> </w:t>
-      </w:r>
-      <w:r>
-        <w:rPr>
-          <w:rFonts w:ascii="TH SarabunIT๙" w:hAnsi="TH SarabunIT๙" w:cs="TH SarabunIT๙" w:hint="cs"/>
-          <w:sz w:val="32"/>
-          <w:szCs w:val="32"/>
-          <w:cs/>
-        </w:rPr>
-        <w:t xml:space="preserve">( </w:t>
-      </w:r>
-      <w:r>
-        <w:rPr>
-          <w:rFonts w:ascii="TH SarabunIT๙" w:hAnsi="TH SarabunIT๙" w:cs="TH SarabunIT๙"/>
-          <w:sz w:val="32"/>
-          <w:szCs w:val="32"/>
-          <w:cs/>
-        </w:rPr>
-        <w:t>นาย</w:t>
-      </w:r>
-      <w:proofErr w:type="spellStart"/>
-      <w:r>
-        <w:rPr>
-          <w:rFonts w:ascii="TH SarabunIT๙" w:hAnsi="TH SarabunIT๙" w:cs="TH SarabunIT๙"/>
-          <w:sz w:val="32"/>
-          <w:szCs w:val="32"/>
-          <w:cs/>
-        </w:rPr>
-        <w:t>เต</w:t>
-      </w:r>
-      <w:proofErr w:type="spellEnd"/>
-      <w:r>
-        <w:rPr>
-          <w:rFonts w:ascii="TH SarabunIT๙" w:hAnsi="TH SarabunIT๙" w:cs="TH SarabunIT๙"/>
-          <w:sz w:val="32"/>
-          <w:szCs w:val="32"/>
-          <w:cs/>
-        </w:rPr>
-        <w:t>ชิต ขำสมบัติ</w:t>
-      </w:r>
-      <w:r>
-        <w:rPr>
-          <w:rFonts w:ascii="TH SarabunIT๙" w:hAnsi="TH SarabunIT๙" w:cs="TH SarabunIT๙" w:hint="cs"/>
-          <w:sz w:val="32"/>
-          <w:szCs w:val="32"/>
-          <w:cs/>
-        </w:rPr>
-        <w:t xml:space="preserve"> </w:t>
-      </w:r>
-      <w:r>
-        <w:rPr>
-          <w:rFonts w:ascii="TH SarabunIT๙" w:hAnsi="TH SarabunIT๙" w:cs="TH SarabunIT๙" w:hint="cs"/>
-          <w:sz w:val="32"/>
-          <w:szCs w:val="32"/>
-          <w:cs/>
-        </w:rPr>
-        <w:t>)</w:t>
-      </w:r>
-    </w:p>
-    <w:p>
-      <w:pPr>
-        <w:jc w:val="center"/>
-        <w:rPr>
-          <w:rFonts w:ascii="TH SarabunIT๙" w:hAnsi="TH SarabunIT๙" w:cs="TH SarabunIT๙"/>
-          <w:sz w:val="32"/>
-          <w:szCs w:val="32"/>
-          <w:cs/>
-        </w:rPr>
-      </w:pPr>
-      <w:r>
-        <w:rPr>
-          <w:rFonts w:ascii="TH SarabunIT๙" w:hAnsi="TH SarabunIT๙" w:cs="TH SarabunIT๙"/>
-          <w:sz w:val="32"/>
-          <w:szCs w:val="32"/>
-          <w:cs/>
-        </w:rPr>
-        <w:t xml:space="preserve">             </w:t>
-      </w:r>
-      <w:r>
-        <w:rPr>
-          <w:rFonts w:ascii="TH SarabunIT๙" w:hAnsi="TH SarabunIT๙" w:cs="TH SarabunIT๙" w:hint="cs"/>
-          <w:sz w:val="32"/>
-          <w:szCs w:val="32"/>
-          <w:cs/>
-        </w:rPr>
-        <w:t xml:space="preserve">  </w:t>
-      </w:r>
-      <w:r>
-        <w:rPr>
-          <w:rFonts w:ascii="TH SarabunIT๙" w:hAnsi="TH SarabunIT๙" w:cs="TH SarabunIT๙"/>
-          <w:sz w:val="32"/>
-          <w:szCs w:val="32"/>
-          <w:cs/>
-        </w:rPr>
-        <w:t xml:space="preserve">(ลงชื่อ) </w:t>
-      </w:r>
-      <w:r>
-        <w:rPr>
-          <w:rFonts w:ascii="TH SarabunIT๙" w:hAnsi="TH SarabunIT๙" w:cs="TH SarabunIT๙" w:hint="cs"/>
-          <w:sz w:val="32"/>
-          <w:szCs w:val="32"/>
-          <w:cs/>
-        </w:rPr>
-        <w:t>พ</w:t>
-      </w:r>
-      <w:r>
-        <w:rPr>
-          <w:rFonts w:ascii="TH SarabunIT๙" w:hAnsi="TH SarabunIT๙" w:cs="TH SarabunIT๙"/>
-          <w:sz w:val="32"/>
-          <w:szCs w:val="32"/>
-          <w:cs/>
-        </w:rPr>
-        <w:t>.</w:t>
-      </w:r>
-      <w:r>
-        <w:rPr>
-          <w:rFonts w:ascii="TH SarabunIT๙" w:hAnsi="TH SarabunIT๙" w:cs="TH SarabunIT๙" w:hint="cs"/>
-          <w:sz w:val="32"/>
-          <w:szCs w:val="32"/>
-          <w:cs/>
-        </w:rPr>
-        <w:t>ต</w:t>
-      </w:r>
-      <w:r>
-        <w:rPr>
-          <w:rFonts w:ascii="TH SarabunIT๙" w:hAnsi="TH SarabunIT๙" w:cs="TH SarabunIT๙"/>
-          <w:sz w:val="32"/>
-          <w:szCs w:val="32"/>
-          <w:cs/>
-        </w:rPr>
-        <w:t>.</w:t>
-      </w:r>
-      <w:r>
-        <w:rPr>
-          <w:rFonts w:ascii="TH SarabunIT๙" w:hAnsi="TH SarabunIT๙" w:cs="TH SarabunIT๙" w:hint="cs"/>
-          <w:sz w:val="32"/>
-          <w:szCs w:val="32"/>
-          <w:cs/>
-        </w:rPr>
-        <w:t>ต</w:t>
-      </w:r>
-      <w:r>
-        <w:rPr>
-          <w:rFonts w:ascii="TH SarabunIT๙" w:hAnsi="TH SarabunIT๙" w:cs="TH SarabunIT๙"/>
-          <w:sz w:val="32"/>
-          <w:szCs w:val="32"/>
-          <w:cs/>
-        </w:rPr>
-        <w:t>.........................................</w:t>
-      </w:r>
-      <w:r>
-        <w:rPr>
-          <w:rFonts w:ascii="TH SarabunIT๙" w:hAnsi="TH SarabunIT๙" w:cs="TH SarabunIT๙"/>
-          <w:sz w:val="32"/>
-          <w:szCs w:val="32"/>
-        </w:rPr>
-        <w:t>..</w:t>
-      </w:r>
-      <w:r>
-        <w:rPr>
-          <w:rFonts w:ascii="TH SarabunIT๙" w:hAnsi="TH SarabunIT๙" w:cs="TH SarabunIT๙" w:hint="cs"/>
-          <w:sz w:val="32"/>
-          <w:szCs w:val="32"/>
-          <w:cs/>
-        </w:rPr>
-        <w:t>หัวหน้าชุดตรวจค้น</w:t>
-      </w:r>
-    </w:p>
-    <w:p>
-      <w:pPr>
-        <w:spacing w:after="240"/>
-        <w:jc w:val="center"/>
-        <w:rPr>
-          <w:rFonts w:ascii="TH SarabunIT๙" w:hAnsi="TH SarabunIT๙" w:cs="TH SarabunIT๙"/>
-          <w:sz w:val="32"/>
-          <w:szCs w:val="32"/>
-          <w:cs/>
-        </w:rPr>
-      </w:pPr>
-      <w:r>
-        <w:rPr>
-          <w:rFonts w:ascii="TH SarabunIT๙" w:hAnsi="TH SarabunIT๙" w:cs="TH SarabunIT๙" w:hint="cs"/>
-          <w:sz w:val="32"/>
-          <w:szCs w:val="32"/>
-          <w:cs/>
-        </w:rPr>
-        <w:t xml:space="preserve"> </w:t>
-      </w:r>
-      <w:r>
-        <w:rPr>
-          <w:rFonts w:ascii="TH SarabunIT๙" w:hAnsi="TH SarabunIT๙" w:cs="TH SarabunIT๙" w:hint="cs"/>
-          <w:sz w:val="32"/>
-          <w:szCs w:val="32"/>
-          <w:cs/>
-        </w:rPr>
-        <w:t xml:space="preserve">   </w:t>
-      </w:r>
-      <w:r>
-        <w:rPr>
-          <w:rFonts w:ascii="TH SarabunIT๙" w:hAnsi="TH SarabunIT๙" w:cs="TH SarabunIT๙" w:hint="cs"/>
-          <w:sz w:val="32"/>
-          <w:szCs w:val="32"/>
-          <w:cs/>
-        </w:rPr>
-        <w:t xml:space="preserve">   </w:t>
-      </w:r>
-      <w:r>
-        <w:rPr>
-          <w:rFonts w:ascii="TH SarabunIT๙" w:hAnsi="TH SarabunIT๙" w:cs="TH SarabunIT๙" w:hint="cs"/>
-          <w:sz w:val="32"/>
-          <w:szCs w:val="32"/>
-          <w:cs/>
-        </w:rPr>
-        <w:t xml:space="preserve">( </w:t>
-      </w:r>
-      <w:r>
-        <w:rPr>
-          <w:rFonts w:ascii="TH SarabunIT๙" w:eastAsia="Calibri" w:hAnsi="TH SarabunIT๙" w:cs="TH SarabunIT๙" w:hint="cs"/>
-          <w:sz w:val="32"/>
-          <w:szCs w:val="32"/>
-          <w:cs/>
-        </w:rPr>
-        <w:t>สุ</w:t>
-      </w:r>
-      <w:r>
-        <w:rPr>
-          <w:rFonts w:ascii="TH SarabunIT๙" w:eastAsia="Calibri" w:hAnsi="TH SarabunIT๙" w:cs="TH SarabunIT๙"/>
-          <w:sz w:val="32"/>
-          <w:szCs w:val="32"/>
-          <w:cs/>
-        </w:rPr>
-        <w:t>วิจักขณ์ รัตนพันธ์</w:t>
-      </w:r>
-      <w:r>
-        <w:rPr>
-          <w:rFonts w:ascii="TH SarabunIT๙" w:hAnsi="TH SarabunIT๙" w:cs="TH SarabunIT๙" w:hint="cs"/>
-          <w:sz w:val="32"/>
-          <w:szCs w:val="32"/>
-          <w:cs/>
-        </w:rPr>
-        <w:t xml:space="preserve"> </w:t>
-      </w:r>
-      <w:r>
-        <w:rPr>
-          <w:rFonts w:ascii="TH SarabunIT๙" w:hAnsi="TH SarabunIT๙" w:cs="TH SarabunIT๙" w:hint="cs"/>
-          <w:sz w:val="32"/>
-          <w:szCs w:val="32"/>
-          <w:cs/>
-        </w:rPr>
-        <w:t>)</w:t>
-      </w:r>
-    </w:p>
     <w:sectPr>
-      <w:headerReference w:type="even" r:id="rId10"/>
-      <w:headerReference w:type="default" r:id="rId11"/>
+      <w:headerReference w:type="even" r:id="rId8"/>
+      <w:headerReference w:type="default" r:id="rId9"/>
       <w:pgSz w:w="11906" w:h="16838" w:code="9"/>
       <w:pgMar w:top="709" w:right="849" w:bottom="284" w:left="1134" w:header="709" w:footer="709" w:gutter="0"/>
       <w:pgNumType w:fmt="thaiNumbers"/>
@@ -5168,7 +4430,7 @@
   <w:style w:type="paragraph" w:default="1" w:styleId="a">
     <w:name w:val="Normal"/>
     <w:qFormat/>
-    <w:rsid w:val="00A57A42"/>
+    <w:rsid w:val="00CE70E2"/>
     <w:rPr>
       <w:sz w:val="24"/>
       <w:szCs w:val="28"/>
@@ -5177,7 +4439,6 @@
   <w:style w:type="character" w:default="1" w:styleId="a0">
     <w:name w:val="Default Paragraph Font"/>
     <w:uiPriority w:val="1"/>
-    <w:semiHidden/>
     <w:unhideWhenUsed/>
   </w:style>
   <w:style w:type="table" w:default="1" w:styleId="a1">

--- a/template_search_seizure.docx
+++ b/template_search_seizure.docx
@@ -292,7 +292,25 @@
           <w:sz w:val="32"/>
           <w:szCs w:val="32"/>
         </w:rPr>
-        <w:t>{{ record_location }}</w:t>
+        <w:t xml:space="preserve">{{ </w:t>
+      </w:r>
+      <w:proofErr w:type="spellStart"/>
+      <w:r>
+        <w:rPr>
+          <w:rFonts w:ascii="TH SarabunIT๙" w:hAnsi="TH SarabunIT๙" w:cs="TH SarabunIT๙"/>
+          <w:sz w:val="32"/>
+          <w:szCs w:val="32"/>
+        </w:rPr>
+        <w:t>record_location</w:t>
+      </w:r>
+      <w:proofErr w:type="spellEnd"/>
+      <w:r>
+        <w:rPr>
+          <w:rFonts w:ascii="TH SarabunIT๙" w:hAnsi="TH SarabunIT๙" w:cs="TH SarabunIT๙"/>
+          <w:sz w:val="32"/>
+          <w:szCs w:val="32"/>
+        </w:rPr>
+        <w:t xml:space="preserve"> }}</w:t>
       </w:r>
     </w:p>
     <w:p>
@@ -367,8 +385,9 @@
           <w:sz w:val="32"/>
           <w:szCs w:val="32"/>
         </w:rPr>
-        <w:t>{{ record_date_th }}</w:t>
-      </w:r>
+        <w:t xml:space="preserve">{{ </w:t>
+      </w:r>
+      <w:proofErr w:type="spellStart"/>
       <w:r>
         <w:rPr>
           <w:rFonts w:ascii="TH SarabunIT๙" w:hAnsi="TH SarabunIT๙" w:cs="TH SarabunIT๙"/>
@@ -376,6 +395,25 @@
           <w:sz w:val="32"/>
           <w:szCs w:val="32"/>
         </w:rPr>
+        <w:t>record_date_th</w:t>
+      </w:r>
+      <w:proofErr w:type="spellEnd"/>
+      <w:r>
+        <w:rPr>
+          <w:rFonts w:ascii="TH SarabunIT๙" w:hAnsi="TH SarabunIT๙" w:cs="TH SarabunIT๙"/>
+          <w:color w:val="000000" w:themeColor="text1"/>
+          <w:sz w:val="32"/>
+          <w:szCs w:val="32"/>
+        </w:rPr>
+        <w:t xml:space="preserve"> }}</w:t>
+      </w:r>
+      <w:r>
+        <w:rPr>
+          <w:rFonts w:ascii="TH SarabunIT๙" w:hAnsi="TH SarabunIT๙" w:cs="TH SarabunIT๙"/>
+          <w:color w:val="000000" w:themeColor="text1"/>
+          <w:sz w:val="32"/>
+          <w:szCs w:val="32"/>
+        </w:rPr>
         <w:t xml:space="preserve"> </w:t>
       </w:r>
       <w:r>
@@ -395,14 +433,34 @@
           <w:sz w:val="32"/>
           <w:szCs w:val="32"/>
         </w:rPr>
-        <w:t xml:space="preserve">{{ record_time }} </w:t>
-      </w:r>
+        <w:t xml:space="preserve">{{ </w:t>
+      </w:r>
+      <w:proofErr w:type="spellStart"/>
       <w:r>
         <w:rPr>
           <w:rFonts w:ascii="TH SarabunIT๙" w:hAnsi="TH SarabunIT๙" w:cs="TH SarabunIT๙"/>
           <w:color w:val="000000" w:themeColor="text1"/>
           <w:sz w:val="32"/>
           <w:szCs w:val="32"/>
+        </w:rPr>
+        <w:t>record_time</w:t>
+      </w:r>
+      <w:proofErr w:type="spellEnd"/>
+      <w:r>
+        <w:rPr>
+          <w:rFonts w:ascii="TH SarabunIT๙" w:hAnsi="TH SarabunIT๙" w:cs="TH SarabunIT๙"/>
+          <w:color w:val="000000" w:themeColor="text1"/>
+          <w:sz w:val="32"/>
+          <w:szCs w:val="32"/>
+        </w:rPr>
+        <w:t xml:space="preserve"> }} </w:t>
+      </w:r>
+      <w:r>
+        <w:rPr>
+          <w:rFonts w:ascii="TH SarabunIT๙" w:hAnsi="TH SarabunIT๙" w:cs="TH SarabunIT๙"/>
+          <w:color w:val="000000" w:themeColor="text1"/>
+          <w:sz w:val="32"/>
+          <w:szCs w:val="32"/>
           <w:cs/>
         </w:rPr>
         <w:t>น.</w:t>
@@ -486,8 +544,9 @@
           <w:sz w:val="32"/>
           <w:szCs w:val="32"/>
         </w:rPr>
-        <w:t>{{ search_date_th }}</w:t>
-      </w:r>
+        <w:t xml:space="preserve">{{ </w:t>
+      </w:r>
+      <w:proofErr w:type="spellStart"/>
       <w:r>
         <w:rPr>
           <w:rFonts w:ascii="TH SarabunIT๙" w:hAnsi="TH SarabunIT๙" w:cs="TH SarabunIT๙"/>
@@ -495,6 +554,25 @@
           <w:sz w:val="32"/>
           <w:szCs w:val="32"/>
         </w:rPr>
+        <w:t>search_date_th</w:t>
+      </w:r>
+      <w:proofErr w:type="spellEnd"/>
+      <w:r>
+        <w:rPr>
+          <w:rFonts w:ascii="TH SarabunIT๙" w:hAnsi="TH SarabunIT๙" w:cs="TH SarabunIT๙"/>
+          <w:color w:val="000000" w:themeColor="text1"/>
+          <w:sz w:val="32"/>
+          <w:szCs w:val="32"/>
+        </w:rPr>
+        <w:t xml:space="preserve"> }}</w:t>
+      </w:r>
+      <w:r>
+        <w:rPr>
+          <w:rFonts w:ascii="TH SarabunIT๙" w:hAnsi="TH SarabunIT๙" w:cs="TH SarabunIT๙"/>
+          <w:color w:val="000000" w:themeColor="text1"/>
+          <w:sz w:val="32"/>
+          <w:szCs w:val="32"/>
+        </w:rPr>
         <w:t xml:space="preserve"> </w:t>
       </w:r>
       <w:r>
@@ -514,7 +592,27 @@
           <w:sz w:val="32"/>
           <w:szCs w:val="32"/>
         </w:rPr>
-        <w:t xml:space="preserve">{{ search_time }} </w:t>
+        <w:t xml:space="preserve">{{ </w:t>
+      </w:r>
+      <w:proofErr w:type="spellStart"/>
+      <w:r>
+        <w:rPr>
+          <w:rFonts w:ascii="TH SarabunIT๙" w:hAnsi="TH SarabunIT๙" w:cs="TH SarabunIT๙"/>
+          <w:color w:val="000000" w:themeColor="text1"/>
+          <w:sz w:val="32"/>
+          <w:szCs w:val="32"/>
+        </w:rPr>
+        <w:t>search_time</w:t>
+      </w:r>
+      <w:proofErr w:type="spellEnd"/>
+      <w:r>
+        <w:rPr>
+          <w:rFonts w:ascii="TH SarabunIT๙" w:hAnsi="TH SarabunIT๙" w:cs="TH SarabunIT๙"/>
+          <w:color w:val="000000" w:themeColor="text1"/>
+          <w:sz w:val="32"/>
+          <w:szCs w:val="32"/>
+        </w:rPr>
+        <w:t xml:space="preserve"> }} </w:t>
       </w:r>
       <w:r>
         <w:rPr>
@@ -578,111 +676,270 @@
           <w:sz w:val="32"/>
           <w:szCs w:val="32"/>
         </w:rPr>
-        <w:t>{{ search_location }}</w:t>
+        <w:t xml:space="preserve">{{ </w:t>
+      </w:r>
+      <w:proofErr w:type="spellStart"/>
+      <w:r>
+        <w:rPr>
+          <w:rFonts w:ascii="TH SarabunIT๙" w:hAnsi="TH SarabunIT๙" w:cs="TH SarabunIT๙"/>
+          <w:sz w:val="32"/>
+          <w:szCs w:val="32"/>
+        </w:rPr>
+        <w:t>search_location</w:t>
+      </w:r>
+      <w:proofErr w:type="spellEnd"/>
+      <w:r>
+        <w:rPr>
+          <w:rFonts w:ascii="TH SarabunIT๙" w:hAnsi="TH SarabunIT๙" w:cs="TH SarabunIT๙"/>
+          <w:sz w:val="32"/>
+          <w:szCs w:val="32"/>
+        </w:rPr>
+        <w:t xml:space="preserve"> }}</w:t>
       </w:r>
     </w:p>
     <w:bookmarkEnd w:id="3"/>
     <w:p>
       <w:pPr>
-        <w:pStyle w:val="ad"/>
         <w:jc w:val="thaiDistribute"/>
         <w:rPr>
           <w:rFonts w:ascii="TH SarabunIT๙" w:hAnsi="TH SarabunIT๙" w:cs="TH SarabunIT๙"/>
           <w:sz w:val="32"/>
           <w:szCs w:val="32"/>
-          <w:cs/>
-          <w:lang w:val="en-GB"/>
-        </w:rPr>
-      </w:pPr>
-      <w:r>
-        <w:rPr>
-          <w:rFonts w:ascii="TH SarabunIT๙" w:eastAsia="Times New Roman" w:hAnsi="TH SarabunIT๙" w:cs="TH SarabunIT๙"/>
-          <w:b/>
-          <w:bCs/>
-          <w:sz w:val="32"/>
-          <w:szCs w:val="32"/>
-          <w:cs/>
-        </w:rPr>
-        <w:t>ภายใต้การอำนวยการสั่งการของ</w:t>
-      </w:r>
-      <w:r>
-        <w:rPr>
-          <w:rFonts w:ascii="TH SarabunIT๙" w:hAnsi="TH SarabunIT๙" w:cs="TH SarabunIT๙" w:hint="cs"/>
-          <w:sz w:val="32"/>
-          <w:szCs w:val="32"/>
-          <w:cs/>
-          <w:lang w:val="en-GB"/>
+        </w:rPr>
+      </w:pPr>
+      <w:r>
+        <w:rPr>
+          <w:rFonts w:ascii="TH SarabunIT๙" w:hAnsi="TH SarabunIT๙" w:cs="TH SarabunIT๙"/>
+          <w:b/>
+          <w:bCs/>
+          <w:sz w:val="32"/>
+          <w:szCs w:val="32"/>
+        </w:rPr>
+        <w:t xml:space="preserve">{% for unit in units </w:t>
+      </w:r>
+      <w:proofErr w:type="gramStart"/>
+      <w:r>
+        <w:rPr>
+          <w:rFonts w:ascii="TH SarabunIT๙" w:hAnsi="TH SarabunIT๙" w:cs="TH SarabunIT๙"/>
+          <w:b/>
+          <w:bCs/>
+          <w:sz w:val="32"/>
+          <w:szCs w:val="32"/>
+        </w:rPr>
+        <w:t>%}</w:t>
+      </w:r>
+      <w:r>
+        <w:rPr>
+          <w:rFonts w:ascii="TH SarabunIT๙" w:hAnsi="TH SarabunIT๙" w:cs="TH SarabunIT๙"/>
+          <w:b/>
+          <w:bCs/>
+          <w:sz w:val="32"/>
+          <w:szCs w:val="32"/>
+          <w:cs/>
+        </w:rPr>
+        <w:t>ภายใต้อำนวยการสั่งการของ</w:t>
+      </w:r>
+      <w:proofErr w:type="gramEnd"/>
+      <w:r>
+        <w:rPr>
+          <w:rFonts w:ascii="TH SarabunIT๙" w:hAnsi="TH SarabunIT๙" w:cs="TH SarabunIT๙"/>
+          <w:b/>
+          <w:bCs/>
+          <w:sz w:val="32"/>
+          <w:szCs w:val="32"/>
+          <w:cs/>
         </w:rPr>
         <w:t xml:space="preserve"> </w:t>
       </w:r>
-      <w:r>
-        <w:rPr>
-          <w:rFonts w:ascii="TH SarabunIT๙" w:hAnsi="TH SarabunIT๙" w:cs="TH SarabunIT๙" w:hint="cs"/>
-          <w:sz w:val="32"/>
-          <w:szCs w:val="32"/>
-          <w:cs/>
-          <w:lang w:val="en-GB"/>
+      <w:proofErr w:type="gramStart"/>
+      <w:r>
+        <w:rPr>
+          <w:rFonts w:ascii="TH SarabunIT๙" w:hAnsi="TH SarabunIT๙" w:cs="TH SarabunIT๙"/>
+          <w:sz w:val="32"/>
+          <w:szCs w:val="32"/>
+        </w:rPr>
+        <w:t xml:space="preserve">{{ </w:t>
+      </w:r>
+      <w:proofErr w:type="spellStart"/>
+      <w:r>
+        <w:rPr>
+          <w:rFonts w:ascii="TH SarabunIT๙" w:hAnsi="TH SarabunIT๙" w:cs="TH SarabunIT๙"/>
+          <w:sz w:val="32"/>
+          <w:szCs w:val="32"/>
+        </w:rPr>
+        <w:t>unit</w:t>
+      </w:r>
+      <w:proofErr w:type="gramEnd"/>
+      <w:r>
+        <w:rPr>
+          <w:rFonts w:ascii="TH SarabunIT๙" w:hAnsi="TH SarabunIT๙" w:cs="TH SarabunIT๙"/>
+          <w:sz w:val="32"/>
+          <w:szCs w:val="32"/>
+        </w:rPr>
+        <w:t>.commanders_</w:t>
+      </w:r>
+      <w:proofErr w:type="gramStart"/>
+      <w:r>
+        <w:rPr>
+          <w:rFonts w:ascii="TH SarabunIT๙" w:hAnsi="TH SarabunIT๙" w:cs="TH SarabunIT๙"/>
+          <w:sz w:val="32"/>
+          <w:szCs w:val="32"/>
+        </w:rPr>
+        <w:t>text</w:t>
+      </w:r>
+      <w:proofErr w:type="spellEnd"/>
+      <w:r>
+        <w:rPr>
+          <w:rFonts w:ascii="TH SarabunIT๙" w:hAnsi="TH SarabunIT๙" w:cs="TH SarabunIT๙"/>
+          <w:sz w:val="32"/>
+          <w:szCs w:val="32"/>
+        </w:rPr>
+        <w:t xml:space="preserve"> }</w:t>
+      </w:r>
+      <w:proofErr w:type="gramEnd"/>
+      <w:r>
+        <w:rPr>
+          <w:rFonts w:ascii="TH SarabunIT๙" w:hAnsi="TH SarabunIT๙" w:cs="TH SarabunIT๙"/>
+          <w:sz w:val="32"/>
+          <w:szCs w:val="32"/>
+        </w:rPr>
+        <w:t>}</w:t>
+      </w:r>
+    </w:p>
+    <w:p>
+      <w:pPr>
+        <w:jc w:val="thaiDistribute"/>
+        <w:rPr>
+          <w:rFonts w:ascii="TH SarabunIT๙" w:hAnsi="TH SarabunIT๙" w:cs="TH SarabunIT๙"/>
+          <w:b/>
+          <w:bCs/>
+          <w:color w:val="000000"/>
+          <w:sz w:val="32"/>
+          <w:szCs w:val="32"/>
+        </w:rPr>
+      </w:pPr>
+      <w:proofErr w:type="gramStart"/>
+      <w:r>
+        <w:rPr>
+          <w:rFonts w:ascii="TH SarabunIT๙" w:hAnsi="TH SarabunIT๙" w:cs="TH SarabunIT๙"/>
+          <w:sz w:val="32"/>
+          <w:szCs w:val="32"/>
+        </w:rPr>
+        <w:t xml:space="preserve">{{ </w:t>
+      </w:r>
+      <w:proofErr w:type="spellStart"/>
+      <w:r>
+        <w:rPr>
+          <w:rFonts w:ascii="TH SarabunIT๙" w:hAnsi="TH SarabunIT๙" w:cs="TH SarabunIT๙"/>
+          <w:sz w:val="32"/>
+          <w:szCs w:val="32"/>
+        </w:rPr>
+        <w:t>unit</w:t>
+      </w:r>
+      <w:proofErr w:type="gramEnd"/>
+      <w:r>
+        <w:rPr>
+          <w:rFonts w:ascii="TH SarabunIT๙" w:hAnsi="TH SarabunIT๙" w:cs="TH SarabunIT๙"/>
+          <w:sz w:val="32"/>
+          <w:szCs w:val="32"/>
+        </w:rPr>
+        <w:t>.police_team_</w:t>
+      </w:r>
+      <w:proofErr w:type="gramStart"/>
+      <w:r>
+        <w:rPr>
+          <w:rFonts w:ascii="TH SarabunIT๙" w:hAnsi="TH SarabunIT๙" w:cs="TH SarabunIT๙"/>
+          <w:sz w:val="32"/>
+          <w:szCs w:val="32"/>
+        </w:rPr>
+        <w:t>text</w:t>
+      </w:r>
+      <w:proofErr w:type="spellEnd"/>
+      <w:r>
+        <w:rPr>
+          <w:rFonts w:ascii="TH SarabunIT๙" w:hAnsi="TH SarabunIT๙" w:cs="TH SarabunIT๙"/>
+          <w:sz w:val="32"/>
+          <w:szCs w:val="32"/>
+        </w:rPr>
+        <w:t xml:space="preserve"> }}{</w:t>
+      </w:r>
+      <w:proofErr w:type="gramEnd"/>
+      <w:r>
+        <w:rPr>
+          <w:rFonts w:ascii="TH SarabunIT๙" w:hAnsi="TH SarabunIT๙" w:cs="TH SarabunIT๙"/>
+          <w:sz w:val="32"/>
+          <w:szCs w:val="32"/>
+        </w:rPr>
+        <w:t xml:space="preserve">% </w:t>
+      </w:r>
+      <w:proofErr w:type="spellStart"/>
+      <w:proofErr w:type="gramStart"/>
+      <w:r>
+        <w:rPr>
+          <w:rFonts w:ascii="TH SarabunIT๙" w:hAnsi="TH SarabunIT๙" w:cs="TH SarabunIT๙"/>
+          <w:sz w:val="32"/>
+          <w:szCs w:val="32"/>
+        </w:rPr>
+        <w:t>endfor</w:t>
+      </w:r>
+      <w:proofErr w:type="spellEnd"/>
+      <w:r>
+        <w:rPr>
+          <w:rFonts w:ascii="TH SarabunIT๙" w:hAnsi="TH SarabunIT๙" w:cs="TH SarabunIT๙"/>
+          <w:sz w:val="32"/>
+          <w:szCs w:val="32"/>
+        </w:rPr>
+        <w:t xml:space="preserve"> %}</w:t>
+      </w:r>
+      <w:proofErr w:type="gramEnd"/>
+    </w:p>
+    <w:p>
+      <w:pPr>
+        <w:jc w:val="thaiDistribute"/>
+        <w:rPr>
+          <w:rFonts w:ascii="TH SarabunIT๙" w:hAnsi="TH SarabunIT๙" w:cs="TH SarabunIT๙"/>
+          <w:color w:val="000000"/>
+          <w:sz w:val="32"/>
+          <w:szCs w:val="32"/>
+        </w:rPr>
+      </w:pPr>
+      <w:r>
+        <w:rPr>
+          <w:rFonts w:ascii="TH SarabunIT๙" w:hAnsi="TH SarabunIT๙" w:cs="TH SarabunIT๙" w:hint="cs"/>
+          <w:b/>
+          <w:bCs/>
+          <w:color w:val="000000"/>
+          <w:sz w:val="32"/>
+          <w:szCs w:val="32"/>
+          <w:cs/>
+        </w:rPr>
+        <w:t>พฤติการณ์ในการตรวจค้น/ตรวจ</w:t>
+      </w:r>
+      <w:r>
+        <w:rPr>
+          <w:rFonts w:ascii="TH SarabunIT๙" w:hAnsi="TH SarabunIT๙" w:cs="TH SarabunIT๙" w:hint="cs"/>
+          <w:b/>
+          <w:bCs/>
+          <w:color w:val="000000"/>
+          <w:sz w:val="32"/>
+          <w:szCs w:val="32"/>
+          <w:cs/>
+        </w:rPr>
+        <w:t>ยึด</w:t>
+      </w:r>
+      <w:r>
+        <w:rPr>
+          <w:rFonts w:ascii="TH SarabunIT๙" w:hAnsi="TH SarabunIT๙" w:cs="TH SarabunIT๙" w:hint="cs"/>
+          <w:sz w:val="32"/>
+          <w:szCs w:val="32"/>
+          <w:cs/>
         </w:rPr>
         <w:t xml:space="preserve"> </w:t>
       </w:r>
       <w:r>
         <w:rPr>
-          <w:rFonts w:ascii="TH SarabunIT๙" w:hAnsi="TH SarabunIT๙" w:cs="TH SarabunIT๙"/>
-          <w:sz w:val="32"/>
-          <w:szCs w:val="32"/>
-          <w:lang w:val="en-GB"/>
-        </w:rPr>
-        <w:t>{{ commanders }}</w:t>
-      </w:r>
-    </w:p>
-    <w:p>
-      <w:pPr>
-        <w:jc w:val="thaiDistribute"/>
-        <w:rPr>
-          <w:rFonts w:ascii="TH SarabunIT๙" w:eastAsia="Cordia New" w:hAnsi="TH SarabunIT๙" w:cs="TH SarabunIT๙"/>
-          <w:sz w:val="32"/>
-          <w:szCs w:val="32"/>
-        </w:rPr>
-      </w:pPr>
-      <w:bookmarkStart w:id="4" w:name="_Hlk158028200"/>
-      <w:r>
-        <w:rPr>
-          <w:rFonts w:ascii="TH SarabunIT๙" w:hAnsi="TH SarabunIT๙" w:cs="TH SarabunIT๙"/>
-          <w:b/>
-          <w:bCs/>
-          <w:sz w:val="32"/>
-          <w:szCs w:val="32"/>
-          <w:cs/>
-        </w:rPr>
-        <w:t>เจ้า</w:t>
-      </w:r>
-      <w:r>
-        <w:rPr>
-          <w:rFonts w:ascii="TH SarabunIT๙" w:hAnsi="TH SarabunIT๙" w:cs="TH SarabunIT๙" w:hint="cs"/>
-          <w:b/>
-          <w:bCs/>
-          <w:sz w:val="32"/>
-          <w:szCs w:val="32"/>
-          <w:cs/>
-        </w:rPr>
-        <w:t>พนักงาน</w:t>
-      </w:r>
-      <w:r>
-        <w:rPr>
-          <w:rFonts w:ascii="TH SarabunIT๙" w:hAnsi="TH SarabunIT๙" w:cs="TH SarabunIT๙"/>
-          <w:b/>
-          <w:bCs/>
-          <w:sz w:val="32"/>
-          <w:szCs w:val="32"/>
-          <w:cs/>
-        </w:rPr>
-        <w:t>ตำรวจ กก.3 บก.ป.</w:t>
-      </w:r>
-      <w:r>
-        <w:rPr>
-          <w:rFonts w:ascii="TH SarabunIT๙" w:hAnsi="TH SarabunIT๙" w:cs="TH SarabunIT๙" w:hint="cs"/>
-          <w:b/>
-          <w:bCs/>
+          <w:rFonts w:ascii="TH SarabunIT๙" w:hAnsi="TH SarabunIT๙" w:cs="TH SarabunIT๙" w:hint="cs"/>
+          <w:color w:val="000000"/>
           <w:sz w:val="32"/>
           <w:szCs w:val="32"/>
           <w:cs/>
@@ -692,18 +949,46 @@
       <w:r>
         <w:rPr>
           <w:rFonts w:ascii="TH SarabunIT๙" w:hAnsi="TH SarabunIT๙" w:cs="TH SarabunIT๙"/>
-          <w:b/>
-          <w:bCs/>
-          <w:sz w:val="32"/>
-          <w:szCs w:val="32"/>
-          <w:cs/>
-        </w:rPr>
-        <w:t>ประกอบด้วย</w:t>
-      </w:r>
-      <w:bookmarkEnd w:id="4"/>
-      <w:r>
-        <w:rPr>
-          <w:rFonts w:ascii="TH SarabunIT๙" w:hAnsi="TH SarabunIT๙" w:cs="TH SarabunIT๙"/>
+          <w:color w:val="000000"/>
+          <w:sz w:val="32"/>
+          <w:szCs w:val="32"/>
+        </w:rPr>
+        <w:t xml:space="preserve">{{ </w:t>
+      </w:r>
+      <w:proofErr w:type="spellStart"/>
+      <w:r>
+        <w:rPr>
+          <w:rFonts w:ascii="TH SarabunIT๙" w:hAnsi="TH SarabunIT๙" w:cs="TH SarabunIT๙"/>
+          <w:color w:val="000000"/>
+          <w:sz w:val="32"/>
+          <w:szCs w:val="32"/>
+        </w:rPr>
+        <w:t>search_circumstances</w:t>
+      </w:r>
+      <w:proofErr w:type="spellEnd"/>
+      <w:r>
+        <w:rPr>
+          <w:rFonts w:ascii="TH SarabunIT๙" w:hAnsi="TH SarabunIT๙" w:cs="TH SarabunIT๙"/>
+          <w:color w:val="000000"/>
+          <w:sz w:val="32"/>
+          <w:szCs w:val="32"/>
+        </w:rPr>
+        <w:t xml:space="preserve"> }}</w:t>
+      </w:r>
+      <w:r>
+        <w:rPr>
+          <w:rFonts w:ascii="TH SarabunIT๙" w:hAnsi="TH SarabunIT๙" w:cs="TH SarabunIT๙" w:hint="cs"/>
+          <w:color w:val="000000"/>
+          <w:sz w:val="32"/>
+          <w:szCs w:val="32"/>
+          <w:cs/>
+        </w:rPr>
+        <w:t xml:space="preserve"> เมื่อไปถึงสถานที่ดังกล่าวพบ</w:t>
+      </w:r>
+      <w:r>
+        <w:rPr>
+          <w:rFonts w:ascii="TH SarabunIT๙" w:hAnsi="TH SarabunIT๙" w:cs="TH SarabunIT๙" w:hint="cs"/>
+          <w:color w:val="000000"/>
           <w:sz w:val="32"/>
           <w:szCs w:val="32"/>
           <w:cs/>
@@ -712,68 +997,81 @@
       </w:r>
       <w:r>
         <w:rPr>
-          <w:rFonts w:ascii="TH SarabunIT๙" w:eastAsia="Cordia New" w:hAnsi="TH SarabunIT๙" w:cs="TH SarabunIT๙" w:hint="cs"/>
-          <w:sz w:val="32"/>
-          <w:szCs w:val="32"/>
-          <w:cs/>
-          <w:lang w:val="en-GB"/>
+          <w:rFonts w:ascii="TH SarabunIT๙" w:hAnsi="TH SarabunIT๙" w:cs="TH SarabunIT๙"/>
+          <w:sz w:val="32"/>
+          <w:szCs w:val="32"/>
+        </w:rPr>
+        <w:t>{% for leader in leaders %}</w:t>
+      </w:r>
+      <w:r>
+        <w:rPr>
+          <w:rFonts w:ascii="TH SarabunIT๙" w:hAnsi="TH SarabunIT๙" w:cs="TH SarabunIT๙" w:hint="cs"/>
+          <w:color w:val="000000"/>
+          <w:sz w:val="32"/>
+          <w:szCs w:val="32"/>
+          <w:cs/>
         </w:rPr>
         <w:t xml:space="preserve"> </w:t>
       </w:r>
       <w:r>
         <w:rPr>
-          <w:rFonts w:ascii="TH SarabunIT๙" w:eastAsia="Calibri" w:hAnsi="TH SarabunIT๙" w:cs="TH SarabunIT๙"/>
-          <w:sz w:val="32"/>
-          <w:szCs w:val="32"/>
-        </w:rPr>
-        <w:t>{{ police_team_text }}</w:t>
-      </w:r>
-    </w:p>
-    <w:p>
-      <w:pPr>
-        <w:jc w:val="thaiDistribute"/>
-        <w:rPr>
-          <w:rFonts w:ascii="TH SarabunIT๙" w:hAnsi="TH SarabunIT๙" w:cs="TH SarabunIT๙"/>
-          <w:color w:val="000000"/>
-          <w:sz w:val="32"/>
-          <w:szCs w:val="32"/>
-        </w:rPr>
-      </w:pPr>
-      <w:r>
-        <w:rPr>
-          <w:rFonts w:ascii="TH SarabunIT๙" w:hAnsi="TH SarabunIT๙" w:cs="TH SarabunIT๙" w:hint="cs"/>
-          <w:b/>
-          <w:bCs/>
-          <w:color w:val="000000"/>
-          <w:sz w:val="32"/>
-          <w:szCs w:val="32"/>
-          <w:cs/>
-        </w:rPr>
-        <w:t>พฤติการณ์ในการตรวจค้น/ตรวจ</w:t>
-      </w:r>
-      <w:r>
-        <w:rPr>
-          <w:rFonts w:ascii="TH SarabunIT๙" w:hAnsi="TH SarabunIT๙" w:cs="TH SarabunIT๙" w:hint="cs"/>
-          <w:b/>
-          <w:bCs/>
-          <w:color w:val="000000"/>
-          <w:sz w:val="32"/>
-          <w:szCs w:val="32"/>
-          <w:cs/>
-        </w:rPr>
-        <w:t>ยึด</w:t>
-      </w:r>
-      <w:r>
-        <w:rPr>
-          <w:rFonts w:ascii="TH SarabunIT๙" w:hAnsi="TH SarabunIT๙" w:cs="TH SarabunIT๙" w:hint="cs"/>
-          <w:sz w:val="32"/>
-          <w:szCs w:val="32"/>
-          <w:cs/>
+          <w:rFonts w:ascii="TH SarabunIT๙" w:hAnsi="TH SarabunIT๙" w:cs="TH SarabunIT๙"/>
+          <w:color w:val="000000"/>
+          <w:sz w:val="32"/>
+          <w:szCs w:val="32"/>
+          <w:cs/>
+        </w:rPr>
+        <w:t xml:space="preserve">( </w:t>
+      </w:r>
+      <w:r>
+        <w:rPr>
+          <w:rFonts w:ascii="TH SarabunIT๙" w:hAnsi="TH SarabunIT๙" w:cs="TH SarabunIT๙"/>
+          <w:color w:val="000000"/>
+          <w:sz w:val="32"/>
+          <w:szCs w:val="32"/>
+        </w:rPr>
+        <w:t>{{ leader.name }} )</w:t>
+      </w:r>
+      <w:r>
+        <w:rPr>
+          <w:rFonts w:ascii="TH SarabunIT๙" w:hAnsi="TH SarabunIT๙" w:cs="TH SarabunIT๙"/>
+          <w:color w:val="000000"/>
+          <w:sz w:val="32"/>
+          <w:szCs w:val="32"/>
         </w:rPr>
         <w:t xml:space="preserve"> </w:t>
       </w:r>
       <w:r>
         <w:rPr>
+          <w:rFonts w:ascii="TH SarabunIT๙" w:hAnsi="TH SarabunIT๙" w:cs="TH SarabunIT๙"/>
+          <w:color w:val="000000"/>
+          <w:sz w:val="32"/>
+          <w:szCs w:val="32"/>
+        </w:rPr>
+        <w:t xml:space="preserve">{% </w:t>
+      </w:r>
+      <w:proofErr w:type="spellStart"/>
+      <w:r>
+        <w:rPr>
+          <w:rFonts w:ascii="TH SarabunIT๙" w:hAnsi="TH SarabunIT๙" w:cs="TH SarabunIT๙"/>
+          <w:color w:val="000000"/>
+          <w:sz w:val="32"/>
+          <w:szCs w:val="32"/>
+        </w:rPr>
+        <w:t>endfor</w:t>
+      </w:r>
+      <w:proofErr w:type="spellEnd"/>
+      <w:r>
+        <w:rPr>
+          <w:rFonts w:ascii="TH SarabunIT๙" w:hAnsi="TH SarabunIT๙" w:cs="TH SarabunIT๙"/>
+          <w:color w:val="000000"/>
+          <w:sz w:val="32"/>
+          <w:szCs w:val="32"/>
+        </w:rPr>
+        <w:t xml:space="preserve"> %}</w:t>
+      </w:r>
+      <w:r>
+        <w:rPr>
           <w:rFonts w:ascii="TH SarabunIT๙" w:hAnsi="TH SarabunIT๙" w:cs="TH SarabunIT๙" w:hint="cs"/>
           <w:color w:val="000000"/>
           <w:sz w:val="32"/>
@@ -784,22 +1082,44 @@
       </w:r>
       <w:r>
         <w:rPr>
-          <w:rFonts w:ascii="TH SarabunIT๙" w:hAnsi="TH SarabunIT๙" w:cs="TH SarabunIT๙"/>
-          <w:color w:val="000000"/>
-          <w:sz w:val="32"/>
-          <w:szCs w:val="32"/>
-        </w:rPr>
-        <w:t>{{ search_circumstances }}</w:t>
-      </w:r>
-      <w:r>
-        <w:rPr>
-          <w:rFonts w:ascii="TH SarabunIT๙" w:hAnsi="TH SarabunIT๙" w:cs="TH SarabunIT๙" w:hint="cs"/>
-          <w:color w:val="000000"/>
-          <w:sz w:val="32"/>
-          <w:szCs w:val="32"/>
-          <w:cs/>
-        </w:rPr>
-        <w:t xml:space="preserve"> เมื่อไปถึงสถานที่ดังกล่าวพบ</w:t>
+          <w:rFonts w:ascii="TH SarabunIT๙" w:hAnsi="TH SarabunIT๙" w:cs="TH SarabunIT๙" w:hint="cs"/>
+          <w:color w:val="000000"/>
+          <w:sz w:val="32"/>
+          <w:szCs w:val="32"/>
+          <w:cs/>
+        </w:rPr>
+        <w:t>แสดงตัวเป็นผู้ดูแลสถานที่นำตรวจค้น จึงได้แสดงตัวเป็นเจ้าหน้าที่ตำรวจและแจ้งเหตุที่มา อ่านหมายค้น</w:t>
+      </w:r>
+      <w:r>
+        <w:rPr>
+          <w:rFonts w:ascii="TH SarabunIT๙" w:hAnsi="TH SarabunIT๙" w:cs="TH SarabunIT๙" w:hint="cs"/>
+          <w:color w:val="000000"/>
+          <w:sz w:val="32"/>
+          <w:szCs w:val="32"/>
+          <w:cs/>
+        </w:rPr>
+        <w:t xml:space="preserve">   </w:t>
+      </w:r>
+      <w:r>
+        <w:rPr>
+          <w:rFonts w:ascii="TH SarabunIT๙" w:hAnsi="TH SarabunIT๙" w:cs="TH SarabunIT๙" w:hint="cs"/>
+          <w:color w:val="000000"/>
+          <w:sz w:val="32"/>
+          <w:szCs w:val="32"/>
+          <w:cs/>
+        </w:rPr>
+        <w:t xml:space="preserve">ให้ฟังและให้อ่านเองจนเข้าใจดีแล้ว จึงลงมือตรวจค้น </w:t>
+      </w:r>
+      <w:r>
+        <w:rPr>
+          <w:rFonts w:ascii="TH SarabunIT๙" w:hAnsi="TH SarabunIT๙" w:cs="TH SarabunIT๙" w:hint="cs"/>
+          <w:color w:val="000000"/>
+          <w:spacing w:val="-2"/>
+          <w:sz w:val="32"/>
+          <w:szCs w:val="32"/>
+          <w:cs/>
+        </w:rPr>
+        <w:t>ซึ่งก่อนการตรวจค้นเจ้าพนักงานตำรวจได้แสดงความบริสุทธิ์ให้</w:t>
       </w:r>
       <w:r>
         <w:rPr>
@@ -864,123 +1184,27 @@
           <w:sz w:val="32"/>
           <w:szCs w:val="32"/>
         </w:rPr>
-        <w:t>{% endfor %}</w:t>
-      </w:r>
-      <w:r>
-        <w:rPr>
-          <w:rFonts w:ascii="TH SarabunIT๙" w:hAnsi="TH SarabunIT๙" w:cs="TH SarabunIT๙" w:hint="cs"/>
-          <w:color w:val="000000"/>
-          <w:sz w:val="32"/>
-          <w:szCs w:val="32"/>
-          <w:cs/>
-        </w:rPr>
-        <w:t xml:space="preserve"> </w:t>
-      </w:r>
-      <w:r>
-        <w:rPr>
-          <w:rFonts w:ascii="TH SarabunIT๙" w:hAnsi="TH SarabunIT๙" w:cs="TH SarabunIT๙" w:hint="cs"/>
-          <w:color w:val="000000"/>
-          <w:sz w:val="32"/>
-          <w:szCs w:val="32"/>
-          <w:cs/>
-        </w:rPr>
-        <w:t>แสดงตัวเป็นผู้ดูแลสถานที่นำตรวจค้น จึงได้แสดงตัวเป็นเจ้าหน้าที่ตำรวจและแจ้งเหตุที่มา อ่านหมายค้น</w:t>
-      </w:r>
-      <w:r>
-        <w:rPr>
-          <w:rFonts w:ascii="TH SarabunIT๙" w:hAnsi="TH SarabunIT๙" w:cs="TH SarabunIT๙" w:hint="cs"/>
-          <w:color w:val="000000"/>
-          <w:sz w:val="32"/>
-          <w:szCs w:val="32"/>
-          <w:cs/>
-        </w:rPr>
-        <w:t xml:space="preserve">   </w:t>
-      </w:r>
-      <w:r>
-        <w:rPr>
-          <w:rFonts w:ascii="TH SarabunIT๙" w:hAnsi="TH SarabunIT๙" w:cs="TH SarabunIT๙" w:hint="cs"/>
-          <w:color w:val="000000"/>
-          <w:sz w:val="32"/>
-          <w:szCs w:val="32"/>
-          <w:cs/>
-        </w:rPr>
-        <w:t xml:space="preserve">ให้ฟังและให้อ่านเองจนเข้าใจดีแล้ว จึงลงมือตรวจค้น </w:t>
-      </w:r>
-      <w:r>
-        <w:rPr>
-          <w:rFonts w:ascii="TH SarabunIT๙" w:hAnsi="TH SarabunIT๙" w:cs="TH SarabunIT๙" w:hint="cs"/>
-          <w:color w:val="000000"/>
-          <w:spacing w:val="-2"/>
-          <w:sz w:val="32"/>
-          <w:szCs w:val="32"/>
-          <w:cs/>
-        </w:rPr>
-        <w:t>ซึ่งก่อนการตรวจค้นเจ้าพนักงานตำรวจได้แสดงความบริสุทธิ์ให้</w:t>
-      </w:r>
-      <w:r>
-        <w:rPr>
-          <w:rFonts w:ascii="TH SarabunIT๙" w:hAnsi="TH SarabunIT๙" w:cs="TH SarabunIT๙" w:hint="cs"/>
-          <w:color w:val="000000"/>
-          <w:sz w:val="32"/>
-          <w:szCs w:val="32"/>
-          <w:cs/>
-        </w:rPr>
-        <w:t xml:space="preserve"> </w:t>
-      </w:r>
-      <w:r>
-        <w:rPr>
-          <w:rFonts w:ascii="TH SarabunIT๙" w:hAnsi="TH SarabunIT๙" w:cs="TH SarabunIT๙"/>
-          <w:sz w:val="32"/>
-          <w:szCs w:val="32"/>
-        </w:rPr>
-        <w:t>{% for leader in leaders %}</w:t>
-      </w:r>
-      <w:r>
-        <w:rPr>
-          <w:rFonts w:ascii="TH SarabunIT๙" w:hAnsi="TH SarabunIT๙" w:cs="TH SarabunIT๙" w:hint="cs"/>
-          <w:color w:val="000000"/>
-          <w:sz w:val="32"/>
-          <w:szCs w:val="32"/>
-          <w:cs/>
-        </w:rPr>
-        <w:t xml:space="preserve"> </w:t>
-      </w:r>
-      <w:r>
-        <w:rPr>
-          <w:rFonts w:ascii="TH SarabunIT๙" w:hAnsi="TH SarabunIT๙" w:cs="TH SarabunIT๙"/>
-          <w:color w:val="000000"/>
-          <w:sz w:val="32"/>
-          <w:szCs w:val="32"/>
-          <w:cs/>
-        </w:rPr>
-        <w:t xml:space="preserve">( </w:t>
-      </w:r>
-      <w:r>
-        <w:rPr>
-          <w:rFonts w:ascii="TH SarabunIT๙" w:hAnsi="TH SarabunIT๙" w:cs="TH SarabunIT๙"/>
-          <w:color w:val="000000"/>
-          <w:sz w:val="32"/>
-          <w:szCs w:val="32"/>
-        </w:rPr>
-        <w:t>{{ leader.name }} )</w:t>
-      </w:r>
-      <w:r>
-        <w:rPr>
-          <w:rFonts w:ascii="TH SarabunIT๙" w:hAnsi="TH SarabunIT๙" w:cs="TH SarabunIT๙"/>
-          <w:color w:val="000000"/>
-          <w:sz w:val="32"/>
-          <w:szCs w:val="32"/>
-        </w:rPr>
-        <w:t xml:space="preserve"> </w:t>
-      </w:r>
-      <w:r>
-        <w:rPr>
-          <w:rFonts w:ascii="TH SarabunIT๙" w:hAnsi="TH SarabunIT๙" w:cs="TH SarabunIT๙"/>
-          <w:color w:val="000000"/>
-          <w:sz w:val="32"/>
-          <w:szCs w:val="32"/>
-        </w:rPr>
-        <w:t>{% endfor %}</w:t>
+        <w:t xml:space="preserve">{% </w:t>
+      </w:r>
+      <w:proofErr w:type="spellStart"/>
+      <w:r>
+        <w:rPr>
+          <w:rFonts w:ascii="TH SarabunIT๙" w:hAnsi="TH SarabunIT๙" w:cs="TH SarabunIT๙"/>
+          <w:color w:val="000000"/>
+          <w:sz w:val="32"/>
+          <w:szCs w:val="32"/>
+        </w:rPr>
+        <w:t>endfor</w:t>
+      </w:r>
+      <w:proofErr w:type="spellEnd"/>
+      <w:r>
+        <w:rPr>
+          <w:rFonts w:ascii="TH SarabunIT๙" w:hAnsi="TH SarabunIT๙" w:cs="TH SarabunIT๙"/>
+          <w:color w:val="000000"/>
+          <w:sz w:val="32"/>
+          <w:szCs w:val="32"/>
+        </w:rPr>
+        <w:t xml:space="preserve"> %}</w:t>
       </w:r>
       <w:r>
         <w:rPr>
@@ -1110,7 +1334,27 @@
           <w:sz w:val="32"/>
           <w:szCs w:val="32"/>
         </w:rPr>
-        <w:t>{{ seized_count }}</w:t>
+        <w:t xml:space="preserve">{{ </w:t>
+      </w:r>
+      <w:proofErr w:type="spellStart"/>
+      <w:r>
+        <w:rPr>
+          <w:rFonts w:ascii="TH SarabunIT๙" w:hAnsi="TH SarabunIT๙" w:cs="TH SarabunIT๙"/>
+          <w:color w:val="000000"/>
+          <w:sz w:val="32"/>
+          <w:szCs w:val="32"/>
+        </w:rPr>
+        <w:t>seized_count</w:t>
+      </w:r>
+      <w:proofErr w:type="spellEnd"/>
+      <w:r>
+        <w:rPr>
+          <w:rFonts w:ascii="TH SarabunIT๙" w:hAnsi="TH SarabunIT๙" w:cs="TH SarabunIT๙"/>
+          <w:color w:val="000000"/>
+          <w:sz w:val="32"/>
+          <w:szCs w:val="32"/>
+        </w:rPr>
+        <w:t xml:space="preserve"> }}</w:t>
       </w:r>
       <w:r>
         <w:rPr>
@@ -1169,7 +1413,27 @@
           <w:sz w:val="32"/>
           <w:szCs w:val="32"/>
         </w:rPr>
-        <w:t>{{ search_end_time }}</w:t>
+        <w:t xml:space="preserve">{{ </w:t>
+      </w:r>
+      <w:proofErr w:type="spellStart"/>
+      <w:r>
+        <w:rPr>
+          <w:rFonts w:ascii="TH SarabunIT๙" w:hAnsi="TH SarabunIT๙" w:cs="TH SarabunIT๙"/>
+          <w:color w:val="000000"/>
+          <w:sz w:val="32"/>
+          <w:szCs w:val="32"/>
+        </w:rPr>
+        <w:t>search_end_time</w:t>
+      </w:r>
+      <w:proofErr w:type="spellEnd"/>
+      <w:r>
+        <w:rPr>
+          <w:rFonts w:ascii="TH SarabunIT๙" w:hAnsi="TH SarabunIT๙" w:cs="TH SarabunIT๙"/>
+          <w:color w:val="000000"/>
+          <w:sz w:val="32"/>
+          <w:szCs w:val="32"/>
+        </w:rPr>
+        <w:t xml:space="preserve"> }}</w:t>
       </w:r>
       <w:r>
         <w:rPr>
@@ -1188,7 +1452,27 @@
           <w:sz w:val="32"/>
           <w:szCs w:val="32"/>
         </w:rPr>
-        <w:t>{{ investigator_name }}</w:t>
+        <w:t xml:space="preserve">{{ </w:t>
+      </w:r>
+      <w:proofErr w:type="spellStart"/>
+      <w:r>
+        <w:rPr>
+          <w:rFonts w:ascii="TH SarabunIT๙" w:hAnsi="TH SarabunIT๙" w:cs="TH SarabunIT๙"/>
+          <w:color w:val="000000"/>
+          <w:sz w:val="32"/>
+          <w:szCs w:val="32"/>
+        </w:rPr>
+        <w:t>investigator_name</w:t>
+      </w:r>
+      <w:proofErr w:type="spellEnd"/>
+      <w:r>
+        <w:rPr>
+          <w:rFonts w:ascii="TH SarabunIT๙" w:hAnsi="TH SarabunIT๙" w:cs="TH SarabunIT๙"/>
+          <w:color w:val="000000"/>
+          <w:sz w:val="32"/>
+          <w:szCs w:val="32"/>
+        </w:rPr>
+        <w:t xml:space="preserve"> }}</w:t>
       </w:r>
     </w:p>
     <w:p>
@@ -1469,8 +1753,18 @@
           <w:sz w:val="32"/>
           <w:szCs w:val="32"/>
         </w:rPr>
-        <w:t>{% for leader in leaders %}</w:t>
-      </w:r>
+        <w:t xml:space="preserve">{% for leader in </w:t>
+      </w:r>
+      <w:proofErr w:type="gramStart"/>
+      <w:r>
+        <w:rPr>
+          <w:rFonts w:ascii="TH SarabunIT๙" w:hAnsi="TH SarabunIT๙" w:cs="TH SarabunIT๙"/>
+          <w:sz w:val="32"/>
+          <w:szCs w:val="32"/>
+        </w:rPr>
+        <w:t>leaders %}</w:t>
+      </w:r>
+      <w:proofErr w:type="gramEnd"/>
     </w:p>
     <w:p>
       <w:pPr>
@@ -1550,7 +1844,25 @@
           <w:sz w:val="32"/>
           <w:szCs w:val="32"/>
         </w:rPr>
-        <w:t>{% endfor %}</w:t>
+        <w:t xml:space="preserve">{% </w:t>
+      </w:r>
+      <w:proofErr w:type="spellStart"/>
+      <w:r>
+        <w:rPr>
+          <w:rFonts w:ascii="TH SarabunIT๙" w:hAnsi="TH SarabunIT๙" w:cs="TH SarabunIT๙"/>
+          <w:sz w:val="32"/>
+          <w:szCs w:val="32"/>
+        </w:rPr>
+        <w:t>endfor</w:t>
+      </w:r>
+      <w:proofErr w:type="spellEnd"/>
+      <w:r>
+        <w:rPr>
+          <w:rFonts w:ascii="TH SarabunIT๙" w:hAnsi="TH SarabunIT๙" w:cs="TH SarabunIT๙"/>
+          <w:sz w:val="32"/>
+          <w:szCs w:val="32"/>
+        </w:rPr>
+        <w:t xml:space="preserve"> %}</w:t>
       </w:r>
     </w:p>
     <w:p>
@@ -1609,7 +1921,7 @@
         </w:rPr>
         <w:t>พยาน</w:t>
       </w:r>
-      <w:bookmarkStart w:id="5" w:name="_Hlk196702219"/>
+      <w:bookmarkStart w:id="4" w:name="_Hlk196702219"/>
     </w:p>
     <w:p>
       <w:pPr>
@@ -1650,14 +1962,90 @@
       </w:pPr>
       <w:r>
         <w:rPr>
-          <w:rFonts w:ascii="TH SarabunIT๙" w:hAnsi="TH SarabunIT๙" w:cs="TH SarabunIT๙" w:hint="cs"/>
-          <w:b/>
-          <w:bCs/>
-          <w:sz w:val="32"/>
-          <w:szCs w:val="32"/>
-          <w:cs/>
-        </w:rPr>
-        <w:t>เจ้าพนักงานตำรวจ กก.๓ บก.ป.</w:t>
+          <w:rFonts w:ascii="TH SarabunIT๙" w:hAnsi="TH SarabunIT๙" w:cs="TH SarabunIT๙"/>
+          <w:b/>
+          <w:bCs/>
+          <w:sz w:val="32"/>
+          <w:szCs w:val="32"/>
+        </w:rPr>
+        <w:t xml:space="preserve">{% for unit in units %} </w:t>
+      </w:r>
+      <w:r>
+        <w:rPr>
+          <w:rFonts w:ascii="TH SarabunIT๙" w:hAnsi="TH SarabunIT๙" w:cs="TH SarabunIT๙"/>
+          <w:b/>
+          <w:bCs/>
+          <w:sz w:val="32"/>
+          <w:szCs w:val="32"/>
+          <w:cs/>
+        </w:rPr>
+        <w:t xml:space="preserve">เจ้าพนักงานตำรวจ </w:t>
+      </w:r>
+      <w:proofErr w:type="gramStart"/>
+      <w:r>
+        <w:rPr>
+          <w:rFonts w:ascii="TH SarabunIT๙" w:hAnsi="TH SarabunIT๙" w:cs="TH SarabunIT๙"/>
+          <w:b/>
+          <w:bCs/>
+          <w:sz w:val="32"/>
+          <w:szCs w:val="32"/>
+        </w:rPr>
+        <w:t xml:space="preserve">{{ </w:t>
+      </w:r>
+      <w:proofErr w:type="spellStart"/>
+      <w:r>
+        <w:rPr>
+          <w:rFonts w:ascii="TH SarabunIT๙" w:hAnsi="TH SarabunIT๙" w:cs="TH SarabunIT๙"/>
+          <w:b/>
+          <w:bCs/>
+          <w:sz w:val="32"/>
+          <w:szCs w:val="32"/>
+        </w:rPr>
+        <w:t>unit</w:t>
+      </w:r>
+      <w:proofErr w:type="gramEnd"/>
+      <w:r>
+        <w:rPr>
+          <w:rFonts w:ascii="TH SarabunIT๙" w:hAnsi="TH SarabunIT๙" w:cs="TH SarabunIT๙"/>
+          <w:b/>
+          <w:bCs/>
+          <w:sz w:val="32"/>
+          <w:szCs w:val="32"/>
+        </w:rPr>
+        <w:t>.unit_</w:t>
+      </w:r>
+      <w:proofErr w:type="gramStart"/>
+      <w:r>
+        <w:rPr>
+          <w:rFonts w:ascii="TH SarabunIT๙" w:hAnsi="TH SarabunIT๙" w:cs="TH SarabunIT๙"/>
+          <w:b/>
+          <w:bCs/>
+          <w:sz w:val="32"/>
+          <w:szCs w:val="32"/>
+        </w:rPr>
+        <w:t>name</w:t>
+      </w:r>
+      <w:proofErr w:type="spellEnd"/>
+      <w:r>
+        <w:rPr>
+          <w:rFonts w:ascii="TH SarabunIT๙" w:hAnsi="TH SarabunIT๙" w:cs="TH SarabunIT๙"/>
+          <w:b/>
+          <w:bCs/>
+          <w:sz w:val="32"/>
+          <w:szCs w:val="32"/>
+        </w:rPr>
+        <w:t xml:space="preserve"> }</w:t>
+      </w:r>
+      <w:proofErr w:type="gramEnd"/>
+      <w:r>
+        <w:rPr>
+          <w:rFonts w:ascii="TH SarabunIT๙" w:hAnsi="TH SarabunIT๙" w:cs="TH SarabunIT๙"/>
+          <w:b/>
+          <w:bCs/>
+          <w:sz w:val="32"/>
+          <w:szCs w:val="32"/>
+        </w:rPr>
+        <w:t>}</w:t>
       </w:r>
     </w:p>
     <w:p>
@@ -1712,8 +2100,177 @@
                 <w:sz w:val="32"/>
                 <w:szCs w:val="32"/>
               </w:rPr>
-              <w:t>{% for row in signature_rows %}</w:t>
+              <w:t xml:space="preserve">{% for row in </w:t>
             </w:r>
+            <w:proofErr w:type="spellStart"/>
+            <w:proofErr w:type="gramStart"/>
+            <w:r>
+              <w:rPr>
+                <w:rFonts w:ascii="TH SarabunIT๙" w:hAnsi="TH SarabunIT๙" w:cs="TH SarabunIT๙"/>
+                <w:sz w:val="32"/>
+                <w:szCs w:val="32"/>
+              </w:rPr>
+              <w:t>unit.signature</w:t>
+            </w:r>
+            <w:proofErr w:type="gramEnd"/>
+            <w:r>
+              <w:rPr>
+                <w:rFonts w:ascii="TH SarabunIT๙" w:hAnsi="TH SarabunIT๙" w:cs="TH SarabunIT๙"/>
+                <w:sz w:val="32"/>
+                <w:szCs w:val="32"/>
+              </w:rPr>
+              <w:t>_rows</w:t>
+            </w:r>
+            <w:proofErr w:type="spellEnd"/>
+            <w:r>
+              <w:rPr>
+                <w:rFonts w:ascii="TH SarabunIT๙" w:hAnsi="TH SarabunIT๙" w:cs="TH SarabunIT๙"/>
+                <w:sz w:val="32"/>
+                <w:szCs w:val="32"/>
+              </w:rPr>
+              <w:t xml:space="preserve"> %} </w:t>
+            </w:r>
+            <w:r>
+              <w:rPr>
+                <w:rFonts w:ascii="TH SarabunIT๙" w:hAnsi="TH SarabunIT๙" w:cs="TH SarabunIT๙"/>
+                <w:sz w:val="32"/>
+                <w:szCs w:val="32"/>
+                <w:cs/>
+              </w:rPr>
+              <w:t xml:space="preserve">ลงชื่อ </w:t>
+            </w:r>
+            <w:proofErr w:type="gramStart"/>
+            <w:r>
+              <w:rPr>
+                <w:rFonts w:ascii="TH SarabunIT๙" w:hAnsi="TH SarabunIT๙" w:cs="TH SarabunIT๙"/>
+                <w:sz w:val="32"/>
+                <w:szCs w:val="32"/>
+              </w:rPr>
+              <w:t>{{ row</w:t>
+            </w:r>
+            <w:proofErr w:type="gramEnd"/>
+            <w:r>
+              <w:rPr>
+                <w:rFonts w:ascii="TH SarabunIT๙" w:hAnsi="TH SarabunIT๙" w:cs="TH SarabunIT๙"/>
+                <w:sz w:val="32"/>
+                <w:szCs w:val="32"/>
+              </w:rPr>
+              <w:t>.officer1_</w:t>
+            </w:r>
+            <w:proofErr w:type="gramStart"/>
+            <w:r>
+              <w:rPr>
+                <w:rFonts w:ascii="TH SarabunIT๙" w:hAnsi="TH SarabunIT๙" w:cs="TH SarabunIT๙"/>
+                <w:sz w:val="32"/>
+                <w:szCs w:val="32"/>
+              </w:rPr>
+              <w:t>rank }}.....................................................</w:t>
+            </w:r>
+            <w:proofErr w:type="gramEnd"/>
+            <w:r>
+              <w:rPr>
+                <w:rFonts w:ascii="TH SarabunIT๙" w:hAnsi="TH SarabunIT๙" w:cs="TH SarabunIT๙"/>
+                <w:sz w:val="32"/>
+                <w:szCs w:val="32"/>
+                <w:cs/>
+              </w:rPr>
+              <w:t>ผู้ตรวจค้น</w:t>
+            </w:r>
+            <w:r>
+              <w:rPr>
+                <w:rFonts w:ascii="TH SarabunIT๙" w:hAnsi="TH SarabunIT๙" w:cs="TH SarabunIT๙"/>
+                <w:sz w:val="32"/>
+                <w:szCs w:val="32"/>
+              </w:rPr>
+              <w:t xml:space="preserve"> </w:t>
+            </w:r>
+            <w:proofErr w:type="gramStart"/>
+            <w:r>
+              <w:rPr>
+                <w:rFonts w:ascii="TH SarabunIT๙" w:hAnsi="TH SarabunIT๙" w:cs="TH SarabunIT๙"/>
+                <w:sz w:val="32"/>
+                <w:szCs w:val="32"/>
+              </w:rPr>
+              <w:t>( {{ row</w:t>
+            </w:r>
+            <w:proofErr w:type="gramEnd"/>
+            <w:r>
+              <w:rPr>
+                <w:rFonts w:ascii="TH SarabunIT๙" w:hAnsi="TH SarabunIT๙" w:cs="TH SarabunIT๙"/>
+                <w:sz w:val="32"/>
+                <w:szCs w:val="32"/>
+              </w:rPr>
+              <w:t>.officer1_</w:t>
+            </w:r>
+            <w:proofErr w:type="gramStart"/>
+            <w:r>
+              <w:rPr>
+                <w:rFonts w:ascii="TH SarabunIT๙" w:hAnsi="TH SarabunIT๙" w:cs="TH SarabunIT๙"/>
+                <w:sz w:val="32"/>
+                <w:szCs w:val="32"/>
+              </w:rPr>
+              <w:t>name }</w:t>
+            </w:r>
+            <w:proofErr w:type="gramEnd"/>
+            <w:r>
+              <w:rPr>
+                <w:rFonts w:ascii="TH SarabunIT๙" w:hAnsi="TH SarabunIT๙" w:cs="TH SarabunIT๙"/>
+                <w:sz w:val="32"/>
+                <w:szCs w:val="32"/>
+              </w:rPr>
+              <w:t>} )</w:t>
+            </w:r>
+          </w:p>
+        </w:tc>
+        <w:tc>
+          <w:tcPr>
+            <w:tcW w:w="4957" w:type="dxa"/>
+          </w:tcPr>
+          <w:p>
+            <w:pPr>
+              <w:jc w:val="center"/>
+              <w:rPr>
+                <w:rFonts w:ascii="TH SarabunIT๙" w:hAnsi="TH SarabunIT๙" w:cs="TH SarabunIT๙"/>
+                <w:sz w:val="32"/>
+                <w:szCs w:val="32"/>
+              </w:rPr>
+            </w:pPr>
+            <w:r>
+              <w:rPr>
+                <w:rFonts w:ascii="TH SarabunIT๙" w:hAnsi="TH SarabunIT๙" w:cs="TH SarabunIT๙"/>
+                <w:sz w:val="32"/>
+                <w:szCs w:val="32"/>
+              </w:rPr>
+              <w:t xml:space="preserve">{% if </w:t>
+            </w:r>
+            <w:proofErr w:type="gramStart"/>
+            <w:r>
+              <w:rPr>
+                <w:rFonts w:ascii="TH SarabunIT๙" w:hAnsi="TH SarabunIT๙" w:cs="TH SarabunIT๙"/>
+                <w:sz w:val="32"/>
+                <w:szCs w:val="32"/>
+              </w:rPr>
+              <w:t>row.officer</w:t>
+            </w:r>
+            <w:proofErr w:type="gramEnd"/>
+            <w:r>
+              <w:rPr>
+                <w:rFonts w:ascii="TH SarabunIT๙" w:hAnsi="TH SarabunIT๙" w:cs="TH SarabunIT๙"/>
+                <w:sz w:val="32"/>
+                <w:szCs w:val="32"/>
+              </w:rPr>
+              <w:t>2_</w:t>
+            </w:r>
+            <w:proofErr w:type="gramStart"/>
+            <w:r>
+              <w:rPr>
+                <w:rFonts w:ascii="TH SarabunIT๙" w:hAnsi="TH SarabunIT๙" w:cs="TH SarabunIT๙"/>
+                <w:sz w:val="32"/>
+                <w:szCs w:val="32"/>
+              </w:rPr>
+              <w:t>name %}</w:t>
+            </w:r>
+            <w:proofErr w:type="gramEnd"/>
           </w:p>
           <w:p>
             <w:pPr>
@@ -1739,7 +2296,7 @@
                 <w:sz w:val="32"/>
                 <w:szCs w:val="32"/>
               </w:rPr>
-              <w:t>{{ row.officer1_rank }}.....................................................</w:t>
+              <w:t>{{ row.officer2_rank }}.....................................................</w:t>
             </w:r>
             <w:r>
               <w:rPr>
@@ -1760,150 +2317,41 @@
                 <w:szCs w:val="32"/>
               </w:rPr>
             </w:pPr>
+            <w:proofErr w:type="gramStart"/>
             <w:r>
               <w:rPr>
                 <w:rFonts w:ascii="TH SarabunIT๙" w:hAnsi="TH SarabunIT๙" w:cs="TH SarabunIT๙"/>
                 <w:sz w:val="32"/>
                 <w:szCs w:val="32"/>
               </w:rPr>
-              <w:t>( {{ row.officer1_name }} )</w:t>
+              <w:t>( {{ row</w:t>
             </w:r>
-          </w:p>
-        </w:tc>
-        <w:tc>
-          <w:tcPr>
-            <w:tcW w:w="4957" w:type="dxa"/>
-          </w:tcPr>
-          <w:p>
-            <w:pPr>
-              <w:jc w:val="center"/>
-              <w:rPr>
-                <w:rFonts w:ascii="TH SarabunIT๙" w:hAnsi="TH SarabunIT๙" w:cs="TH SarabunIT๙"/>
-                <w:sz w:val="32"/>
-                <w:szCs w:val="32"/>
-              </w:rPr>
-            </w:pPr>
+            <w:proofErr w:type="gramEnd"/>
             <w:r>
               <w:rPr>
                 <w:rFonts w:ascii="TH SarabunIT๙" w:hAnsi="TH SarabunIT๙" w:cs="TH SarabunIT๙"/>
                 <w:sz w:val="32"/>
                 <w:szCs w:val="32"/>
               </w:rPr>
-              <w:t>{% if row.officer</w:t>
+              <w:t>.officer2_</w:t>
             </w:r>
-            <w:r>
-              <w:rPr>
-                <w:rFonts w:ascii="TH SarabunIT๙" w:hAnsi="TH SarabunIT๙" w:cs="TH SarabunIT๙"/>
-                <w:sz w:val="32"/>
-                <w:szCs w:val="32"/>
-                <w:cs/>
-              </w:rPr>
-              <w:t>2</w:t>
-            </w:r>
+            <w:proofErr w:type="gramStart"/>
             <w:r>
               <w:rPr>
                 <w:rFonts w:ascii="TH SarabunIT๙" w:hAnsi="TH SarabunIT๙" w:cs="TH SarabunIT๙"/>
                 <w:sz w:val="32"/>
                 <w:szCs w:val="32"/>
               </w:rPr>
-              <w:t>_name %}</w:t>
+              <w:t>name }</w:t>
             </w:r>
-          </w:p>
-          <w:p>
-            <w:pPr>
-              <w:jc w:val="center"/>
-              <w:rPr>
-                <w:rFonts w:ascii="TH SarabunIT๙" w:hAnsi="TH SarabunIT๙" w:cs="TH SarabunIT๙"/>
-                <w:sz w:val="32"/>
-                <w:szCs w:val="32"/>
-              </w:rPr>
-            </w:pPr>
-            <w:r>
-              <w:rPr>
-                <w:rFonts w:ascii="TH SarabunIT๙" w:hAnsi="TH SarabunIT๙" w:cs="TH SarabunIT๙"/>
-                <w:sz w:val="32"/>
-                <w:szCs w:val="32"/>
-                <w:cs/>
-              </w:rPr>
-              <w:t xml:space="preserve">ลงชื่อ </w:t>
-            </w:r>
+            <w:proofErr w:type="gramEnd"/>
             <w:r>
               <w:rPr>
                 <w:rFonts w:ascii="TH SarabunIT๙" w:hAnsi="TH SarabunIT๙" w:cs="TH SarabunIT๙"/>
                 <w:sz w:val="32"/>
                 <w:szCs w:val="32"/>
               </w:rPr>
-              <w:t>{{ row.officer</w:t>
-            </w:r>
-            <w:r>
-              <w:rPr>
-                <w:rFonts w:ascii="TH SarabunIT๙" w:hAnsi="TH SarabunIT๙" w:cs="TH SarabunIT๙"/>
-                <w:sz w:val="32"/>
-                <w:szCs w:val="32"/>
-                <w:cs/>
-              </w:rPr>
-              <w:t>2</w:t>
-            </w:r>
-            <w:r>
-              <w:rPr>
-                <w:rFonts w:ascii="TH SarabunIT๙" w:hAnsi="TH SarabunIT๙" w:cs="TH SarabunIT๙"/>
-                <w:sz w:val="32"/>
-                <w:szCs w:val="32"/>
-              </w:rPr>
-              <w:t>_rank }}.....................................................</w:t>
-            </w:r>
-            <w:r>
-              <w:rPr>
-                <w:rFonts w:ascii="TH SarabunIT๙" w:hAnsi="TH SarabunIT๙" w:cs="TH SarabunIT๙"/>
-                <w:sz w:val="32"/>
-                <w:szCs w:val="32"/>
-                <w:cs/>
-              </w:rPr>
-              <w:t>ผู้ตรวจค้น</w:t>
-            </w:r>
-          </w:p>
-          <w:p>
-            <w:pPr>
-              <w:jc w:val="center"/>
-              <w:rPr>
-                <w:rFonts w:ascii="TH SarabunIT๙" w:hAnsi="TH SarabunIT๙" w:cs="TH SarabunIT๙"/>
-                <w:sz w:val="32"/>
-                <w:szCs w:val="32"/>
-              </w:rPr>
-            </w:pPr>
-            <w:r>
-              <w:rPr>
-                <w:rFonts w:ascii="TH SarabunIT๙" w:hAnsi="TH SarabunIT๙" w:cs="TH SarabunIT๙"/>
-                <w:sz w:val="32"/>
-                <w:szCs w:val="32"/>
-                <w:cs/>
-              </w:rPr>
-              <w:t xml:space="preserve">( </w:t>
-            </w:r>
-            <w:r>
-              <w:rPr>
-                <w:rFonts w:ascii="TH SarabunIT๙" w:hAnsi="TH SarabunIT๙" w:cs="TH SarabunIT๙"/>
-                <w:sz w:val="32"/>
-                <w:szCs w:val="32"/>
-              </w:rPr>
-              <w:t>{{ row.officer</w:t>
-            </w:r>
-            <w:r>
-              <w:rPr>
-                <w:rFonts w:ascii="TH SarabunIT๙" w:hAnsi="TH SarabunIT๙" w:cs="TH SarabunIT๙"/>
-                <w:sz w:val="32"/>
-                <w:szCs w:val="32"/>
-                <w:cs/>
-              </w:rPr>
-              <w:t>2</w:t>
-            </w:r>
-            <w:r>
-              <w:rPr>
-                <w:rFonts w:ascii="TH SarabunIT๙" w:hAnsi="TH SarabunIT๙" w:cs="TH SarabunIT๙"/>
-                <w:sz w:val="32"/>
-                <w:szCs w:val="32"/>
-              </w:rPr>
-              <w:t>_name }} )</w:t>
+              <w:t>} )</w:t>
             </w:r>
           </w:p>
           <w:p>
@@ -1946,9 +2394,18 @@
                 <w:sz w:val="32"/>
                 <w:szCs w:val="32"/>
               </w:rPr>
-              <w:lastRenderedPageBreak/>
-              <w:t>{% if row.officer</w:t>
+              <w:t xml:space="preserve">{% if </w:t>
             </w:r>
+            <w:proofErr w:type="gramStart"/>
+            <w:r>
+              <w:rPr>
+                <w:rFonts w:ascii="TH SarabunIT๙" w:hAnsi="TH SarabunIT๙" w:cs="TH SarabunIT๙"/>
+                <w:sz w:val="32"/>
+                <w:szCs w:val="32"/>
+              </w:rPr>
+              <w:t>row.officer</w:t>
+            </w:r>
+            <w:proofErr w:type="gramEnd"/>
             <w:r>
               <w:rPr>
                 <w:rFonts w:ascii="TH SarabunIT๙" w:hAnsi="TH SarabunIT๙" w:cs="TH SarabunIT๙"/>
@@ -1963,8 +2420,28 @@
                 <w:sz w:val="32"/>
                 <w:szCs w:val="32"/>
               </w:rPr>
-              <w:t>_name %}</w:t>
+              <w:t>_</w:t>
             </w:r>
+            <w:proofErr w:type="gramStart"/>
+            <w:r>
+              <w:rPr>
+                <w:rFonts w:ascii="TH SarabunIT๙" w:hAnsi="TH SarabunIT๙" w:cs="TH SarabunIT๙"/>
+                <w:sz w:val="32"/>
+                <w:szCs w:val="32"/>
+              </w:rPr>
+              <w:t>name %}</w:t>
+            </w:r>
+            <w:proofErr w:type="gramEnd"/>
+          </w:p>
+          <w:p>
+            <w:pPr>
+              <w:jc w:val="center"/>
+              <w:rPr>
+                <w:rFonts w:ascii="TH SarabunIT๙" w:hAnsi="TH SarabunIT๙" w:cs="TH SarabunIT๙"/>
+                <w:sz w:val="32"/>
+                <w:szCs w:val="32"/>
+              </w:rPr>
+            </w:pPr>
             <w:r>
               <w:rPr>
                 <w:rFonts w:ascii="TH SarabunIT๙" w:hAnsi="TH SarabunIT๙" w:cs="TH SarabunIT๙"/>
@@ -1972,6 +2449,7 @@
                 <w:szCs w:val="32"/>
                 <w:cs/>
               </w:rPr>
+              <w:lastRenderedPageBreak/>
               <w:t xml:space="preserve">ลงชื่อ </w:t>
             </w:r>
             <w:r>
@@ -2017,22 +2495,23 @@
                 <w:szCs w:val="32"/>
               </w:rPr>
             </w:pPr>
-            <w:r>
-              <w:rPr>
-                <w:rFonts w:ascii="TH SarabunIT๙" w:hAnsi="TH SarabunIT๙" w:cs="TH SarabunIT๙"/>
-                <w:sz w:val="32"/>
-                <w:szCs w:val="32"/>
-                <w:cs/>
-              </w:rPr>
-              <w:t xml:space="preserve">( </w:t>
-            </w:r>
+            <w:proofErr w:type="gramStart"/>
             <w:r>
               <w:rPr>
                 <w:rFonts w:ascii="TH SarabunIT๙" w:hAnsi="TH SarabunIT๙" w:cs="TH SarabunIT๙"/>
                 <w:sz w:val="32"/>
                 <w:szCs w:val="32"/>
               </w:rPr>
-              <w:t>{{ row.officer</w:t>
+              <w:t>( {{ row</w:t>
+            </w:r>
+            <w:proofErr w:type="gramEnd"/>
+            <w:r>
+              <w:rPr>
+                <w:rFonts w:ascii="TH SarabunIT๙" w:hAnsi="TH SarabunIT๙" w:cs="TH SarabunIT๙"/>
+                <w:sz w:val="32"/>
+                <w:szCs w:val="32"/>
+              </w:rPr>
+              <w:t>.officer</w:t>
             </w:r>
             <w:r>
               <w:rPr>
@@ -2048,7 +2527,25 @@
                 <w:sz w:val="32"/>
                 <w:szCs w:val="32"/>
               </w:rPr>
-              <w:t>_name }} )</w:t>
+              <w:t>_</w:t>
+            </w:r>
+            <w:proofErr w:type="gramStart"/>
+            <w:r>
+              <w:rPr>
+                <w:rFonts w:ascii="TH SarabunIT๙" w:hAnsi="TH SarabunIT๙" w:cs="TH SarabunIT๙"/>
+                <w:sz w:val="32"/>
+                <w:szCs w:val="32"/>
+              </w:rPr>
+              <w:t>name }</w:t>
+            </w:r>
+            <w:proofErr w:type="gramEnd"/>
+            <w:r>
+              <w:rPr>
+                <w:rFonts w:ascii="TH SarabunIT๙" w:hAnsi="TH SarabunIT๙" w:cs="TH SarabunIT๙"/>
+                <w:sz w:val="32"/>
+                <w:szCs w:val="32"/>
+              </w:rPr>
+              <w:t>} )</w:t>
             </w:r>
           </w:p>
           <w:p>
@@ -2068,21 +2565,41 @@
               </w:rPr>
               <w:t>{% endif %}</w:t>
             </w:r>
+          </w:p>
+          <w:p>
+            <w:pPr>
+              <w:jc w:val="center"/>
+              <w:rPr>
+                <w:rFonts w:ascii="TH SarabunIT๙" w:hAnsi="TH SarabunIT๙" w:cs="TH SarabunIT๙"/>
+                <w:sz w:val="32"/>
+                <w:szCs w:val="32"/>
+              </w:rPr>
+            </w:pPr>
             <w:r>
               <w:rPr>
                 <w:rFonts w:ascii="TH SarabunIT๙" w:hAnsi="TH SarabunIT๙" w:cs="TH SarabunIT๙"/>
                 <w:sz w:val="32"/>
                 <w:szCs w:val="32"/>
               </w:rPr>
-              <w:t xml:space="preserve"> </w:t>
+              <w:t xml:space="preserve">{% </w:t>
             </w:r>
+            <w:proofErr w:type="spellStart"/>
             <w:r>
               <w:rPr>
                 <w:rFonts w:ascii="TH SarabunIT๙" w:hAnsi="TH SarabunIT๙" w:cs="TH SarabunIT๙"/>
                 <w:sz w:val="32"/>
                 <w:szCs w:val="32"/>
               </w:rPr>
-              <w:t>{% endfor %}</w:t>
+              <w:t>endfor</w:t>
+            </w:r>
+            <w:proofErr w:type="spellEnd"/>
+            <w:r>
+              <w:rPr>
+                <w:rFonts w:ascii="TH SarabunIT๙" w:hAnsi="TH SarabunIT๙" w:cs="TH SarabunIT๙"/>
+                <w:sz w:val="32"/>
+                <w:szCs w:val="32"/>
+              </w:rPr>
+              <w:t xml:space="preserve"> %}</w:t>
             </w:r>
           </w:p>
         </w:tc>
@@ -2132,6 +2649,14 @@
           <w:szCs w:val="32"/>
         </w:rPr>
       </w:pPr>
+      <w:r>
+        <w:rPr>
+          <w:rFonts w:ascii="TH SarabunIT๙" w:hAnsi="TH SarabunIT๙" w:cs="TH SarabunIT๙"/>
+          <w:sz w:val="32"/>
+          <w:szCs w:val="32"/>
+        </w:rPr>
+        <w:t>{% endfor %}</w:t>
+      </w:r>
     </w:p>
     <w:p>
       <w:pPr>
@@ -2393,7 +2918,7 @@
         </w:rPr>
       </w:pPr>
     </w:p>
-    <w:bookmarkEnd w:id="5"/>
+    <w:bookmarkEnd w:id="4"/>
     <w:p>
       <w:pPr>
         <w:rPr>
@@ -2491,7 +3016,25 @@
           <w:sz w:val="32"/>
           <w:szCs w:val="32"/>
         </w:rPr>
-        <w:t>{{ record_location }}</w:t>
+        <w:t xml:space="preserve">{{ </w:t>
+      </w:r>
+      <w:proofErr w:type="spellStart"/>
+      <w:r>
+        <w:rPr>
+          <w:rFonts w:ascii="TH SarabunIT๙" w:hAnsi="TH SarabunIT๙" w:cs="TH SarabunIT๙"/>
+          <w:sz w:val="32"/>
+          <w:szCs w:val="32"/>
+        </w:rPr>
+        <w:t>record_location</w:t>
+      </w:r>
+      <w:proofErr w:type="spellEnd"/>
+      <w:r>
+        <w:rPr>
+          <w:rFonts w:ascii="TH SarabunIT๙" w:hAnsi="TH SarabunIT๙" w:cs="TH SarabunIT๙"/>
+          <w:sz w:val="32"/>
+          <w:szCs w:val="32"/>
+        </w:rPr>
+        <w:t xml:space="preserve"> }}</w:t>
       </w:r>
     </w:p>
     <w:p>
@@ -2556,8 +3099,9 @@
           <w:sz w:val="32"/>
           <w:szCs w:val="32"/>
         </w:rPr>
-        <w:t>{{ record_date_th }}</w:t>
-      </w:r>
+        <w:t xml:space="preserve">{{ </w:t>
+      </w:r>
+      <w:proofErr w:type="spellStart"/>
       <w:r>
         <w:rPr>
           <w:rFonts w:ascii="TH SarabunIT๙" w:hAnsi="TH SarabunIT๙" w:cs="TH SarabunIT๙"/>
@@ -2565,6 +3109,25 @@
           <w:sz w:val="32"/>
           <w:szCs w:val="32"/>
         </w:rPr>
+        <w:t>record_date_th</w:t>
+      </w:r>
+      <w:proofErr w:type="spellEnd"/>
+      <w:r>
+        <w:rPr>
+          <w:rFonts w:ascii="TH SarabunIT๙" w:hAnsi="TH SarabunIT๙" w:cs="TH SarabunIT๙"/>
+          <w:color w:val="000000" w:themeColor="text1"/>
+          <w:sz w:val="32"/>
+          <w:szCs w:val="32"/>
+        </w:rPr>
+        <w:t xml:space="preserve"> }}</w:t>
+      </w:r>
+      <w:r>
+        <w:rPr>
+          <w:rFonts w:ascii="TH SarabunIT๙" w:hAnsi="TH SarabunIT๙" w:cs="TH SarabunIT๙"/>
+          <w:color w:val="000000" w:themeColor="text1"/>
+          <w:sz w:val="32"/>
+          <w:szCs w:val="32"/>
+        </w:rPr>
         <w:t xml:space="preserve"> </w:t>
       </w:r>
       <w:r>
@@ -2584,14 +3147,34 @@
           <w:sz w:val="32"/>
           <w:szCs w:val="32"/>
         </w:rPr>
-        <w:t xml:space="preserve">{{ record_time }} </w:t>
-      </w:r>
+        <w:t xml:space="preserve">{{ </w:t>
+      </w:r>
+      <w:proofErr w:type="spellStart"/>
       <w:r>
         <w:rPr>
           <w:rFonts w:ascii="TH SarabunIT๙" w:hAnsi="TH SarabunIT๙" w:cs="TH SarabunIT๙"/>
           <w:color w:val="000000" w:themeColor="text1"/>
           <w:sz w:val="32"/>
           <w:szCs w:val="32"/>
+        </w:rPr>
+        <w:t>record_time</w:t>
+      </w:r>
+      <w:proofErr w:type="spellEnd"/>
+      <w:r>
+        <w:rPr>
+          <w:rFonts w:ascii="TH SarabunIT๙" w:hAnsi="TH SarabunIT๙" w:cs="TH SarabunIT๙"/>
+          <w:color w:val="000000" w:themeColor="text1"/>
+          <w:sz w:val="32"/>
+          <w:szCs w:val="32"/>
+        </w:rPr>
+        <w:t xml:space="preserve"> }} </w:t>
+      </w:r>
+      <w:r>
+        <w:rPr>
+          <w:rFonts w:ascii="TH SarabunIT๙" w:hAnsi="TH SarabunIT๙" w:cs="TH SarabunIT๙"/>
+          <w:color w:val="000000" w:themeColor="text1"/>
+          <w:sz w:val="32"/>
+          <w:szCs w:val="32"/>
           <w:cs/>
         </w:rPr>
         <w:t>น.</w:t>
@@ -2673,8 +3256,9 @@
           <w:sz w:val="32"/>
           <w:szCs w:val="32"/>
         </w:rPr>
-        <w:t>{{ search_date_th }}</w:t>
-      </w:r>
+        <w:t xml:space="preserve">{{ </w:t>
+      </w:r>
+      <w:proofErr w:type="spellStart"/>
       <w:r>
         <w:rPr>
           <w:rFonts w:ascii="TH SarabunIT๙" w:hAnsi="TH SarabunIT๙" w:cs="TH SarabunIT๙"/>
@@ -2682,6 +3266,25 @@
           <w:sz w:val="32"/>
           <w:szCs w:val="32"/>
         </w:rPr>
+        <w:t>search_date_th</w:t>
+      </w:r>
+      <w:proofErr w:type="spellEnd"/>
+      <w:r>
+        <w:rPr>
+          <w:rFonts w:ascii="TH SarabunIT๙" w:hAnsi="TH SarabunIT๙" w:cs="TH SarabunIT๙"/>
+          <w:color w:val="000000" w:themeColor="text1"/>
+          <w:sz w:val="32"/>
+          <w:szCs w:val="32"/>
+        </w:rPr>
+        <w:t xml:space="preserve"> }}</w:t>
+      </w:r>
+      <w:r>
+        <w:rPr>
+          <w:rFonts w:ascii="TH SarabunIT๙" w:hAnsi="TH SarabunIT๙" w:cs="TH SarabunIT๙"/>
+          <w:color w:val="000000" w:themeColor="text1"/>
+          <w:sz w:val="32"/>
+          <w:szCs w:val="32"/>
+        </w:rPr>
         <w:t xml:space="preserve"> </w:t>
       </w:r>
       <w:r>
@@ -2701,14 +3304,34 @@
           <w:sz w:val="32"/>
           <w:szCs w:val="32"/>
         </w:rPr>
-        <w:t xml:space="preserve">{{ search_time }} </w:t>
-      </w:r>
+        <w:t xml:space="preserve">{{ </w:t>
+      </w:r>
+      <w:proofErr w:type="spellStart"/>
       <w:r>
         <w:rPr>
           <w:rFonts w:ascii="TH SarabunIT๙" w:hAnsi="TH SarabunIT๙" w:cs="TH SarabunIT๙"/>
           <w:color w:val="000000" w:themeColor="text1"/>
           <w:sz w:val="32"/>
           <w:szCs w:val="32"/>
+        </w:rPr>
+        <w:t>search_time</w:t>
+      </w:r>
+      <w:proofErr w:type="spellEnd"/>
+      <w:r>
+        <w:rPr>
+          <w:rFonts w:ascii="TH SarabunIT๙" w:hAnsi="TH SarabunIT๙" w:cs="TH SarabunIT๙"/>
+          <w:color w:val="000000" w:themeColor="text1"/>
+          <w:sz w:val="32"/>
+          <w:szCs w:val="32"/>
+        </w:rPr>
+        <w:t xml:space="preserve"> }} </w:t>
+      </w:r>
+      <w:r>
+        <w:rPr>
+          <w:rFonts w:ascii="TH SarabunIT๙" w:hAnsi="TH SarabunIT๙" w:cs="TH SarabunIT๙"/>
+          <w:color w:val="000000" w:themeColor="text1"/>
+          <w:sz w:val="32"/>
+          <w:szCs w:val="32"/>
           <w:cs/>
         </w:rPr>
         <w:t>น.</w:t>
@@ -2761,7 +3384,25 @@
           <w:sz w:val="32"/>
           <w:szCs w:val="32"/>
         </w:rPr>
-        <w:t>{{ search_location }}</w:t>
+        <w:t xml:space="preserve">{{ </w:t>
+      </w:r>
+      <w:proofErr w:type="spellStart"/>
+      <w:r>
+        <w:rPr>
+          <w:rFonts w:ascii="TH SarabunIT๙" w:hAnsi="TH SarabunIT๙" w:cs="TH SarabunIT๙"/>
+          <w:sz w:val="32"/>
+          <w:szCs w:val="32"/>
+        </w:rPr>
+        <w:t>search_location</w:t>
+      </w:r>
+      <w:proofErr w:type="spellEnd"/>
+      <w:r>
+        <w:rPr>
+          <w:rFonts w:ascii="TH SarabunIT๙" w:hAnsi="TH SarabunIT๙" w:cs="TH SarabunIT๙"/>
+          <w:sz w:val="32"/>
+          <w:szCs w:val="32"/>
+        </w:rPr>
+        <w:t xml:space="preserve"> }}</w:t>
       </w:r>
     </w:p>
     <w:p>
@@ -2810,6 +3451,7 @@
           <w:szCs w:val="36"/>
         </w:rPr>
       </w:pPr>
+      <w:proofErr w:type="gramStart"/>
       <w:r>
         <w:rPr>
           <w:rFonts w:ascii="TH SarabunIT๙" w:hAnsi="TH SarabunIT๙" w:cs="TH SarabunIT๙"/>
@@ -2818,8 +3460,9 @@
           <w:sz w:val="36"/>
           <w:szCs w:val="36"/>
         </w:rPr>
-        <w:t>{{ img_</w:t>
-      </w:r>
+        <w:t xml:space="preserve">{{ </w:t>
+      </w:r>
+      <w:proofErr w:type="spellStart"/>
       <w:r>
         <w:rPr>
           <w:rFonts w:ascii="TH SarabunIT๙" w:hAnsi="TH SarabunIT๙" w:cs="TH SarabunIT๙"/>
@@ -2827,10 +3470,11 @@
           <w:bCs/>
           <w:sz w:val="36"/>
           <w:szCs w:val="36"/>
-          <w:cs/>
-        </w:rPr>
-        <w:t xml:space="preserve">1 </w:t>
-      </w:r>
+        </w:rPr>
+        <w:t>img</w:t>
+      </w:r>
+      <w:proofErr w:type="spellEnd"/>
+      <w:proofErr w:type="gramEnd"/>
       <w:r>
         <w:rPr>
           <w:rFonts w:ascii="TH SarabunIT๙" w:hAnsi="TH SarabunIT๙" w:cs="TH SarabunIT๙"/>
@@ -2839,24 +3483,21 @@
           <w:sz w:val="36"/>
           <w:szCs w:val="36"/>
         </w:rPr>
-        <w:t>}}</w:t>
-      </w:r>
-    </w:p>
-    <w:p>
-      <w:pPr>
-        <w:jc w:val="center"/>
+        <w:t>_</w:t>
+      </w:r>
+      <w:proofErr w:type="gramStart"/>
+      <w:r>
         <w:rPr>
           <w:rFonts w:ascii="TH SarabunIT๙" w:hAnsi="TH SarabunIT๙" w:cs="TH SarabunIT๙"/>
           <w:b/>
           <w:bCs/>
           <w:sz w:val="36"/>
           <w:szCs w:val="36"/>
-        </w:rPr>
-      </w:pPr>
-    </w:p>
-    <w:p>
-      <w:pPr>
-        <w:jc w:val="center"/>
+          <w:cs/>
+        </w:rPr>
+        <w:t xml:space="preserve">1 </w:t>
+      </w:r>
+      <w:r>
         <w:rPr>
           <w:rFonts w:ascii="TH SarabunIT๙" w:hAnsi="TH SarabunIT๙" w:cs="TH SarabunIT๙"/>
           <w:b/>
@@ -2864,11 +3505,10 @@
           <w:sz w:val="36"/>
           <w:szCs w:val="36"/>
         </w:rPr>
-      </w:pPr>
-    </w:p>
-    <w:p>
-      <w:pPr>
-        <w:jc w:val="center"/>
+        <w:t>}</w:t>
+      </w:r>
+      <w:proofErr w:type="gramEnd"/>
+      <w:r>
         <w:rPr>
           <w:rFonts w:ascii="TH SarabunIT๙" w:hAnsi="TH SarabunIT๙" w:cs="TH SarabunIT๙"/>
           <w:b/>
@@ -2876,8 +3516,12 @@
           <w:sz w:val="36"/>
           <w:szCs w:val="36"/>
         </w:rPr>
-      </w:pPr>
-      <w:r>
+        <w:t>}</w:t>
+      </w:r>
+    </w:p>
+    <w:p>
+      <w:pPr>
+        <w:jc w:val="center"/>
         <w:rPr>
           <w:rFonts w:ascii="TH SarabunIT๙" w:hAnsi="TH SarabunIT๙" w:cs="TH SarabunIT๙"/>
           <w:b/>
@@ -2885,9 +3529,11 @@
           <w:sz w:val="36"/>
           <w:szCs w:val="36"/>
         </w:rPr>
-        <w:t>{{ img_</w:t>
-      </w:r>
-      <w:r>
+      </w:pPr>
+    </w:p>
+    <w:p>
+      <w:pPr>
+        <w:jc w:val="center"/>
         <w:rPr>
           <w:rFonts w:ascii="TH SarabunIT๙" w:hAnsi="TH SarabunIT๙" w:cs="TH SarabunIT๙"/>
           <w:b/>
@@ -2895,9 +3541,11 @@
           <w:sz w:val="36"/>
           <w:szCs w:val="36"/>
         </w:rPr>
-        <w:t>2</w:t>
-      </w:r>
-      <w:r>
+      </w:pPr>
+    </w:p>
+    <w:p>
+      <w:pPr>
+        <w:jc w:val="center"/>
         <w:rPr>
           <w:rFonts w:ascii="TH SarabunIT๙" w:hAnsi="TH SarabunIT๙" w:cs="TH SarabunIT๙"/>
           <w:b/>
@@ -2905,12 +3553,9 @@
           <w:sz w:val="36"/>
           <w:szCs w:val="36"/>
         </w:rPr>
-        <w:t xml:space="preserve"> }}</w:t>
-      </w:r>
-    </w:p>
-    <w:p>
-      <w:pPr>
-        <w:jc w:val="center"/>
+      </w:pPr>
+      <w:proofErr w:type="gramStart"/>
+      <w:r>
         <w:rPr>
           <w:rFonts w:ascii="TH SarabunIT๙" w:hAnsi="TH SarabunIT๙" w:cs="TH SarabunIT๙"/>
           <w:b/>
@@ -2918,25 +3563,63 @@
           <w:sz w:val="36"/>
           <w:szCs w:val="36"/>
         </w:rPr>
-      </w:pPr>
+        <w:t>{{ img</w:t>
+      </w:r>
+      <w:proofErr w:type="gramEnd"/>
+      <w:r>
+        <w:rPr>
+          <w:rFonts w:ascii="TH SarabunIT๙" w:hAnsi="TH SarabunIT๙" w:cs="TH SarabunIT๙"/>
+          <w:b/>
+          <w:bCs/>
+          <w:sz w:val="36"/>
+          <w:szCs w:val="36"/>
+        </w:rPr>
+        <w:t>_</w:t>
+      </w:r>
+      <w:proofErr w:type="gramStart"/>
+      <w:r>
+        <w:rPr>
+          <w:rFonts w:ascii="TH SarabunIT๙" w:hAnsi="TH SarabunIT๙" w:cs="TH SarabunIT๙"/>
+          <w:b/>
+          <w:bCs/>
+          <w:sz w:val="36"/>
+          <w:szCs w:val="36"/>
+        </w:rPr>
+        <w:t>2</w:t>
+      </w:r>
+      <w:r>
+        <w:rPr>
+          <w:rFonts w:ascii="TH SarabunIT๙" w:hAnsi="TH SarabunIT๙" w:cs="TH SarabunIT๙"/>
+          <w:b/>
+          <w:bCs/>
+          <w:sz w:val="36"/>
+          <w:szCs w:val="36"/>
+        </w:rPr>
+        <w:t xml:space="preserve"> }</w:t>
+      </w:r>
+      <w:proofErr w:type="gramEnd"/>
+      <w:r>
+        <w:rPr>
+          <w:rFonts w:ascii="TH SarabunIT๙" w:hAnsi="TH SarabunIT๙" w:cs="TH SarabunIT๙"/>
+          <w:b/>
+          <w:bCs/>
+          <w:sz w:val="36"/>
+          <w:szCs w:val="36"/>
+        </w:rPr>
+        <w:t>}</w:t>
+      </w:r>
     </w:p>
     <w:p>
       <w:pPr>
         <w:jc w:val="center"/>
         <w:rPr>
           <w:rFonts w:ascii="TH SarabunIT๙" w:hAnsi="TH SarabunIT๙" w:cs="TH SarabunIT๙"/>
-          <w:sz w:val="32"/>
-          <w:szCs w:val="32"/>
-        </w:rPr>
-      </w:pPr>
-      <w:r>
-        <w:rPr>
-          <w:rFonts w:ascii="TH SarabunIT๙" w:hAnsi="TH SarabunIT๙" w:cs="TH SarabunIT๙"/>
-          <w:sz w:val="32"/>
-          <w:szCs w:val="32"/>
-        </w:rPr>
-        <w:t>{% for leader in leaders %}</w:t>
-      </w:r>
+          <w:b/>
+          <w:bCs/>
+          <w:sz w:val="36"/>
+          <w:szCs w:val="36"/>
+        </w:rPr>
+      </w:pPr>
     </w:p>
     <w:p>
       <w:pPr>
@@ -2949,6 +3632,34 @@
       </w:pPr>
       <w:r>
         <w:rPr>
+          <w:rFonts w:ascii="TH SarabunIT๙" w:hAnsi="TH SarabunIT๙" w:cs="TH SarabunIT๙"/>
+          <w:sz w:val="32"/>
+          <w:szCs w:val="32"/>
+        </w:rPr>
+        <w:t xml:space="preserve">{% for leader in </w:t>
+      </w:r>
+      <w:proofErr w:type="gramStart"/>
+      <w:r>
+        <w:rPr>
+          <w:rFonts w:ascii="TH SarabunIT๙" w:hAnsi="TH SarabunIT๙" w:cs="TH SarabunIT๙"/>
+          <w:sz w:val="32"/>
+          <w:szCs w:val="32"/>
+        </w:rPr>
+        <w:t>leaders %}</w:t>
+      </w:r>
+      <w:proofErr w:type="gramEnd"/>
+    </w:p>
+    <w:p>
+      <w:pPr>
+        <w:jc w:val="center"/>
+        <w:rPr>
+          <w:rFonts w:ascii="TH SarabunIT๙" w:hAnsi="TH SarabunIT๙" w:cs="TH SarabunIT๙"/>
+          <w:sz w:val="32"/>
+          <w:szCs w:val="32"/>
+        </w:rPr>
+      </w:pPr>
+      <w:r>
+        <w:rPr>
           <w:rFonts w:ascii="TH SarabunIT๙" w:hAnsi="TH SarabunIT๙" w:cs="TH SarabunIT๙" w:hint="cs"/>
           <w:sz w:val="32"/>
           <w:szCs w:val="32"/>
@@ -3016,7 +3727,25 @@
           <w:sz w:val="32"/>
           <w:szCs w:val="32"/>
         </w:rPr>
-        <w:t>{% endfor %}</w:t>
+        <w:t xml:space="preserve">{% </w:t>
+      </w:r>
+      <w:proofErr w:type="spellStart"/>
+      <w:r>
+        <w:rPr>
+          <w:rFonts w:ascii="TH SarabunIT๙" w:hAnsi="TH SarabunIT๙" w:cs="TH SarabunIT๙"/>
+          <w:sz w:val="32"/>
+          <w:szCs w:val="32"/>
+        </w:rPr>
+        <w:t>endfor</w:t>
+      </w:r>
+      <w:proofErr w:type="spellEnd"/>
+      <w:r>
+        <w:rPr>
+          <w:rFonts w:ascii="TH SarabunIT๙" w:hAnsi="TH SarabunIT๙" w:cs="TH SarabunIT๙"/>
+          <w:sz w:val="32"/>
+          <w:szCs w:val="32"/>
+        </w:rPr>
+        <w:t xml:space="preserve"> %}</w:t>
       </w:r>
     </w:p>
     <w:p>
@@ -3134,7 +3863,25 @@
           <w:sz w:val="32"/>
           <w:szCs w:val="32"/>
         </w:rPr>
-        <w:t>{{ img_signer }}</w:t>
+        <w:t xml:space="preserve">{{ </w:t>
+      </w:r>
+      <w:proofErr w:type="spellStart"/>
+      <w:r>
+        <w:rPr>
+          <w:rFonts w:ascii="TH SarabunIT๙" w:eastAsia="Calibri" w:hAnsi="TH SarabunIT๙" w:cs="TH SarabunIT๙"/>
+          <w:sz w:val="32"/>
+          <w:szCs w:val="32"/>
+        </w:rPr>
+        <w:t>img_signer</w:t>
+      </w:r>
+      <w:proofErr w:type="spellEnd"/>
+      <w:r>
+        <w:rPr>
+          <w:rFonts w:ascii="TH SarabunIT๙" w:eastAsia="Calibri" w:hAnsi="TH SarabunIT๙" w:cs="TH SarabunIT๙"/>
+          <w:sz w:val="32"/>
+          <w:szCs w:val="32"/>
+        </w:rPr>
+        <w:t xml:space="preserve"> }}</w:t>
       </w:r>
       <w:r>
         <w:rPr>

--- a/template_search_seizure.docx
+++ b/template_search_seizure.docx
@@ -938,10 +938,102 @@
       </w:r>
       <w:r>
         <w:rPr>
-          <w:rFonts w:ascii="TH SarabunIT๙" w:hAnsi="TH SarabunIT๙" w:cs="TH SarabunIT๙" w:hint="cs"/>
+          <w:rFonts w:ascii="TH SarabunIT๙" w:hAnsi="TH SarabunIT๙" w:cs="TH SarabunIT๙"/>
+          <w:sz w:val="32"/>
+          <w:szCs w:val="32"/>
+          <w:cs/>
+        </w:rPr>
+        <w:t>ตามวันเวลาที่แจ้ง เจ้าพนักงานตำรวจชุดตรวจค้น ได้นำ</w:t>
+      </w:r>
+      <w:r>
+        <w:rPr>
+          <w:rFonts w:ascii="TH SarabunIT๙" w:hAnsi="TH SarabunIT๙" w:cs="TH SarabunIT๙"/>
+          <w:sz w:val="32"/>
+          <w:szCs w:val="32"/>
+        </w:rPr>
+        <w:t xml:space="preserve"> {{ </w:t>
+      </w:r>
+      <w:proofErr w:type="spellStart"/>
+      <w:r>
+        <w:rPr>
+          <w:rFonts w:ascii="TH SarabunIT๙" w:hAnsi="TH SarabunIT๙" w:cs="TH SarabunIT๙"/>
+          <w:sz w:val="32"/>
+          <w:szCs w:val="32"/>
+        </w:rPr>
+        <w:t>warrant_text</w:t>
+      </w:r>
+      <w:proofErr w:type="spellEnd"/>
+      <w:r>
+        <w:rPr>
+          <w:rFonts w:ascii="TH SarabunIT๙" w:hAnsi="TH SarabunIT๙" w:cs="TH SarabunIT๙"/>
+          <w:sz w:val="32"/>
+          <w:szCs w:val="32"/>
+        </w:rPr>
+        <w:t xml:space="preserve"> }} </w:t>
+      </w:r>
+      <w:r>
+        <w:rPr>
+          <w:rFonts w:ascii="TH SarabunIT๙" w:hAnsi="TH SarabunIT๙" w:cs="TH SarabunIT๙"/>
+          <w:sz w:val="32"/>
+          <w:szCs w:val="32"/>
+          <w:cs/>
+        </w:rPr>
+        <w:t>เข้าทำการตรวจค้น</w:t>
+      </w:r>
+      <w:r>
+        <w:rPr>
+          <w:rFonts w:ascii="TH SarabunIT๙" w:hAnsi="TH SarabunIT๙" w:cs="TH SarabunIT๙" w:hint="cs"/>
+          <w:sz w:val="32"/>
+          <w:szCs w:val="32"/>
+          <w:cs/>
+        </w:rPr>
+        <w:t xml:space="preserve"> </w:t>
+      </w:r>
+      <w:r>
+        <w:rPr>
+          <w:rFonts w:ascii="TH SarabunIT๙" w:hAnsi="TH SarabunIT๙" w:cs="TH SarabunIT๙"/>
           <w:color w:val="000000"/>
           <w:sz w:val="32"/>
           <w:szCs w:val="32"/>
+        </w:rPr>
+        <w:t xml:space="preserve">{{ </w:t>
+      </w:r>
+      <w:proofErr w:type="spellStart"/>
+      <w:r>
+        <w:rPr>
+          <w:rFonts w:ascii="TH SarabunIT๙" w:hAnsi="TH SarabunIT๙" w:cs="TH SarabunIT๙"/>
+          <w:color w:val="000000"/>
+          <w:sz w:val="32"/>
+          <w:szCs w:val="32"/>
+        </w:rPr>
+        <w:t>search_circumstances</w:t>
+      </w:r>
+      <w:proofErr w:type="spellEnd"/>
+      <w:r>
+        <w:rPr>
+          <w:rFonts w:ascii="TH SarabunIT๙" w:hAnsi="TH SarabunIT๙" w:cs="TH SarabunIT๙"/>
+          <w:color w:val="000000"/>
+          <w:sz w:val="32"/>
+          <w:szCs w:val="32"/>
+        </w:rPr>
+        <w:t xml:space="preserve"> }}</w:t>
+      </w:r>
+      <w:r>
+        <w:rPr>
+          <w:rFonts w:ascii="TH SarabunIT๙" w:hAnsi="TH SarabunIT๙" w:cs="TH SarabunIT๙" w:hint="cs"/>
+          <w:color w:val="000000"/>
+          <w:sz w:val="32"/>
+          <w:szCs w:val="32"/>
+          <w:cs/>
+        </w:rPr>
+        <w:t xml:space="preserve"> เมื่อไปถึงสถานที่ดังกล่าวพบ</w:t>
+      </w:r>
+      <w:r>
+        <w:rPr>
+          <w:rFonts w:ascii="TH SarabunIT๙" w:hAnsi="TH SarabunIT๙" w:cs="TH SarabunIT๙" w:hint="cs"/>
+          <w:color w:val="000000"/>
+          <w:sz w:val="32"/>
+          <w:szCs w:val="32"/>
           <w:cs/>
         </w:rPr>
         <w:t xml:space="preserve"> </w:t>
@@ -949,7 +1041,6 @@
       <w:r>
         <w:rPr>
           <w:rFonts w:ascii="TH SarabunIT๙" w:hAnsi="TH SarabunIT๙" w:cs="TH SarabunIT๙"/>
-          <w:color w:val="000000"/>
           <w:sz w:val="32"/>
           <w:szCs w:val="32"/>
         </w:rPr>
@@ -959,116 +1050,19 @@
       <w:r>
         <w:rPr>
           <w:rFonts w:ascii="TH SarabunIT๙" w:hAnsi="TH SarabunIT๙" w:cs="TH SarabunIT๙"/>
-          <w:color w:val="000000"/>
-          <w:sz w:val="32"/>
-          <w:szCs w:val="32"/>
-        </w:rPr>
-        <w:t>search_circumstances</w:t>
+          <w:sz w:val="32"/>
+          <w:szCs w:val="32"/>
+        </w:rPr>
+        <w:t>leaders_intro_text</w:t>
       </w:r>
       <w:proofErr w:type="spellEnd"/>
       <w:r>
         <w:rPr>
           <w:rFonts w:ascii="TH SarabunIT๙" w:hAnsi="TH SarabunIT๙" w:cs="TH SarabunIT๙"/>
-          <w:color w:val="000000"/>
           <w:sz w:val="32"/>
           <w:szCs w:val="32"/>
         </w:rPr>
         <w:t xml:space="preserve"> }}</w:t>
-      </w:r>
-      <w:r>
-        <w:rPr>
-          <w:rFonts w:ascii="TH SarabunIT๙" w:hAnsi="TH SarabunIT๙" w:cs="TH SarabunIT๙" w:hint="cs"/>
-          <w:color w:val="000000"/>
-          <w:sz w:val="32"/>
-          <w:szCs w:val="32"/>
-          <w:cs/>
-        </w:rPr>
-        <w:t xml:space="preserve"> เมื่อไปถึงสถานที่ดังกล่าวพบ</w:t>
-      </w:r>
-      <w:r>
-        <w:rPr>
-          <w:rFonts w:ascii="TH SarabunIT๙" w:hAnsi="TH SarabunIT๙" w:cs="TH SarabunIT๙" w:hint="cs"/>
-          <w:color w:val="000000"/>
-          <w:sz w:val="32"/>
-          <w:szCs w:val="32"/>
-          <w:cs/>
-        </w:rPr>
-        <w:t xml:space="preserve"> </w:t>
-      </w:r>
-      <w:r>
-        <w:rPr>
-          <w:rFonts w:ascii="TH SarabunIT๙" w:hAnsi="TH SarabunIT๙" w:cs="TH SarabunIT๙"/>
-          <w:sz w:val="32"/>
-          <w:szCs w:val="32"/>
-        </w:rPr>
-        <w:t>{% for leader in leaders %}</w:t>
-      </w:r>
-      <w:r>
-        <w:rPr>
-          <w:rFonts w:ascii="TH SarabunIT๙" w:hAnsi="TH SarabunIT๙" w:cs="TH SarabunIT๙" w:hint="cs"/>
-          <w:color w:val="000000"/>
-          <w:sz w:val="32"/>
-          <w:szCs w:val="32"/>
-          <w:cs/>
-        </w:rPr>
-        <w:t xml:space="preserve"> </w:t>
-      </w:r>
-      <w:r>
-        <w:rPr>
-          <w:rFonts w:ascii="TH SarabunIT๙" w:hAnsi="TH SarabunIT๙" w:cs="TH SarabunIT๙"/>
-          <w:color w:val="000000"/>
-          <w:sz w:val="32"/>
-          <w:szCs w:val="32"/>
-          <w:cs/>
-        </w:rPr>
-        <w:t xml:space="preserve">( </w:t>
-      </w:r>
-      <w:r>
-        <w:rPr>
-          <w:rFonts w:ascii="TH SarabunIT๙" w:hAnsi="TH SarabunIT๙" w:cs="TH SarabunIT๙"/>
-          <w:color w:val="000000"/>
-          <w:sz w:val="32"/>
-          <w:szCs w:val="32"/>
-        </w:rPr>
-        <w:t>{{ leader.name }} )</w:t>
-      </w:r>
-      <w:r>
-        <w:rPr>
-          <w:rFonts w:ascii="TH SarabunIT๙" w:hAnsi="TH SarabunIT๙" w:cs="TH SarabunIT๙"/>
-          <w:color w:val="000000"/>
-          <w:sz w:val="32"/>
-          <w:szCs w:val="32"/>
-        </w:rPr>
-        <w:t xml:space="preserve"> </w:t>
-      </w:r>
-      <w:r>
-        <w:rPr>
-          <w:rFonts w:ascii="TH SarabunIT๙" w:hAnsi="TH SarabunIT๙" w:cs="TH SarabunIT๙"/>
-          <w:color w:val="000000"/>
-          <w:sz w:val="32"/>
-          <w:szCs w:val="32"/>
-        </w:rPr>
-        <w:t xml:space="preserve">{% </w:t>
-      </w:r>
-      <w:proofErr w:type="spellStart"/>
-      <w:r>
-        <w:rPr>
-          <w:rFonts w:ascii="TH SarabunIT๙" w:hAnsi="TH SarabunIT๙" w:cs="TH SarabunIT๙"/>
-          <w:color w:val="000000"/>
-          <w:sz w:val="32"/>
-          <w:szCs w:val="32"/>
-        </w:rPr>
-        <w:t>endfor</w:t>
-      </w:r>
-      <w:proofErr w:type="spellEnd"/>
-      <w:r>
-        <w:rPr>
-          <w:rFonts w:ascii="TH SarabunIT๙" w:hAnsi="TH SarabunIT๙" w:cs="TH SarabunIT๙"/>
-          <w:color w:val="000000"/>
-          <w:sz w:val="32"/>
-          <w:szCs w:val="32"/>
-        </w:rPr>
-        <w:t xml:space="preserve"> %}</w:t>
       </w:r>
       <w:r>
         <w:rPr>
@@ -1137,74 +1131,25 @@
           <w:sz w:val="32"/>
           <w:szCs w:val="32"/>
         </w:rPr>
-        <w:t>{% for leader in leaders %}</w:t>
-      </w:r>
-      <w:r>
-        <w:rPr>
-          <w:rFonts w:ascii="TH SarabunIT๙" w:hAnsi="TH SarabunIT๙" w:cs="TH SarabunIT๙" w:hint="cs"/>
-          <w:color w:val="000000"/>
-          <w:sz w:val="32"/>
-          <w:szCs w:val="32"/>
-          <w:cs/>
-        </w:rPr>
-        <w:t xml:space="preserve"> </w:t>
-      </w:r>
-      <w:r>
-        <w:rPr>
-          <w:rFonts w:ascii="TH SarabunIT๙" w:hAnsi="TH SarabunIT๙" w:cs="TH SarabunIT๙"/>
-          <w:color w:val="000000"/>
-          <w:sz w:val="32"/>
-          <w:szCs w:val="32"/>
-          <w:cs/>
-        </w:rPr>
-        <w:t xml:space="preserve">( </w:t>
-      </w:r>
-      <w:r>
-        <w:rPr>
-          <w:rFonts w:ascii="TH SarabunIT๙" w:hAnsi="TH SarabunIT๙" w:cs="TH SarabunIT๙"/>
-          <w:color w:val="000000"/>
-          <w:sz w:val="32"/>
-          <w:szCs w:val="32"/>
-        </w:rPr>
-        <w:t>{{ leader.name }} )</w:t>
-      </w:r>
-      <w:r>
-        <w:rPr>
-          <w:rFonts w:ascii="TH SarabunIT๙" w:hAnsi="TH SarabunIT๙" w:cs="TH SarabunIT๙"/>
-          <w:color w:val="000000"/>
-          <w:sz w:val="32"/>
-          <w:szCs w:val="32"/>
-        </w:rPr>
-        <w:t xml:space="preserve"> </w:t>
-      </w:r>
-      <w:r>
-        <w:rPr>
-          <w:rFonts w:ascii="TH SarabunIT๙" w:hAnsi="TH SarabunIT๙" w:cs="TH SarabunIT๙"/>
-          <w:color w:val="000000"/>
-          <w:sz w:val="32"/>
-          <w:szCs w:val="32"/>
-        </w:rPr>
-        <w:t xml:space="preserve">{% </w:t>
+        <w:t xml:space="preserve">{{ </w:t>
       </w:r>
       <w:proofErr w:type="spellStart"/>
       <w:r>
         <w:rPr>
           <w:rFonts w:ascii="TH SarabunIT๙" w:hAnsi="TH SarabunIT๙" w:cs="TH SarabunIT๙"/>
-          <w:color w:val="000000"/>
-          <w:sz w:val="32"/>
-          <w:szCs w:val="32"/>
-        </w:rPr>
-        <w:t>endfor</w:t>
+          <w:sz w:val="32"/>
+          <w:szCs w:val="32"/>
+        </w:rPr>
+        <w:t>leaders_intro_text</w:t>
       </w:r>
       <w:proofErr w:type="spellEnd"/>
       <w:r>
         <w:rPr>
           <w:rFonts w:ascii="TH SarabunIT๙" w:hAnsi="TH SarabunIT๙" w:cs="TH SarabunIT๙"/>
-          <w:color w:val="000000"/>
-          <w:sz w:val="32"/>
-          <w:szCs w:val="32"/>
-        </w:rPr>
-        <w:t xml:space="preserve"> %}</w:t>
+          <w:sz w:val="32"/>
+          <w:szCs w:val="32"/>
+        </w:rPr>
+        <w:t xml:space="preserve"> }}</w:t>
       </w:r>
       <w:r>
         <w:rPr>
@@ -1543,56 +1488,31 @@
           <w:rFonts w:ascii="TH SarabunIT๙" w:hAnsi="TH SarabunIT๙" w:cs="TH SarabunIT๙"/>
           <w:sz w:val="32"/>
           <w:szCs w:val="32"/>
-          <w:cs/>
-        </w:rPr>
-        <w:t>น</w:t>
-      </w:r>
-      <w:r>
-        <w:rPr>
-          <w:rFonts w:ascii="TH SarabunIT๙" w:hAnsi="TH SarabunIT๙" w:cs="TH SarabunIT๙"/>
-          <w:sz w:val="32"/>
-          <w:szCs w:val="32"/>
-        </w:rPr>
-        <w:t>.</w:t>
-      </w:r>
-      <w:r>
-        <w:rPr>
-          <w:rFonts w:ascii="TH SarabunIT๙" w:hAnsi="TH SarabunIT๙" w:cs="TH SarabunIT๙" w:hint="cs"/>
-          <w:sz w:val="32"/>
-          <w:szCs w:val="32"/>
-          <w:cs/>
-        </w:rPr>
-        <w:t>ส</w:t>
-      </w:r>
-      <w:r>
-        <w:rPr>
-          <w:rFonts w:ascii="TH SarabunIT๙" w:hAnsi="TH SarabunIT๙" w:cs="TH SarabunIT๙"/>
-          <w:sz w:val="32"/>
-          <w:szCs w:val="32"/>
-        </w:rPr>
-        <w:t>.</w:t>
-      </w:r>
-      <w:r>
-        <w:rPr>
-          <w:rFonts w:ascii="TH SarabunIT๙" w:hAnsi="TH SarabunIT๙" w:cs="TH SarabunIT๙" w:hint="cs"/>
-          <w:sz w:val="32"/>
-          <w:szCs w:val="32"/>
-          <w:cs/>
-        </w:rPr>
-        <w:t>ปทิตตา</w:t>
-      </w:r>
-      <w:r>
-        <w:rPr>
-          <w:rFonts w:ascii="TH SarabunIT๙" w:hAnsi="TH SarabunIT๙" w:cs="TH SarabunIT๙"/>
-          <w:sz w:val="32"/>
-          <w:szCs w:val="32"/>
-          <w:cs/>
-        </w:rPr>
-        <w:t xml:space="preserve"> ขำสมบัติ</w:t>
-      </w:r>
-      <w:r>
-        <w:rPr>
-          <w:rFonts w:ascii="TH SarabunIT๙" w:hAnsi="TH SarabunIT๙" w:cs="TH SarabunIT๙" w:hint="cs"/>
+        </w:rPr>
+        <w:t xml:space="preserve">{{ </w:t>
+      </w:r>
+      <w:proofErr w:type="spellStart"/>
+      <w:r>
+        <w:rPr>
+          <w:rFonts w:ascii="TH SarabunIT๙" w:hAnsi="TH SarabunIT๙" w:cs="TH SarabunIT๙"/>
+          <w:sz w:val="32"/>
+          <w:szCs w:val="32"/>
+        </w:rPr>
+        <w:t>leaders_intro_text</w:t>
+      </w:r>
+      <w:proofErr w:type="spellEnd"/>
+      <w:r>
+        <w:rPr>
+          <w:rFonts w:ascii="TH SarabunIT๙" w:hAnsi="TH SarabunIT๙" w:cs="TH SarabunIT๙"/>
+          <w:sz w:val="32"/>
+          <w:szCs w:val="32"/>
+        </w:rPr>
+        <w:t xml:space="preserve"> }}</w:t>
+      </w:r>
+      <w:r>
+        <w:rPr>
+          <w:rFonts w:ascii="TH SarabunIT๙" w:hAnsi="TH SarabunIT๙" w:cs="TH SarabunIT๙" w:hint="cs"/>
+          <w:color w:val="000000"/>
           <w:sz w:val="32"/>
           <w:szCs w:val="32"/>
           <w:cs/>
@@ -1601,31 +1521,21 @@
       </w:r>
       <w:r>
         <w:rPr>
+          <w:rFonts w:ascii="TH SarabunIT๙" w:hAnsi="TH SarabunIT๙" w:cs="TH SarabunIT๙"/>
+          <w:sz w:val="32"/>
+          <w:szCs w:val="32"/>
+          <w:cs/>
+        </w:rPr>
+        <w:t>ฟังและอ่านด้วยตนเองแล้วรับว่าถูกต้อง และได้มอบสำเนาบันทึกการตรวจค้น/ตรวจยึด ให้แก่</w:t>
+      </w:r>
+      <w:r>
+        <w:rPr>
           <w:rFonts w:ascii="TH SarabunIT๙" w:hAnsi="TH SarabunIT๙" w:cs="TH SarabunIT๙" w:hint="cs"/>
           <w:color w:val="000000"/>
           <w:sz w:val="32"/>
           <w:szCs w:val="32"/>
           <w:cs/>
         </w:rPr>
-        <w:t xml:space="preserve">สัญชาติไทย </w:t>
-      </w:r>
-      <w:r>
-        <w:rPr>
-          <w:rFonts w:ascii="TH SarabunIT๙" w:hAnsi="TH SarabunIT๙" w:cs="TH SarabunIT๙"/>
-          <w:sz w:val="32"/>
-          <w:szCs w:val="32"/>
-          <w:cs/>
-        </w:rPr>
-        <w:t>ฟังและอ่านด้วยตนเองแล้วรับว่าถูกต้อง และได้มอบสำเนาบันทึกการตรวจค้น/ตรวจยึด ให้แก่</w:t>
-      </w:r>
-      <w:r>
-        <w:rPr>
-          <w:rFonts w:ascii="TH SarabunIT๙" w:hAnsi="TH SarabunIT๙" w:cs="TH SarabunIT๙" w:hint="cs"/>
-          <w:color w:val="000000"/>
-          <w:sz w:val="32"/>
-          <w:szCs w:val="32"/>
-          <w:cs/>
-        </w:rPr>
         <w:t xml:space="preserve"> </w:t>
       </w:r>
       <w:r>
@@ -1633,71 +1543,35 @@
           <w:rFonts w:ascii="TH SarabunIT๙" w:hAnsi="TH SarabunIT๙" w:cs="TH SarabunIT๙"/>
           <w:sz w:val="32"/>
           <w:szCs w:val="32"/>
-          <w:cs/>
-        </w:rPr>
-        <w:t>น</w:t>
-      </w:r>
-      <w:r>
-        <w:rPr>
-          <w:rFonts w:ascii="TH SarabunIT๙" w:hAnsi="TH SarabunIT๙" w:cs="TH SarabunIT๙"/>
-          <w:sz w:val="32"/>
-          <w:szCs w:val="32"/>
-        </w:rPr>
-        <w:t>.</w:t>
-      </w:r>
-      <w:r>
-        <w:rPr>
-          <w:rFonts w:ascii="TH SarabunIT๙" w:hAnsi="TH SarabunIT๙" w:cs="TH SarabunIT๙" w:hint="cs"/>
-          <w:sz w:val="32"/>
-          <w:szCs w:val="32"/>
-          <w:cs/>
-        </w:rPr>
-        <w:t>ส</w:t>
-      </w:r>
-      <w:r>
-        <w:rPr>
-          <w:rFonts w:ascii="TH SarabunIT๙" w:hAnsi="TH SarabunIT๙" w:cs="TH SarabunIT๙"/>
-          <w:sz w:val="32"/>
-          <w:szCs w:val="32"/>
-        </w:rPr>
-        <w:t>.</w:t>
-      </w:r>
-      <w:r>
-        <w:rPr>
-          <w:rFonts w:ascii="TH SarabunIT๙" w:hAnsi="TH SarabunIT๙" w:cs="TH SarabunIT๙" w:hint="cs"/>
-          <w:sz w:val="32"/>
-          <w:szCs w:val="32"/>
-          <w:cs/>
-        </w:rPr>
-        <w:t>ปทิตตา</w:t>
-      </w:r>
-      <w:r>
-        <w:rPr>
-          <w:rFonts w:ascii="TH SarabunIT๙" w:hAnsi="TH SarabunIT๙" w:cs="TH SarabunIT๙"/>
-          <w:sz w:val="32"/>
-          <w:szCs w:val="32"/>
-          <w:cs/>
-        </w:rPr>
-        <w:t xml:space="preserve"> ขำสมบัติ</w:t>
-      </w:r>
-      <w:r>
-        <w:rPr>
-          <w:rFonts w:ascii="TH SarabunIT๙" w:hAnsi="TH SarabunIT๙" w:cs="TH SarabunIT๙" w:hint="cs"/>
+        </w:rPr>
+        <w:t xml:space="preserve">{{ </w:t>
+      </w:r>
+      <w:proofErr w:type="spellStart"/>
+      <w:r>
+        <w:rPr>
+          <w:rFonts w:ascii="TH SarabunIT๙" w:hAnsi="TH SarabunIT๙" w:cs="TH SarabunIT๙"/>
+          <w:sz w:val="32"/>
+          <w:szCs w:val="32"/>
+        </w:rPr>
+        <w:t>leaders_intro_text</w:t>
+      </w:r>
+      <w:proofErr w:type="spellEnd"/>
+      <w:r>
+        <w:rPr>
+          <w:rFonts w:ascii="TH SarabunIT๙" w:hAnsi="TH SarabunIT๙" w:cs="TH SarabunIT๙"/>
+          <w:sz w:val="32"/>
+          <w:szCs w:val="32"/>
+        </w:rPr>
+        <w:t xml:space="preserve"> }}</w:t>
+      </w:r>
+      <w:r>
+        <w:rPr>
+          <w:rFonts w:ascii="TH SarabunIT๙" w:hAnsi="TH SarabunIT๙" w:cs="TH SarabunIT๙"/>
           <w:sz w:val="32"/>
           <w:szCs w:val="32"/>
           <w:cs/>
         </w:rPr>
         <w:t xml:space="preserve"> </w:t>
-      </w:r>
-      <w:r>
-        <w:rPr>
-          <w:rFonts w:ascii="TH SarabunIT๙" w:hAnsi="TH SarabunIT๙" w:cs="TH SarabunIT๙" w:hint="cs"/>
-          <w:color w:val="000000"/>
-          <w:sz w:val="32"/>
-          <w:szCs w:val="32"/>
-          <w:cs/>
-        </w:rPr>
-        <w:t xml:space="preserve">สัญชาติไทย </w:t>
       </w:r>
       <w:r>
         <w:rPr>

--- a/template_search_seizure.docx
+++ b/template_search_seizure.docx
@@ -292,25 +292,7 @@
           <w:sz w:val="32"/>
           <w:szCs w:val="32"/>
         </w:rPr>
-        <w:t xml:space="preserve">{{ </w:t>
-      </w:r>
-      <w:proofErr w:type="spellStart"/>
-      <w:r>
-        <w:rPr>
-          <w:rFonts w:ascii="TH SarabunIT๙" w:hAnsi="TH SarabunIT๙" w:cs="TH SarabunIT๙"/>
-          <w:sz w:val="32"/>
-          <w:szCs w:val="32"/>
-        </w:rPr>
-        <w:t>record_location</w:t>
-      </w:r>
-      <w:proofErr w:type="spellEnd"/>
-      <w:r>
-        <w:rPr>
-          <w:rFonts w:ascii="TH SarabunIT๙" w:hAnsi="TH SarabunIT๙" w:cs="TH SarabunIT๙"/>
-          <w:sz w:val="32"/>
-          <w:szCs w:val="32"/>
-        </w:rPr>
-        <w:t xml:space="preserve"> }}</w:t>
+        <w:t>{{ record_location }}</w:t>
       </w:r>
     </w:p>
     <w:p>
@@ -385,9 +367,8 @@
           <w:sz w:val="32"/>
           <w:szCs w:val="32"/>
         </w:rPr>
-        <w:t xml:space="preserve">{{ </w:t>
-      </w:r>
-      <w:proofErr w:type="spellStart"/>
+        <w:t>{{ record_date_th }}</w:t>
+      </w:r>
       <w:r>
         <w:rPr>
           <w:rFonts w:ascii="TH SarabunIT๙" w:hAnsi="TH SarabunIT๙" w:cs="TH SarabunIT๙"/>
@@ -395,17 +376,17 @@
           <w:sz w:val="32"/>
           <w:szCs w:val="32"/>
         </w:rPr>
-        <w:t>record_date_th</w:t>
-      </w:r>
-      <w:proofErr w:type="spellEnd"/>
+        <w:t xml:space="preserve"> </w:t>
+      </w:r>
       <w:r>
         <w:rPr>
           <w:rFonts w:ascii="TH SarabunIT๙" w:hAnsi="TH SarabunIT๙" w:cs="TH SarabunIT๙"/>
           <w:color w:val="000000" w:themeColor="text1"/>
           <w:sz w:val="32"/>
           <w:szCs w:val="32"/>
-        </w:rPr>
-        <w:t xml:space="preserve"> }}</w:t>
+          <w:cs/>
+        </w:rPr>
+        <w:t xml:space="preserve">เวลาประมาณ </w:t>
       </w:r>
       <w:r>
         <w:rPr>
@@ -414,16 +395,116 @@
           <w:sz w:val="32"/>
           <w:szCs w:val="32"/>
         </w:rPr>
+        <w:t xml:space="preserve">{{ record_time }} </w:t>
+      </w:r>
+      <w:r>
+        <w:rPr>
+          <w:rFonts w:ascii="TH SarabunIT๙" w:hAnsi="TH SarabunIT๙" w:cs="TH SarabunIT๙"/>
+          <w:color w:val="000000" w:themeColor="text1"/>
+          <w:sz w:val="32"/>
+          <w:szCs w:val="32"/>
+          <w:cs/>
+        </w:rPr>
+        <w:t>น.</w:t>
+      </w:r>
+    </w:p>
+    <w:p>
+      <w:pPr>
+        <w:jc w:val="thaiDistribute"/>
+        <w:rPr>
+          <w:rFonts w:ascii="TH SarabunIT๙" w:hAnsi="TH SarabunIT๙" w:cs="TH SarabunIT๙"/>
+          <w:color w:val="000000" w:themeColor="text1"/>
+          <w:sz w:val="32"/>
+          <w:szCs w:val="32"/>
+        </w:rPr>
+      </w:pPr>
+      <w:r>
+        <w:rPr>
+          <w:rFonts w:ascii="TH SarabunIT๙" w:hAnsi="TH SarabunIT๙" w:cs="TH SarabunIT๙"/>
+          <w:b/>
+          <w:bCs/>
+          <w:sz w:val="32"/>
+          <w:szCs w:val="32"/>
+          <w:cs/>
+        </w:rPr>
+        <w:t>วัน/เดือน/ปี/เวลา ที่</w:t>
+      </w:r>
+      <w:bookmarkStart w:id="1" w:name="_Hlk191981760"/>
+      <w:r>
+        <w:rPr>
+          <w:rFonts w:ascii="TH SarabunIT๙" w:hAnsi="TH SarabunIT๙" w:cs="TH SarabunIT๙" w:hint="cs"/>
+          <w:b/>
+          <w:bCs/>
+          <w:color w:val="000000" w:themeColor="text1"/>
+          <w:sz w:val="32"/>
+          <w:szCs w:val="32"/>
+          <w:cs/>
+        </w:rPr>
+        <w:t>ตรวจค้น</w:t>
+      </w:r>
+      <w:r>
+        <w:rPr>
+          <w:rFonts w:ascii="TH SarabunIT๙" w:hAnsi="TH SarabunIT๙" w:cs="TH SarabunIT๙"/>
+          <w:b/>
+          <w:bCs/>
+          <w:color w:val="000000" w:themeColor="text1"/>
+          <w:sz w:val="32"/>
+          <w:szCs w:val="32"/>
+          <w:cs/>
+        </w:rPr>
+        <w:t>/ตรวจยึด</w:t>
+      </w:r>
+      <w:r>
+        <w:rPr>
+          <w:rFonts w:ascii="TH SarabunIT๙" w:hAnsi="TH SarabunIT๙" w:cs="TH SarabunIT๙" w:hint="cs"/>
+          <w:b/>
+          <w:bCs/>
+          <w:color w:val="000000" w:themeColor="text1"/>
+          <w:sz w:val="32"/>
+          <w:szCs w:val="32"/>
+          <w:cs/>
+        </w:rPr>
         <w:t xml:space="preserve"> </w:t>
       </w:r>
       <w:r>
         <w:rPr>
-          <w:rFonts w:ascii="TH SarabunIT๙" w:hAnsi="TH SarabunIT๙" w:cs="TH SarabunIT๙"/>
+          <w:rFonts w:ascii="TH SarabunIT๙" w:hAnsi="TH SarabunIT๙" w:cs="TH SarabunIT๙" w:hint="cs"/>
+          <w:b/>
+          <w:bCs/>
           <w:color w:val="000000" w:themeColor="text1"/>
           <w:sz w:val="32"/>
           <w:szCs w:val="32"/>
           <w:cs/>
         </w:rPr>
+        <w:t xml:space="preserve"> </w:t>
+      </w:r>
+      <w:bookmarkEnd w:id="1"/>
+      <w:r>
+        <w:rPr>
+          <w:rFonts w:ascii="TH SarabunIT๙" w:hAnsi="TH SarabunIT๙" w:cs="TH SarabunIT๙"/>
+          <w:color w:val="000000" w:themeColor="text1"/>
+          <w:sz w:val="32"/>
+          <w:szCs w:val="32"/>
+        </w:rPr>
+        <w:t>{{ search_date_th }}</w:t>
+      </w:r>
+      <w:r>
+        <w:rPr>
+          <w:rFonts w:ascii="TH SarabunIT๙" w:hAnsi="TH SarabunIT๙" w:cs="TH SarabunIT๙"/>
+          <w:color w:val="000000" w:themeColor="text1"/>
+          <w:sz w:val="32"/>
+          <w:szCs w:val="32"/>
+        </w:rPr>
+        <w:t xml:space="preserve"> </w:t>
+      </w:r>
+      <w:r>
+        <w:rPr>
+          <w:rFonts w:ascii="TH SarabunIT๙" w:hAnsi="TH SarabunIT๙" w:cs="TH SarabunIT๙"/>
+          <w:color w:val="000000" w:themeColor="text1"/>
+          <w:sz w:val="32"/>
+          <w:szCs w:val="32"/>
+          <w:cs/>
+        </w:rPr>
         <w:t xml:space="preserve">เวลาประมาณ </w:t>
       </w:r>
       <w:r>
@@ -433,186 +514,7 @@
           <w:sz w:val="32"/>
           <w:szCs w:val="32"/>
         </w:rPr>
-        <w:t xml:space="preserve">{{ </w:t>
-      </w:r>
-      <w:proofErr w:type="spellStart"/>
-      <w:r>
-        <w:rPr>
-          <w:rFonts w:ascii="TH SarabunIT๙" w:hAnsi="TH SarabunIT๙" w:cs="TH SarabunIT๙"/>
-          <w:color w:val="000000" w:themeColor="text1"/>
-          <w:sz w:val="32"/>
-          <w:szCs w:val="32"/>
-        </w:rPr>
-        <w:t>record_time</w:t>
-      </w:r>
-      <w:proofErr w:type="spellEnd"/>
-      <w:r>
-        <w:rPr>
-          <w:rFonts w:ascii="TH SarabunIT๙" w:hAnsi="TH SarabunIT๙" w:cs="TH SarabunIT๙"/>
-          <w:color w:val="000000" w:themeColor="text1"/>
-          <w:sz w:val="32"/>
-          <w:szCs w:val="32"/>
-        </w:rPr>
-        <w:t xml:space="preserve"> }} </w:t>
-      </w:r>
-      <w:r>
-        <w:rPr>
-          <w:rFonts w:ascii="TH SarabunIT๙" w:hAnsi="TH SarabunIT๙" w:cs="TH SarabunIT๙"/>
-          <w:color w:val="000000" w:themeColor="text1"/>
-          <w:sz w:val="32"/>
-          <w:szCs w:val="32"/>
-          <w:cs/>
-        </w:rPr>
-        <w:t>น.</w:t>
-      </w:r>
-    </w:p>
-    <w:p>
-      <w:pPr>
-        <w:jc w:val="thaiDistribute"/>
-        <w:rPr>
-          <w:rFonts w:ascii="TH SarabunIT๙" w:hAnsi="TH SarabunIT๙" w:cs="TH SarabunIT๙"/>
-          <w:color w:val="000000" w:themeColor="text1"/>
-          <w:sz w:val="32"/>
-          <w:szCs w:val="32"/>
-        </w:rPr>
-      </w:pPr>
-      <w:r>
-        <w:rPr>
-          <w:rFonts w:ascii="TH SarabunIT๙" w:hAnsi="TH SarabunIT๙" w:cs="TH SarabunIT๙"/>
-          <w:b/>
-          <w:bCs/>
-          <w:sz w:val="32"/>
-          <w:szCs w:val="32"/>
-          <w:cs/>
-        </w:rPr>
-        <w:t>วัน/เดือน/ปี/เวลา ที่</w:t>
-      </w:r>
-      <w:bookmarkStart w:id="1" w:name="_Hlk191981760"/>
-      <w:r>
-        <w:rPr>
-          <w:rFonts w:ascii="TH SarabunIT๙" w:hAnsi="TH SarabunIT๙" w:cs="TH SarabunIT๙" w:hint="cs"/>
-          <w:b/>
-          <w:bCs/>
-          <w:color w:val="000000" w:themeColor="text1"/>
-          <w:sz w:val="32"/>
-          <w:szCs w:val="32"/>
-          <w:cs/>
-        </w:rPr>
-        <w:t>ตรวจค้น</w:t>
-      </w:r>
-      <w:r>
-        <w:rPr>
-          <w:rFonts w:ascii="TH SarabunIT๙" w:hAnsi="TH SarabunIT๙" w:cs="TH SarabunIT๙"/>
-          <w:b/>
-          <w:bCs/>
-          <w:color w:val="000000" w:themeColor="text1"/>
-          <w:sz w:val="32"/>
-          <w:szCs w:val="32"/>
-          <w:cs/>
-        </w:rPr>
-        <w:t>/ตรวจยึด</w:t>
-      </w:r>
-      <w:r>
-        <w:rPr>
-          <w:rFonts w:ascii="TH SarabunIT๙" w:hAnsi="TH SarabunIT๙" w:cs="TH SarabunIT๙" w:hint="cs"/>
-          <w:b/>
-          <w:bCs/>
-          <w:color w:val="000000" w:themeColor="text1"/>
-          <w:sz w:val="32"/>
-          <w:szCs w:val="32"/>
-          <w:cs/>
-        </w:rPr>
-        <w:t xml:space="preserve"> </w:t>
-      </w:r>
-      <w:r>
-        <w:rPr>
-          <w:rFonts w:ascii="TH SarabunIT๙" w:hAnsi="TH SarabunIT๙" w:cs="TH SarabunIT๙" w:hint="cs"/>
-          <w:b/>
-          <w:bCs/>
-          <w:color w:val="000000" w:themeColor="text1"/>
-          <w:sz w:val="32"/>
-          <w:szCs w:val="32"/>
-          <w:cs/>
-        </w:rPr>
-        <w:t xml:space="preserve"> </w:t>
-      </w:r>
-      <w:bookmarkEnd w:id="1"/>
-      <w:r>
-        <w:rPr>
-          <w:rFonts w:ascii="TH SarabunIT๙" w:hAnsi="TH SarabunIT๙" w:cs="TH SarabunIT๙"/>
-          <w:color w:val="000000" w:themeColor="text1"/>
-          <w:sz w:val="32"/>
-          <w:szCs w:val="32"/>
-        </w:rPr>
-        <w:t xml:space="preserve">{{ </w:t>
-      </w:r>
-      <w:proofErr w:type="spellStart"/>
-      <w:r>
-        <w:rPr>
-          <w:rFonts w:ascii="TH SarabunIT๙" w:hAnsi="TH SarabunIT๙" w:cs="TH SarabunIT๙"/>
-          <w:color w:val="000000" w:themeColor="text1"/>
-          <w:sz w:val="32"/>
-          <w:szCs w:val="32"/>
-        </w:rPr>
-        <w:t>search_date_th</w:t>
-      </w:r>
-      <w:proofErr w:type="spellEnd"/>
-      <w:r>
-        <w:rPr>
-          <w:rFonts w:ascii="TH SarabunIT๙" w:hAnsi="TH SarabunIT๙" w:cs="TH SarabunIT๙"/>
-          <w:color w:val="000000" w:themeColor="text1"/>
-          <w:sz w:val="32"/>
-          <w:szCs w:val="32"/>
-        </w:rPr>
-        <w:t xml:space="preserve"> }}</w:t>
-      </w:r>
-      <w:r>
-        <w:rPr>
-          <w:rFonts w:ascii="TH SarabunIT๙" w:hAnsi="TH SarabunIT๙" w:cs="TH SarabunIT๙"/>
-          <w:color w:val="000000" w:themeColor="text1"/>
-          <w:sz w:val="32"/>
-          <w:szCs w:val="32"/>
-        </w:rPr>
-        <w:t xml:space="preserve"> </w:t>
-      </w:r>
-      <w:r>
-        <w:rPr>
-          <w:rFonts w:ascii="TH SarabunIT๙" w:hAnsi="TH SarabunIT๙" w:cs="TH SarabunIT๙"/>
-          <w:color w:val="000000" w:themeColor="text1"/>
-          <w:sz w:val="32"/>
-          <w:szCs w:val="32"/>
-          <w:cs/>
-        </w:rPr>
-        <w:t xml:space="preserve">เวลาประมาณ </w:t>
-      </w:r>
-      <w:r>
-        <w:rPr>
-          <w:rFonts w:ascii="TH SarabunIT๙" w:hAnsi="TH SarabunIT๙" w:cs="TH SarabunIT๙"/>
-          <w:color w:val="000000" w:themeColor="text1"/>
-          <w:sz w:val="32"/>
-          <w:szCs w:val="32"/>
-        </w:rPr>
-        <w:t xml:space="preserve">{{ </w:t>
-      </w:r>
-      <w:proofErr w:type="spellStart"/>
-      <w:r>
-        <w:rPr>
-          <w:rFonts w:ascii="TH SarabunIT๙" w:hAnsi="TH SarabunIT๙" w:cs="TH SarabunIT๙"/>
-          <w:color w:val="000000" w:themeColor="text1"/>
-          <w:sz w:val="32"/>
-          <w:szCs w:val="32"/>
-        </w:rPr>
-        <w:t>search_time</w:t>
-      </w:r>
-      <w:proofErr w:type="spellEnd"/>
-      <w:r>
-        <w:rPr>
-          <w:rFonts w:ascii="TH SarabunIT๙" w:hAnsi="TH SarabunIT๙" w:cs="TH SarabunIT๙"/>
-          <w:color w:val="000000" w:themeColor="text1"/>
-          <w:sz w:val="32"/>
-          <w:szCs w:val="32"/>
-        </w:rPr>
-        <w:t xml:space="preserve"> }} </w:t>
+        <w:t xml:space="preserve">{{ search_time }} </w:t>
       </w:r>
       <w:r>
         <w:rPr>
@@ -676,25 +578,7 @@
           <w:sz w:val="32"/>
           <w:szCs w:val="32"/>
         </w:rPr>
-        <w:t xml:space="preserve">{{ </w:t>
-      </w:r>
-      <w:proofErr w:type="spellStart"/>
-      <w:r>
-        <w:rPr>
-          <w:rFonts w:ascii="TH SarabunIT๙" w:hAnsi="TH SarabunIT๙" w:cs="TH SarabunIT๙"/>
-          <w:sz w:val="32"/>
-          <w:szCs w:val="32"/>
-        </w:rPr>
-        <w:t>search_location</w:t>
-      </w:r>
-      <w:proofErr w:type="spellEnd"/>
-      <w:r>
-        <w:rPr>
-          <w:rFonts w:ascii="TH SarabunIT๙" w:hAnsi="TH SarabunIT๙" w:cs="TH SarabunIT๙"/>
-          <w:sz w:val="32"/>
-          <w:szCs w:val="32"/>
-        </w:rPr>
-        <w:t xml:space="preserve"> }}</w:t>
+        <w:t>{{ search_location }}</w:t>
       </w:r>
     </w:p>
     <w:bookmarkEnd w:id="3"/>
@@ -715,461 +599,99 @@
           <w:sz w:val="32"/>
           <w:szCs w:val="32"/>
         </w:rPr>
-        <w:t xml:space="preserve">{% for unit in units </w:t>
-      </w:r>
-      <w:proofErr w:type="gramStart"/>
-      <w:r>
-        <w:rPr>
-          <w:rFonts w:ascii="TH SarabunIT๙" w:hAnsi="TH SarabunIT๙" w:cs="TH SarabunIT๙"/>
-          <w:b/>
-          <w:bCs/>
-          <w:sz w:val="32"/>
-          <w:szCs w:val="32"/>
-        </w:rPr>
-        <w:t>%}</w:t>
-      </w:r>
-      <w:r>
-        <w:rPr>
-          <w:rFonts w:ascii="TH SarabunIT๙" w:hAnsi="TH SarabunIT๙" w:cs="TH SarabunIT๙"/>
-          <w:b/>
-          <w:bCs/>
-          <w:sz w:val="32"/>
-          <w:szCs w:val="32"/>
-          <w:cs/>
-        </w:rPr>
-        <w:t>ภายใต้อำนวยการสั่งการของ</w:t>
-      </w:r>
-      <w:proofErr w:type="gramEnd"/>
-      <w:r>
-        <w:rPr>
-          <w:rFonts w:ascii="TH SarabunIT๙" w:hAnsi="TH SarabunIT๙" w:cs="TH SarabunIT๙"/>
-          <w:b/>
-          <w:bCs/>
+        <w:t>{% for unit in units %}</w:t>
+      </w:r>
+      <w:r>
+        <w:rPr>
+          <w:rFonts w:ascii="TH SarabunIT๙" w:hAnsi="TH SarabunIT๙" w:cs="TH SarabunIT๙"/>
+          <w:b/>
+          <w:bCs/>
+          <w:sz w:val="32"/>
+          <w:szCs w:val="32"/>
+          <w:cs/>
+        </w:rPr>
+        <w:t xml:space="preserve">ภายใต้อำนวยการสั่งการของ </w:t>
+      </w:r>
+      <w:r>
+        <w:rPr>
+          <w:rFonts w:ascii="TH SarabunIT๙" w:hAnsi="TH SarabunIT๙" w:cs="TH SarabunIT๙"/>
+          <w:sz w:val="32"/>
+          <w:szCs w:val="32"/>
+        </w:rPr>
+        <w:t>{{ unit.commanders_text }}</w:t>
+      </w:r>
+    </w:p>
+    <w:p>
+      <w:pPr>
+        <w:jc w:val="thaiDistribute"/>
+        <w:rPr>
+          <w:rFonts w:ascii="TH SarabunIT๙" w:hAnsi="TH SarabunIT๙" w:cs="TH SarabunIT๙"/>
+          <w:b/>
+          <w:bCs/>
+          <w:color w:val="000000"/>
+          <w:sz w:val="32"/>
+          <w:szCs w:val="32"/>
+        </w:rPr>
+      </w:pPr>
+      <w:r>
+        <w:rPr>
+          <w:rFonts w:ascii="TH SarabunIT๙" w:hAnsi="TH SarabunIT๙" w:cs="TH SarabunIT๙"/>
+          <w:sz w:val="32"/>
+          <w:szCs w:val="32"/>
+        </w:rPr>
+        <w:t>{{ unit.police_team_text }}{% endfor %}</w:t>
+      </w:r>
+    </w:p>
+    <w:p>
+      <w:pPr>
+        <w:jc w:val="thaiDistribute"/>
+        <w:rPr>
+          <w:rFonts w:ascii="TH SarabunIT๙" w:hAnsi="TH SarabunIT๙" w:cs="TH SarabunIT๙"/>
+          <w:color w:val="000000"/>
+          <w:sz w:val="32"/>
+          <w:szCs w:val="32"/>
+        </w:rPr>
+      </w:pPr>
+      <w:r>
+        <w:rPr>
+          <w:rFonts w:ascii="TH SarabunIT๙" w:hAnsi="TH SarabunIT๙" w:cs="TH SarabunIT๙" w:hint="cs"/>
+          <w:b/>
+          <w:bCs/>
+          <w:color w:val="000000"/>
+          <w:sz w:val="32"/>
+          <w:szCs w:val="32"/>
+          <w:cs/>
+        </w:rPr>
+        <w:t>พฤติการณ์ในการตรวจค้น/ตรวจ</w:t>
+      </w:r>
+      <w:r>
+        <w:rPr>
+          <w:rFonts w:ascii="TH SarabunIT๙" w:hAnsi="TH SarabunIT๙" w:cs="TH SarabunIT๙" w:hint="cs"/>
+          <w:b/>
+          <w:bCs/>
+          <w:color w:val="000000"/>
+          <w:sz w:val="32"/>
+          <w:szCs w:val="32"/>
+          <w:cs/>
+        </w:rPr>
+        <w:t>ยึด</w:t>
+      </w:r>
+      <w:r>
+        <w:rPr>
+          <w:rFonts w:ascii="TH SarabunIT๙" w:hAnsi="TH SarabunIT๙" w:cs="TH SarabunIT๙" w:hint="cs"/>
           <w:sz w:val="32"/>
           <w:szCs w:val="32"/>
           <w:cs/>
         </w:rPr>
         <w:t xml:space="preserve"> </w:t>
       </w:r>
-      <w:proofErr w:type="gramStart"/>
-      <w:r>
-        <w:rPr>
-          <w:rFonts w:ascii="TH SarabunIT๙" w:hAnsi="TH SarabunIT๙" w:cs="TH SarabunIT๙"/>
-          <w:sz w:val="32"/>
-          <w:szCs w:val="32"/>
-        </w:rPr>
-        <w:t xml:space="preserve">{{ </w:t>
-      </w:r>
-      <w:proofErr w:type="spellStart"/>
-      <w:r>
-        <w:rPr>
-          <w:rFonts w:ascii="TH SarabunIT๙" w:hAnsi="TH SarabunIT๙" w:cs="TH SarabunIT๙"/>
-          <w:sz w:val="32"/>
-          <w:szCs w:val="32"/>
-        </w:rPr>
-        <w:t>unit</w:t>
-      </w:r>
-      <w:proofErr w:type="gramEnd"/>
-      <w:r>
-        <w:rPr>
-          <w:rFonts w:ascii="TH SarabunIT๙" w:hAnsi="TH SarabunIT๙" w:cs="TH SarabunIT๙"/>
-          <w:sz w:val="32"/>
-          <w:szCs w:val="32"/>
-        </w:rPr>
-        <w:t>.commanders_</w:t>
-      </w:r>
-      <w:proofErr w:type="gramStart"/>
-      <w:r>
-        <w:rPr>
-          <w:rFonts w:ascii="TH SarabunIT๙" w:hAnsi="TH SarabunIT๙" w:cs="TH SarabunIT๙"/>
-          <w:sz w:val="32"/>
-          <w:szCs w:val="32"/>
-        </w:rPr>
-        <w:t>text</w:t>
-      </w:r>
-      <w:proofErr w:type="spellEnd"/>
-      <w:r>
-        <w:rPr>
-          <w:rFonts w:ascii="TH SarabunIT๙" w:hAnsi="TH SarabunIT๙" w:cs="TH SarabunIT๙"/>
-          <w:sz w:val="32"/>
-          <w:szCs w:val="32"/>
-        </w:rPr>
-        <w:t xml:space="preserve"> }</w:t>
-      </w:r>
-      <w:proofErr w:type="gramEnd"/>
-      <w:r>
-        <w:rPr>
-          <w:rFonts w:ascii="TH SarabunIT๙" w:hAnsi="TH SarabunIT๙" w:cs="TH SarabunIT๙"/>
-          <w:sz w:val="32"/>
-          <w:szCs w:val="32"/>
-        </w:rPr>
-        <w:t>}</w:t>
-      </w:r>
-    </w:p>
-    <w:p>
-      <w:pPr>
-        <w:jc w:val="thaiDistribute"/>
-        <w:rPr>
-          <w:rFonts w:ascii="TH SarabunIT๙" w:hAnsi="TH SarabunIT๙" w:cs="TH SarabunIT๙"/>
-          <w:b/>
-          <w:bCs/>
-          <w:color w:val="000000"/>
-          <w:sz w:val="32"/>
-          <w:szCs w:val="32"/>
-        </w:rPr>
-      </w:pPr>
-      <w:proofErr w:type="gramStart"/>
-      <w:r>
-        <w:rPr>
-          <w:rFonts w:ascii="TH SarabunIT๙" w:hAnsi="TH SarabunIT๙" w:cs="TH SarabunIT๙"/>
-          <w:sz w:val="32"/>
-          <w:szCs w:val="32"/>
-        </w:rPr>
-        <w:t xml:space="preserve">{{ </w:t>
-      </w:r>
-      <w:proofErr w:type="spellStart"/>
-      <w:r>
-        <w:rPr>
-          <w:rFonts w:ascii="TH SarabunIT๙" w:hAnsi="TH SarabunIT๙" w:cs="TH SarabunIT๙"/>
-          <w:sz w:val="32"/>
-          <w:szCs w:val="32"/>
-        </w:rPr>
-        <w:t>unit</w:t>
-      </w:r>
-      <w:proofErr w:type="gramEnd"/>
-      <w:r>
-        <w:rPr>
-          <w:rFonts w:ascii="TH SarabunIT๙" w:hAnsi="TH SarabunIT๙" w:cs="TH SarabunIT๙"/>
-          <w:sz w:val="32"/>
-          <w:szCs w:val="32"/>
-        </w:rPr>
-        <w:t>.police_team_</w:t>
-      </w:r>
-      <w:proofErr w:type="gramStart"/>
-      <w:r>
-        <w:rPr>
-          <w:rFonts w:ascii="TH SarabunIT๙" w:hAnsi="TH SarabunIT๙" w:cs="TH SarabunIT๙"/>
-          <w:sz w:val="32"/>
-          <w:szCs w:val="32"/>
-        </w:rPr>
-        <w:t>text</w:t>
-      </w:r>
-      <w:proofErr w:type="spellEnd"/>
-      <w:r>
-        <w:rPr>
-          <w:rFonts w:ascii="TH SarabunIT๙" w:hAnsi="TH SarabunIT๙" w:cs="TH SarabunIT๙"/>
-          <w:sz w:val="32"/>
-          <w:szCs w:val="32"/>
-        </w:rPr>
-        <w:t xml:space="preserve"> }}{</w:t>
-      </w:r>
-      <w:proofErr w:type="gramEnd"/>
-      <w:r>
-        <w:rPr>
-          <w:rFonts w:ascii="TH SarabunIT๙" w:hAnsi="TH SarabunIT๙" w:cs="TH SarabunIT๙"/>
-          <w:sz w:val="32"/>
-          <w:szCs w:val="32"/>
-        </w:rPr>
-        <w:t xml:space="preserve">% </w:t>
-      </w:r>
-      <w:proofErr w:type="spellStart"/>
-      <w:proofErr w:type="gramStart"/>
-      <w:r>
-        <w:rPr>
-          <w:rFonts w:ascii="TH SarabunIT๙" w:hAnsi="TH SarabunIT๙" w:cs="TH SarabunIT๙"/>
-          <w:sz w:val="32"/>
-          <w:szCs w:val="32"/>
-        </w:rPr>
-        <w:t>endfor</w:t>
-      </w:r>
-      <w:proofErr w:type="spellEnd"/>
-      <w:r>
-        <w:rPr>
-          <w:rFonts w:ascii="TH SarabunIT๙" w:hAnsi="TH SarabunIT๙" w:cs="TH SarabunIT๙"/>
-          <w:sz w:val="32"/>
-          <w:szCs w:val="32"/>
-        </w:rPr>
-        <w:t xml:space="preserve"> %}</w:t>
-      </w:r>
-      <w:proofErr w:type="gramEnd"/>
-    </w:p>
-    <w:p>
-      <w:pPr>
-        <w:jc w:val="thaiDistribute"/>
-        <w:rPr>
-          <w:rFonts w:ascii="TH SarabunIT๙" w:hAnsi="TH SarabunIT๙" w:cs="TH SarabunIT๙"/>
-          <w:color w:val="000000"/>
-          <w:sz w:val="32"/>
-          <w:szCs w:val="32"/>
-        </w:rPr>
-      </w:pPr>
-      <w:r>
-        <w:rPr>
-          <w:rFonts w:ascii="TH SarabunIT๙" w:hAnsi="TH SarabunIT๙" w:cs="TH SarabunIT๙" w:hint="cs"/>
-          <w:b/>
-          <w:bCs/>
-          <w:color w:val="000000"/>
-          <w:sz w:val="32"/>
-          <w:szCs w:val="32"/>
-          <w:cs/>
-        </w:rPr>
-        <w:t>พฤติการณ์ในการตรวจค้น/ตรวจ</w:t>
-      </w:r>
-      <w:r>
-        <w:rPr>
-          <w:rFonts w:ascii="TH SarabunIT๙" w:hAnsi="TH SarabunIT๙" w:cs="TH SarabunIT๙" w:hint="cs"/>
-          <w:b/>
-          <w:bCs/>
-          <w:color w:val="000000"/>
-          <w:sz w:val="32"/>
-          <w:szCs w:val="32"/>
-          <w:cs/>
-        </w:rPr>
-        <w:t>ยึด</w:t>
-      </w:r>
-      <w:r>
-        <w:rPr>
-          <w:rFonts w:ascii="TH SarabunIT๙" w:hAnsi="TH SarabunIT๙" w:cs="TH SarabunIT๙" w:hint="cs"/>
-          <w:sz w:val="32"/>
-          <w:szCs w:val="32"/>
-          <w:cs/>
-        </w:rPr>
-        <w:t xml:space="preserve"> </w:t>
-      </w:r>
-      <w:r>
-        <w:rPr>
-          <w:rFonts w:ascii="TH SarabunIT๙" w:hAnsi="TH SarabunIT๙" w:cs="TH SarabunIT๙"/>
-          <w:sz w:val="32"/>
-          <w:szCs w:val="32"/>
-          <w:cs/>
-        </w:rPr>
-        <w:t>ตามวันเวลาที่แจ้ง เจ้าพนักงานตำรวจชุดตรวจค้น ได้นำ</w:t>
-      </w:r>
-      <w:r>
-        <w:rPr>
-          <w:rFonts w:ascii="TH SarabunIT๙" w:hAnsi="TH SarabunIT๙" w:cs="TH SarabunIT๙"/>
-          <w:sz w:val="32"/>
-          <w:szCs w:val="32"/>
-        </w:rPr>
-        <w:t xml:space="preserve"> {{ </w:t>
-      </w:r>
-      <w:proofErr w:type="spellStart"/>
-      <w:r>
-        <w:rPr>
-          <w:rFonts w:ascii="TH SarabunIT๙" w:hAnsi="TH SarabunIT๙" w:cs="TH SarabunIT๙"/>
-          <w:sz w:val="32"/>
-          <w:szCs w:val="32"/>
-        </w:rPr>
-        <w:t>warrant_text</w:t>
-      </w:r>
-      <w:proofErr w:type="spellEnd"/>
-      <w:r>
-        <w:rPr>
-          <w:rFonts w:ascii="TH SarabunIT๙" w:hAnsi="TH SarabunIT๙" w:cs="TH SarabunIT๙"/>
-          <w:sz w:val="32"/>
-          <w:szCs w:val="32"/>
-        </w:rPr>
-        <w:t xml:space="preserve"> }} </w:t>
-      </w:r>
-      <w:r>
-        <w:rPr>
-          <w:rFonts w:ascii="TH SarabunIT๙" w:hAnsi="TH SarabunIT๙" w:cs="TH SarabunIT๙"/>
-          <w:sz w:val="32"/>
-          <w:szCs w:val="32"/>
-          <w:cs/>
-        </w:rPr>
-        <w:t>เข้าทำการตรวจค้น</w:t>
-      </w:r>
-      <w:r>
-        <w:rPr>
-          <w:rFonts w:ascii="TH SarabunIT๙" w:hAnsi="TH SarabunIT๙" w:cs="TH SarabunIT๙" w:hint="cs"/>
-          <w:sz w:val="32"/>
-          <w:szCs w:val="32"/>
-          <w:cs/>
-        </w:rPr>
-        <w:t xml:space="preserve"> </w:t>
-      </w:r>
-      <w:r>
-        <w:rPr>
-          <w:rFonts w:ascii="TH SarabunIT๙" w:hAnsi="TH SarabunIT๙" w:cs="TH SarabunIT๙"/>
-          <w:color w:val="000000"/>
-          <w:sz w:val="32"/>
-          <w:szCs w:val="32"/>
-        </w:rPr>
-        <w:t xml:space="preserve">{{ </w:t>
-      </w:r>
-      <w:proofErr w:type="spellStart"/>
-      <w:r>
-        <w:rPr>
-          <w:rFonts w:ascii="TH SarabunIT๙" w:hAnsi="TH SarabunIT๙" w:cs="TH SarabunIT๙"/>
-          <w:color w:val="000000"/>
-          <w:sz w:val="32"/>
-          <w:szCs w:val="32"/>
-        </w:rPr>
-        <w:t>search_circumstances</w:t>
-      </w:r>
-      <w:proofErr w:type="spellEnd"/>
-      <w:r>
-        <w:rPr>
-          <w:rFonts w:ascii="TH SarabunIT๙" w:hAnsi="TH SarabunIT๙" w:cs="TH SarabunIT๙"/>
-          <w:color w:val="000000"/>
-          <w:sz w:val="32"/>
-          <w:szCs w:val="32"/>
-        </w:rPr>
-        <w:t xml:space="preserve"> }}</w:t>
-      </w:r>
-      <w:r>
-        <w:rPr>
-          <w:rFonts w:ascii="TH SarabunIT๙" w:hAnsi="TH SarabunIT๙" w:cs="TH SarabunIT๙" w:hint="cs"/>
-          <w:color w:val="000000"/>
-          <w:sz w:val="32"/>
-          <w:szCs w:val="32"/>
-          <w:cs/>
-        </w:rPr>
-        <w:t xml:space="preserve"> เมื่อไปถึงสถานที่ดังกล่าวพบ</w:t>
-      </w:r>
-      <w:r>
-        <w:rPr>
-          <w:rFonts w:ascii="TH SarabunIT๙" w:hAnsi="TH SarabunIT๙" w:cs="TH SarabunIT๙" w:hint="cs"/>
-          <w:color w:val="000000"/>
-          <w:sz w:val="32"/>
-          <w:szCs w:val="32"/>
-          <w:cs/>
-        </w:rPr>
-        <w:t xml:space="preserve"> </w:t>
-      </w:r>
-      <w:r>
-        <w:rPr>
-          <w:rFonts w:ascii="TH SarabunIT๙" w:hAnsi="TH SarabunIT๙" w:cs="TH SarabunIT๙"/>
-          <w:sz w:val="32"/>
-          <w:szCs w:val="32"/>
-        </w:rPr>
-        <w:t xml:space="preserve">{{ </w:t>
-      </w:r>
-      <w:proofErr w:type="spellStart"/>
-      <w:r>
-        <w:rPr>
-          <w:rFonts w:ascii="TH SarabunIT๙" w:hAnsi="TH SarabunIT๙" w:cs="TH SarabunIT๙"/>
-          <w:sz w:val="32"/>
-          <w:szCs w:val="32"/>
-        </w:rPr>
-        <w:t>leaders_intro_text</w:t>
-      </w:r>
-      <w:proofErr w:type="spellEnd"/>
-      <w:r>
-        <w:rPr>
-          <w:rFonts w:ascii="TH SarabunIT๙" w:hAnsi="TH SarabunIT๙" w:cs="TH SarabunIT๙"/>
-          <w:sz w:val="32"/>
-          <w:szCs w:val="32"/>
-        </w:rPr>
-        <w:t xml:space="preserve"> }}</w:t>
-      </w:r>
-      <w:r>
-        <w:rPr>
-          <w:rFonts w:ascii="TH SarabunIT๙" w:hAnsi="TH SarabunIT๙" w:cs="TH SarabunIT๙" w:hint="cs"/>
-          <w:color w:val="000000"/>
-          <w:sz w:val="32"/>
-          <w:szCs w:val="32"/>
-          <w:cs/>
-        </w:rPr>
-        <w:t xml:space="preserve"> </w:t>
-      </w:r>
-      <w:r>
-        <w:rPr>
-          <w:rFonts w:ascii="TH SarabunIT๙" w:hAnsi="TH SarabunIT๙" w:cs="TH SarabunIT๙" w:hint="cs"/>
-          <w:color w:val="000000"/>
-          <w:sz w:val="32"/>
-          <w:szCs w:val="32"/>
-          <w:cs/>
-        </w:rPr>
-        <w:t>แสดงตัวเป็นผู้ดูแลสถานที่นำตรวจค้น จึงได้แสดงตัวเป็นเจ้าหน้าที่ตำรวจและแจ้งเหตุที่มา อ่านหมายค้น</w:t>
-      </w:r>
-      <w:r>
-        <w:rPr>
-          <w:rFonts w:ascii="TH SarabunIT๙" w:hAnsi="TH SarabunIT๙" w:cs="TH SarabunIT๙" w:hint="cs"/>
-          <w:color w:val="000000"/>
-          <w:sz w:val="32"/>
-          <w:szCs w:val="32"/>
-          <w:cs/>
-        </w:rPr>
-        <w:t xml:space="preserve">   </w:t>
-      </w:r>
-      <w:r>
-        <w:rPr>
-          <w:rFonts w:ascii="TH SarabunIT๙" w:hAnsi="TH SarabunIT๙" w:cs="TH SarabunIT๙" w:hint="cs"/>
-          <w:color w:val="000000"/>
-          <w:sz w:val="32"/>
-          <w:szCs w:val="32"/>
-          <w:cs/>
-        </w:rPr>
-        <w:t xml:space="preserve">ให้ฟังและให้อ่านเองจนเข้าใจดีแล้ว จึงลงมือตรวจค้น </w:t>
-      </w:r>
-      <w:r>
-        <w:rPr>
-          <w:rFonts w:ascii="TH SarabunIT๙" w:hAnsi="TH SarabunIT๙" w:cs="TH SarabunIT๙" w:hint="cs"/>
-          <w:color w:val="000000"/>
-          <w:spacing w:val="-2"/>
-          <w:sz w:val="32"/>
-          <w:szCs w:val="32"/>
-          <w:cs/>
-        </w:rPr>
-        <w:t>ซึ่งก่อนการตรวจค้นเจ้าพนักงานตำรวจได้แสดงความบริสุทธิ์ให้</w:t>
-      </w:r>
-      <w:r>
-        <w:rPr>
-          <w:rFonts w:ascii="TH SarabunIT๙" w:hAnsi="TH SarabunIT๙" w:cs="TH SarabunIT๙" w:hint="cs"/>
-          <w:color w:val="000000"/>
-          <w:sz w:val="32"/>
-          <w:szCs w:val="32"/>
-          <w:cs/>
-        </w:rPr>
-        <w:t xml:space="preserve"> </w:t>
-      </w:r>
-      <w:r>
-        <w:rPr>
-          <w:rFonts w:ascii="TH SarabunIT๙" w:hAnsi="TH SarabunIT๙" w:cs="TH SarabunIT๙"/>
-          <w:sz w:val="32"/>
-          <w:szCs w:val="32"/>
-        </w:rPr>
-        <w:t xml:space="preserve">{{ </w:t>
-      </w:r>
-      <w:proofErr w:type="spellStart"/>
-      <w:r>
-        <w:rPr>
-          <w:rFonts w:ascii="TH SarabunIT๙" w:hAnsi="TH SarabunIT๙" w:cs="TH SarabunIT๙"/>
-          <w:sz w:val="32"/>
-          <w:szCs w:val="32"/>
-        </w:rPr>
-        <w:t>leaders_intro_text</w:t>
-      </w:r>
-      <w:proofErr w:type="spellEnd"/>
-      <w:r>
-        <w:rPr>
-          <w:rFonts w:ascii="TH SarabunIT๙" w:hAnsi="TH SarabunIT๙" w:cs="TH SarabunIT๙"/>
-          <w:sz w:val="32"/>
-          <w:szCs w:val="32"/>
-        </w:rPr>
-        <w:t xml:space="preserve"> }}</w:t>
-      </w:r>
-      <w:r>
-        <w:rPr>
-          <w:rFonts w:ascii="TH SarabunIT๙" w:hAnsi="TH SarabunIT๙" w:cs="TH SarabunIT๙" w:hint="cs"/>
-          <w:color w:val="000000"/>
-          <w:sz w:val="32"/>
-          <w:szCs w:val="32"/>
-          <w:cs/>
-        </w:rPr>
-        <w:t xml:space="preserve"> </w:t>
-      </w:r>
-      <w:r>
-        <w:rPr>
-          <w:rFonts w:ascii="TH SarabunIT๙" w:hAnsi="TH SarabunIT๙" w:cs="TH SarabunIT๙" w:hint="cs"/>
-          <w:color w:val="000000"/>
-          <w:sz w:val="32"/>
-          <w:szCs w:val="32"/>
-          <w:cs/>
-        </w:rPr>
-        <w:t xml:space="preserve">ดูจนเป็นที่พอใจแล้ว จึงลงมือตรวจค้น ผลการตรวจค้นพบ </w:t>
+      <w:r>
+        <w:rPr>
+          <w:rFonts w:ascii="TH SarabunIT๙" w:hAnsi="TH SarabunIT๙" w:cs="TH SarabunIT๙"/>
+          <w:sz w:val="32"/>
+          <w:szCs w:val="32"/>
+        </w:rPr>
+        <w:t>{{ full_circumstances_text }}</w:t>
       </w:r>
     </w:p>
     <w:p>
@@ -1279,37 +801,47 @@
           <w:sz w:val="32"/>
           <w:szCs w:val="32"/>
         </w:rPr>
-        <w:t xml:space="preserve">{{ </w:t>
-      </w:r>
-      <w:proofErr w:type="spellStart"/>
-      <w:r>
-        <w:rPr>
-          <w:rFonts w:ascii="TH SarabunIT๙" w:hAnsi="TH SarabunIT๙" w:cs="TH SarabunIT๙"/>
+        <w:t>{{ seized_count }}</w:t>
+      </w:r>
+      <w:r>
+        <w:rPr>
+          <w:rFonts w:ascii="TH SarabunIT๙" w:hAnsi="TH SarabunIT๙" w:cs="TH SarabunIT๙" w:hint="cs"/>
           <w:color w:val="000000"/>
           <w:sz w:val="32"/>
           <w:szCs w:val="32"/>
-        </w:rPr>
-        <w:t>seized_count</w:t>
-      </w:r>
-      <w:proofErr w:type="spellEnd"/>
-      <w:r>
-        <w:rPr>
-          <w:rFonts w:ascii="TH SarabunIT๙" w:hAnsi="TH SarabunIT๙" w:cs="TH SarabunIT๙"/>
+          <w:cs/>
+        </w:rPr>
+        <w:t xml:space="preserve"> </w:t>
+      </w:r>
+      <w:r>
+        <w:rPr>
+          <w:rFonts w:ascii="TH SarabunIT๙" w:hAnsi="TH SarabunIT๙" w:cs="TH SarabunIT๙" w:hint="cs"/>
           <w:color w:val="000000"/>
           <w:sz w:val="32"/>
           <w:szCs w:val="32"/>
-        </w:rPr>
-        <w:t xml:space="preserve"> }}</w:t>
-      </w:r>
-      <w:r>
-        <w:rPr>
-          <w:rFonts w:ascii="TH SarabunIT๙" w:hAnsi="TH SarabunIT๙" w:cs="TH SarabunIT๙" w:hint="cs"/>
+          <w:cs/>
+        </w:rPr>
+        <w:t>รายการ (ตามเอกสารที่แนบ)</w:t>
+      </w:r>
+    </w:p>
+    <w:p>
+      <w:pPr>
+        <w:jc w:val="thaiDistribute"/>
+        <w:rPr>
+          <w:rFonts w:ascii="TH SarabunIT๙" w:hAnsi="TH SarabunIT๙" w:cs="TH SarabunIT๙"/>
+          <w:sz w:val="32"/>
+          <w:szCs w:val="32"/>
+        </w:rPr>
+      </w:pPr>
+      <w:r>
+        <w:rPr>
+          <w:rFonts w:ascii="TH SarabunIT๙" w:hAnsi="TH SarabunIT๙" w:cs="TH SarabunIT๙"/>
           <w:color w:val="000000"/>
           <w:sz w:val="32"/>
           <w:szCs w:val="32"/>
           <w:cs/>
         </w:rPr>
-        <w:t xml:space="preserve"> </w:t>
+        <w:tab/>
       </w:r>
       <w:r>
         <w:rPr>
@@ -1319,27 +851,16 @@
           <w:szCs w:val="32"/>
           <w:cs/>
         </w:rPr>
-        <w:t>รายการ (ตามเอกสารที่แนบ)</w:t>
-      </w:r>
-    </w:p>
-    <w:p>
-      <w:pPr>
-        <w:jc w:val="thaiDistribute"/>
-        <w:rPr>
-          <w:rFonts w:ascii="TH SarabunIT๙" w:hAnsi="TH SarabunIT๙" w:cs="TH SarabunIT๙"/>
-          <w:sz w:val="32"/>
-          <w:szCs w:val="32"/>
-        </w:rPr>
-      </w:pPr>
+        <w:t xml:space="preserve">เสร็จสิ้นการตรวจค้น เวลา  </w:t>
+      </w:r>
       <w:r>
         <w:rPr>
           <w:rFonts w:ascii="TH SarabunIT๙" w:hAnsi="TH SarabunIT๙" w:cs="TH SarabunIT๙"/>
           <w:color w:val="000000"/>
           <w:sz w:val="32"/>
           <w:szCs w:val="32"/>
-          <w:cs/>
-        </w:rPr>
-        <w:tab/>
+        </w:rPr>
+        <w:t>{{ search_end_time }}</w:t>
       </w:r>
       <w:r>
         <w:rPr>
@@ -1349,7 +870,7 @@
           <w:szCs w:val="32"/>
           <w:cs/>
         </w:rPr>
-        <w:t xml:space="preserve">เสร็จสิ้นการตรวจค้น เวลา  </w:t>
+        <w:t xml:space="preserve"> น. นำทรัพย์ทั้งหมดส่ง </w:t>
       </w:r>
       <w:r>
         <w:rPr>
@@ -1358,66 +879,7 @@
           <w:sz w:val="32"/>
           <w:szCs w:val="32"/>
         </w:rPr>
-        <w:t xml:space="preserve">{{ </w:t>
-      </w:r>
-      <w:proofErr w:type="spellStart"/>
-      <w:r>
-        <w:rPr>
-          <w:rFonts w:ascii="TH SarabunIT๙" w:hAnsi="TH SarabunIT๙" w:cs="TH SarabunIT๙"/>
-          <w:color w:val="000000"/>
-          <w:sz w:val="32"/>
-          <w:szCs w:val="32"/>
-        </w:rPr>
-        <w:t>search_end_time</w:t>
-      </w:r>
-      <w:proofErr w:type="spellEnd"/>
-      <w:r>
-        <w:rPr>
-          <w:rFonts w:ascii="TH SarabunIT๙" w:hAnsi="TH SarabunIT๙" w:cs="TH SarabunIT๙"/>
-          <w:color w:val="000000"/>
-          <w:sz w:val="32"/>
-          <w:szCs w:val="32"/>
-        </w:rPr>
-        <w:t xml:space="preserve"> }}</w:t>
-      </w:r>
-      <w:r>
-        <w:rPr>
-          <w:rFonts w:ascii="TH SarabunIT๙" w:hAnsi="TH SarabunIT๙" w:cs="TH SarabunIT๙" w:hint="cs"/>
-          <w:color w:val="000000"/>
-          <w:sz w:val="32"/>
-          <w:szCs w:val="32"/>
-          <w:cs/>
-        </w:rPr>
-        <w:t xml:space="preserve"> น. นำทรัพย์ทั้งหมดส่ง </w:t>
-      </w:r>
-      <w:r>
-        <w:rPr>
-          <w:rFonts w:ascii="TH SarabunIT๙" w:hAnsi="TH SarabunIT๙" w:cs="TH SarabunIT๙"/>
-          <w:color w:val="000000"/>
-          <w:sz w:val="32"/>
-          <w:szCs w:val="32"/>
-        </w:rPr>
-        <w:t xml:space="preserve">{{ </w:t>
-      </w:r>
-      <w:proofErr w:type="spellStart"/>
-      <w:r>
-        <w:rPr>
-          <w:rFonts w:ascii="TH SarabunIT๙" w:hAnsi="TH SarabunIT๙" w:cs="TH SarabunIT๙"/>
-          <w:color w:val="000000"/>
-          <w:sz w:val="32"/>
-          <w:szCs w:val="32"/>
-        </w:rPr>
-        <w:t>investigator_name</w:t>
-      </w:r>
-      <w:proofErr w:type="spellEnd"/>
-      <w:r>
-        <w:rPr>
-          <w:rFonts w:ascii="TH SarabunIT๙" w:hAnsi="TH SarabunIT๙" w:cs="TH SarabunIT๙"/>
-          <w:color w:val="000000"/>
-          <w:sz w:val="32"/>
-          <w:szCs w:val="32"/>
-        </w:rPr>
-        <w:t xml:space="preserve"> }}</w:t>
+        <w:t>{{ investigator_name }}</w:t>
       </w:r>
     </w:p>
     <w:p>
@@ -1489,25 +951,7 @@
           <w:sz w:val="32"/>
           <w:szCs w:val="32"/>
         </w:rPr>
-        <w:t xml:space="preserve">{{ </w:t>
-      </w:r>
-      <w:proofErr w:type="spellStart"/>
-      <w:r>
-        <w:rPr>
-          <w:rFonts w:ascii="TH SarabunIT๙" w:hAnsi="TH SarabunIT๙" w:cs="TH SarabunIT๙"/>
-          <w:sz w:val="32"/>
-          <w:szCs w:val="32"/>
-        </w:rPr>
-        <w:t>leaders_intro_text</w:t>
-      </w:r>
-      <w:proofErr w:type="spellEnd"/>
-      <w:r>
-        <w:rPr>
-          <w:rFonts w:ascii="TH SarabunIT๙" w:hAnsi="TH SarabunIT๙" w:cs="TH SarabunIT๙"/>
-          <w:sz w:val="32"/>
-          <w:szCs w:val="32"/>
-        </w:rPr>
-        <w:t xml:space="preserve"> }}</w:t>
+        <w:t>{{ leaders_intro_text }}</w:t>
       </w:r>
       <w:r>
         <w:rPr>
@@ -1544,25 +988,7 @@
           <w:sz w:val="32"/>
           <w:szCs w:val="32"/>
         </w:rPr>
-        <w:t xml:space="preserve">{{ </w:t>
-      </w:r>
-      <w:proofErr w:type="spellStart"/>
-      <w:r>
-        <w:rPr>
-          <w:rFonts w:ascii="TH SarabunIT๙" w:hAnsi="TH SarabunIT๙" w:cs="TH SarabunIT๙"/>
-          <w:sz w:val="32"/>
-          <w:szCs w:val="32"/>
-        </w:rPr>
-        <w:t>leaders_intro_text</w:t>
-      </w:r>
-      <w:proofErr w:type="spellEnd"/>
-      <w:r>
-        <w:rPr>
-          <w:rFonts w:ascii="TH SarabunIT๙" w:hAnsi="TH SarabunIT๙" w:cs="TH SarabunIT๙"/>
-          <w:sz w:val="32"/>
-          <w:szCs w:val="32"/>
-        </w:rPr>
-        <w:t xml:space="preserve"> }}</w:t>
+        <w:t>{{ leaders_intro_text }}</w:t>
       </w:r>
       <w:r>
         <w:rPr>
@@ -1627,18 +1053,8 @@
           <w:sz w:val="32"/>
           <w:szCs w:val="32"/>
         </w:rPr>
-        <w:t xml:space="preserve">{% for leader in </w:t>
-      </w:r>
-      <w:proofErr w:type="gramStart"/>
-      <w:r>
-        <w:rPr>
-          <w:rFonts w:ascii="TH SarabunIT๙" w:hAnsi="TH SarabunIT๙" w:cs="TH SarabunIT๙"/>
-          <w:sz w:val="32"/>
-          <w:szCs w:val="32"/>
-        </w:rPr>
-        <w:t>leaders %}</w:t>
-      </w:r>
-      <w:proofErr w:type="gramEnd"/>
+        <w:t>{% for leader in leaders %}</w:t>
+      </w:r>
     </w:p>
     <w:p>
       <w:pPr>
@@ -1718,25 +1134,7 @@
           <w:sz w:val="32"/>
           <w:szCs w:val="32"/>
         </w:rPr>
-        <w:t xml:space="preserve">{% </w:t>
-      </w:r>
-      <w:proofErr w:type="spellStart"/>
-      <w:r>
-        <w:rPr>
-          <w:rFonts w:ascii="TH SarabunIT๙" w:hAnsi="TH SarabunIT๙" w:cs="TH SarabunIT๙"/>
-          <w:sz w:val="32"/>
-          <w:szCs w:val="32"/>
-        </w:rPr>
-        <w:t>endfor</w:t>
-      </w:r>
-      <w:proofErr w:type="spellEnd"/>
-      <w:r>
-        <w:rPr>
-          <w:rFonts w:ascii="TH SarabunIT๙" w:hAnsi="TH SarabunIT๙" w:cs="TH SarabunIT๙"/>
-          <w:sz w:val="32"/>
-          <w:szCs w:val="32"/>
-        </w:rPr>
-        <w:t xml:space="preserve"> %}</w:t>
+        <w:t>{% endfor %}</w:t>
       </w:r>
     </w:p>
     <w:p>
@@ -1855,71 +1253,15 @@
         </w:rPr>
         <w:t xml:space="preserve">เจ้าพนักงานตำรวจ </w:t>
       </w:r>
-      <w:proofErr w:type="gramStart"/>
-      <w:r>
-        <w:rPr>
-          <w:rFonts w:ascii="TH SarabunIT๙" w:hAnsi="TH SarabunIT๙" w:cs="TH SarabunIT๙"/>
-          <w:b/>
-          <w:bCs/>
-          <w:sz w:val="32"/>
-          <w:szCs w:val="32"/>
-        </w:rPr>
-        <w:t xml:space="preserve">{{ </w:t>
-      </w:r>
-      <w:proofErr w:type="spellStart"/>
-      <w:r>
-        <w:rPr>
-          <w:rFonts w:ascii="TH SarabunIT๙" w:hAnsi="TH SarabunIT๙" w:cs="TH SarabunIT๙"/>
-          <w:b/>
-          <w:bCs/>
-          <w:sz w:val="32"/>
-          <w:szCs w:val="32"/>
-        </w:rPr>
-        <w:t>unit</w:t>
-      </w:r>
-      <w:proofErr w:type="gramEnd"/>
-      <w:r>
-        <w:rPr>
-          <w:rFonts w:ascii="TH SarabunIT๙" w:hAnsi="TH SarabunIT๙" w:cs="TH SarabunIT๙"/>
-          <w:b/>
-          <w:bCs/>
-          <w:sz w:val="32"/>
-          <w:szCs w:val="32"/>
-        </w:rPr>
-        <w:t>.unit_</w:t>
-      </w:r>
-      <w:proofErr w:type="gramStart"/>
-      <w:r>
-        <w:rPr>
-          <w:rFonts w:ascii="TH SarabunIT๙" w:hAnsi="TH SarabunIT๙" w:cs="TH SarabunIT๙"/>
-          <w:b/>
-          <w:bCs/>
-          <w:sz w:val="32"/>
-          <w:szCs w:val="32"/>
-        </w:rPr>
-        <w:t>name</w:t>
-      </w:r>
-      <w:proofErr w:type="spellEnd"/>
-      <w:r>
-        <w:rPr>
-          <w:rFonts w:ascii="TH SarabunIT๙" w:hAnsi="TH SarabunIT๙" w:cs="TH SarabunIT๙"/>
-          <w:b/>
-          <w:bCs/>
-          <w:sz w:val="32"/>
-          <w:szCs w:val="32"/>
-        </w:rPr>
-        <w:t xml:space="preserve"> }</w:t>
-      </w:r>
-      <w:proofErr w:type="gramEnd"/>
-      <w:r>
-        <w:rPr>
-          <w:rFonts w:ascii="TH SarabunIT๙" w:hAnsi="TH SarabunIT๙" w:cs="TH SarabunIT๙"/>
-          <w:b/>
-          <w:bCs/>
-          <w:sz w:val="32"/>
-          <w:szCs w:val="32"/>
-        </w:rPr>
-        <w:t>}</w:t>
+      <w:r>
+        <w:rPr>
+          <w:rFonts w:ascii="TH SarabunIT๙" w:hAnsi="TH SarabunIT๙" w:cs="TH SarabunIT๙"/>
+          <w:b/>
+          <w:bCs/>
+          <w:sz w:val="32"/>
+          <w:szCs w:val="32"/>
+        </w:rPr>
+        <w:t>{{ unit.unit_name }}</w:t>
       </w:r>
     </w:p>
     <w:p>
@@ -1974,35 +1316,7 @@
                 <w:sz w:val="32"/>
                 <w:szCs w:val="32"/>
               </w:rPr>
-              <w:t xml:space="preserve">{% for row in </w:t>
-            </w:r>
-            <w:proofErr w:type="spellStart"/>
-            <w:proofErr w:type="gramStart"/>
-            <w:r>
-              <w:rPr>
-                <w:rFonts w:ascii="TH SarabunIT๙" w:hAnsi="TH SarabunIT๙" w:cs="TH SarabunIT๙"/>
-                <w:sz w:val="32"/>
-                <w:szCs w:val="32"/>
-              </w:rPr>
-              <w:t>unit.signature</w:t>
-            </w:r>
-            <w:proofErr w:type="gramEnd"/>
-            <w:r>
-              <w:rPr>
-                <w:rFonts w:ascii="TH SarabunIT๙" w:hAnsi="TH SarabunIT๙" w:cs="TH SarabunIT๙"/>
-                <w:sz w:val="32"/>
-                <w:szCs w:val="32"/>
-              </w:rPr>
-              <w:t>_rows</w:t>
-            </w:r>
-            <w:proofErr w:type="spellEnd"/>
-            <w:r>
-              <w:rPr>
-                <w:rFonts w:ascii="TH SarabunIT๙" w:hAnsi="TH SarabunIT๙" w:cs="TH SarabunIT๙"/>
-                <w:sz w:val="32"/>
-                <w:szCs w:val="32"/>
-              </w:rPr>
-              <w:t xml:space="preserve"> %} </w:t>
+              <w:t xml:space="preserve">{% for row in unit.signature_rows %} </w:t>
             </w:r>
             <w:r>
               <w:rPr>
@@ -2013,34 +1327,14 @@
               </w:rPr>
               <w:t xml:space="preserve">ลงชื่อ </w:t>
             </w:r>
-            <w:proofErr w:type="gramStart"/>
             <w:r>
               <w:rPr>
                 <w:rFonts w:ascii="TH SarabunIT๙" w:hAnsi="TH SarabunIT๙" w:cs="TH SarabunIT๙"/>
                 <w:sz w:val="32"/>
                 <w:szCs w:val="32"/>
               </w:rPr>
-              <w:t>{{ row</w:t>
+              <w:t>{{ row.officer1_rank }}.....................................................</w:t>
             </w:r>
-            <w:proofErr w:type="gramEnd"/>
-            <w:r>
-              <w:rPr>
-                <w:rFonts w:ascii="TH SarabunIT๙" w:hAnsi="TH SarabunIT๙" w:cs="TH SarabunIT๙"/>
-                <w:sz w:val="32"/>
-                <w:szCs w:val="32"/>
-              </w:rPr>
-              <w:t>.officer1_</w:t>
-            </w:r>
-            <w:proofErr w:type="gramStart"/>
-            <w:r>
-              <w:rPr>
-                <w:rFonts w:ascii="TH SarabunIT๙" w:hAnsi="TH SarabunIT๙" w:cs="TH SarabunIT๙"/>
-                <w:sz w:val="32"/>
-                <w:szCs w:val="32"/>
-              </w:rPr>
-              <w:t>rank }}.....................................................</w:t>
-            </w:r>
-            <w:proofErr w:type="gramEnd"/>
             <w:r>
               <w:rPr>
                 <w:rFonts w:ascii="TH SarabunIT๙" w:hAnsi="TH SarabunIT๙" w:cs="TH SarabunIT๙"/>
@@ -2056,43 +1350,7 @@
                 <w:sz w:val="32"/>
                 <w:szCs w:val="32"/>
               </w:rPr>
-              <w:t xml:space="preserve"> </w:t>
-            </w:r>
-            <w:proofErr w:type="gramStart"/>
-            <w:r>
-              <w:rPr>
-                <w:rFonts w:ascii="TH SarabunIT๙" w:hAnsi="TH SarabunIT๙" w:cs="TH SarabunIT๙"/>
-                <w:sz w:val="32"/>
-                <w:szCs w:val="32"/>
-              </w:rPr>
-              <w:t>( {{ row</w:t>
-            </w:r>
-            <w:proofErr w:type="gramEnd"/>
-            <w:r>
-              <w:rPr>
-                <w:rFonts w:ascii="TH SarabunIT๙" w:hAnsi="TH SarabunIT๙" w:cs="TH SarabunIT๙"/>
-                <w:sz w:val="32"/>
-                <w:szCs w:val="32"/>
-              </w:rPr>
-              <w:t>.officer1_</w:t>
-            </w:r>
-            <w:proofErr w:type="gramStart"/>
-            <w:r>
-              <w:rPr>
-                <w:rFonts w:ascii="TH SarabunIT๙" w:hAnsi="TH SarabunIT๙" w:cs="TH SarabunIT๙"/>
-                <w:sz w:val="32"/>
-                <w:szCs w:val="32"/>
-              </w:rPr>
-              <w:t>name }</w:t>
-            </w:r>
-            <w:proofErr w:type="gramEnd"/>
-            <w:r>
-              <w:rPr>
-                <w:rFonts w:ascii="TH SarabunIT๙" w:hAnsi="TH SarabunIT๙" w:cs="TH SarabunIT๙"/>
-                <w:sz w:val="32"/>
-                <w:szCs w:val="32"/>
-              </w:rPr>
-              <w:t>} )</w:t>
+              <w:t xml:space="preserve"> ( {{ row.officer1_name }} )</w:t>
             </w:r>
           </w:p>
         </w:tc>
@@ -2115,36 +1373,8 @@
                 <w:sz w:val="32"/>
                 <w:szCs w:val="32"/>
               </w:rPr>
-              <w:t xml:space="preserve">{% if </w:t>
+              <w:t>{% if row.officer2_name %}</w:t>
             </w:r>
-            <w:proofErr w:type="gramStart"/>
-            <w:r>
-              <w:rPr>
-                <w:rFonts w:ascii="TH SarabunIT๙" w:hAnsi="TH SarabunIT๙" w:cs="TH SarabunIT๙"/>
-                <w:sz w:val="32"/>
-                <w:szCs w:val="32"/>
-              </w:rPr>
-              <w:t>row.officer</w:t>
-            </w:r>
-            <w:proofErr w:type="gramEnd"/>
-            <w:r>
-              <w:rPr>
-                <w:rFonts w:ascii="TH SarabunIT๙" w:hAnsi="TH SarabunIT๙" w:cs="TH SarabunIT๙"/>
-                <w:sz w:val="32"/>
-                <w:szCs w:val="32"/>
-              </w:rPr>
-              <w:t>2_</w:t>
-            </w:r>
-            <w:proofErr w:type="gramStart"/>
-            <w:r>
-              <w:rPr>
-                <w:rFonts w:ascii="TH SarabunIT๙" w:hAnsi="TH SarabunIT๙" w:cs="TH SarabunIT๙"/>
-                <w:sz w:val="32"/>
-                <w:szCs w:val="32"/>
-              </w:rPr>
-              <w:t>name %}</w:t>
-            </w:r>
-            <w:proofErr w:type="gramEnd"/>
           </w:p>
           <w:p>
             <w:pPr>
@@ -2191,41 +1421,13 @@
                 <w:szCs w:val="32"/>
               </w:rPr>
             </w:pPr>
-            <w:proofErr w:type="gramStart"/>
             <w:r>
               <w:rPr>
                 <w:rFonts w:ascii="TH SarabunIT๙" w:hAnsi="TH SarabunIT๙" w:cs="TH SarabunIT๙"/>
                 <w:sz w:val="32"/>
                 <w:szCs w:val="32"/>
               </w:rPr>
-              <w:t>( {{ row</w:t>
-            </w:r>
-            <w:proofErr w:type="gramEnd"/>
-            <w:r>
-              <w:rPr>
-                <w:rFonts w:ascii="TH SarabunIT๙" w:hAnsi="TH SarabunIT๙" w:cs="TH SarabunIT๙"/>
-                <w:sz w:val="32"/>
-                <w:szCs w:val="32"/>
-              </w:rPr>
-              <w:t>.officer2_</w:t>
-            </w:r>
-            <w:proofErr w:type="gramStart"/>
-            <w:r>
-              <w:rPr>
-                <w:rFonts w:ascii="TH SarabunIT๙" w:hAnsi="TH SarabunIT๙" w:cs="TH SarabunIT๙"/>
-                <w:sz w:val="32"/>
-                <w:szCs w:val="32"/>
-              </w:rPr>
-              <w:t>name }</w:t>
-            </w:r>
-            <w:proofErr w:type="gramEnd"/>
-            <w:r>
-              <w:rPr>
-                <w:rFonts w:ascii="TH SarabunIT๙" w:hAnsi="TH SarabunIT๙" w:cs="TH SarabunIT๙"/>
-                <w:sz w:val="32"/>
-                <w:szCs w:val="32"/>
-              </w:rPr>
-              <w:t>} )</w:t>
+              <w:t>( {{ row.officer2_name }} )</w:t>
             </w:r>
           </w:p>
           <w:p>
@@ -2268,18 +1470,8 @@
                 <w:sz w:val="32"/>
                 <w:szCs w:val="32"/>
               </w:rPr>
-              <w:t xml:space="preserve">{% if </w:t>
+              <w:t>{% if row.officer</w:t>
             </w:r>
-            <w:proofErr w:type="gramStart"/>
-            <w:r>
-              <w:rPr>
-                <w:rFonts w:ascii="TH SarabunIT๙" w:hAnsi="TH SarabunIT๙" w:cs="TH SarabunIT๙"/>
-                <w:sz w:val="32"/>
-                <w:szCs w:val="32"/>
-              </w:rPr>
-              <w:t>row.officer</w:t>
-            </w:r>
-            <w:proofErr w:type="gramEnd"/>
             <w:r>
               <w:rPr>
                 <w:rFonts w:ascii="TH SarabunIT๙" w:hAnsi="TH SarabunIT๙" w:cs="TH SarabunIT๙"/>
@@ -2294,18 +1486,8 @@
                 <w:sz w:val="32"/>
                 <w:szCs w:val="32"/>
               </w:rPr>
-              <w:t>_</w:t>
+              <w:t>_name %}</w:t>
             </w:r>
-            <w:proofErr w:type="gramStart"/>
-            <w:r>
-              <w:rPr>
-                <w:rFonts w:ascii="TH SarabunIT๙" w:hAnsi="TH SarabunIT๙" w:cs="TH SarabunIT๙"/>
-                <w:sz w:val="32"/>
-                <w:szCs w:val="32"/>
-              </w:rPr>
-              <w:t>name %}</w:t>
-            </w:r>
-            <w:proofErr w:type="gramEnd"/>
           </w:p>
           <w:p>
             <w:pPr>
@@ -2323,7 +1505,6 @@
                 <w:szCs w:val="32"/>
                 <w:cs/>
               </w:rPr>
-              <w:lastRenderedPageBreak/>
               <w:t xml:space="preserve">ลงชื่อ </w:t>
             </w:r>
             <w:r>
@@ -2369,23 +1550,13 @@
                 <w:szCs w:val="32"/>
               </w:rPr>
             </w:pPr>
-            <w:proofErr w:type="gramStart"/>
             <w:r>
               <w:rPr>
                 <w:rFonts w:ascii="TH SarabunIT๙" w:hAnsi="TH SarabunIT๙" w:cs="TH SarabunIT๙"/>
                 <w:sz w:val="32"/>
                 <w:szCs w:val="32"/>
               </w:rPr>
-              <w:t>( {{ row</w:t>
-            </w:r>
-            <w:proofErr w:type="gramEnd"/>
-            <w:r>
-              <w:rPr>
-                <w:rFonts w:ascii="TH SarabunIT๙" w:hAnsi="TH SarabunIT๙" w:cs="TH SarabunIT๙"/>
-                <w:sz w:val="32"/>
-                <w:szCs w:val="32"/>
-              </w:rPr>
-              <w:t>.officer</w:t>
+              <w:t>( {{ row.officer</w:t>
             </w:r>
             <w:r>
               <w:rPr>
@@ -2401,25 +1572,7 @@
                 <w:sz w:val="32"/>
                 <w:szCs w:val="32"/>
               </w:rPr>
-              <w:t>_</w:t>
-            </w:r>
-            <w:proofErr w:type="gramStart"/>
-            <w:r>
-              <w:rPr>
-                <w:rFonts w:ascii="TH SarabunIT๙" w:hAnsi="TH SarabunIT๙" w:cs="TH SarabunIT๙"/>
-                <w:sz w:val="32"/>
-                <w:szCs w:val="32"/>
-              </w:rPr>
-              <w:t>name }</w:t>
-            </w:r>
-            <w:proofErr w:type="gramEnd"/>
-            <w:r>
-              <w:rPr>
-                <w:rFonts w:ascii="TH SarabunIT๙" w:hAnsi="TH SarabunIT๙" w:cs="TH SarabunIT๙"/>
-                <w:sz w:val="32"/>
-                <w:szCs w:val="32"/>
-              </w:rPr>
-              <w:t>} )</w:t>
+              <w:t>_name }} )</w:t>
             </w:r>
           </w:p>
           <w:p>
@@ -2455,25 +1608,7 @@
                 <w:sz w:val="32"/>
                 <w:szCs w:val="32"/>
               </w:rPr>
-              <w:t xml:space="preserve">{% </w:t>
-            </w:r>
-            <w:proofErr w:type="spellStart"/>
-            <w:r>
-              <w:rPr>
-                <w:rFonts w:ascii="TH SarabunIT๙" w:hAnsi="TH SarabunIT๙" w:cs="TH SarabunIT๙"/>
-                <w:sz w:val="32"/>
-                <w:szCs w:val="32"/>
-              </w:rPr>
-              <w:t>endfor</w:t>
-            </w:r>
-            <w:proofErr w:type="spellEnd"/>
-            <w:r>
-              <w:rPr>
-                <w:rFonts w:ascii="TH SarabunIT๙" w:hAnsi="TH SarabunIT๙" w:cs="TH SarabunIT๙"/>
-                <w:sz w:val="32"/>
-                <w:szCs w:val="32"/>
-              </w:rPr>
-              <w:t xml:space="preserve"> %}</w:t>
+              <w:t>{% endfor %}</w:t>
             </w:r>
           </w:p>
         </w:tc>
@@ -2890,25 +2025,7 @@
           <w:sz w:val="32"/>
           <w:szCs w:val="32"/>
         </w:rPr>
-        <w:t xml:space="preserve">{{ </w:t>
-      </w:r>
-      <w:proofErr w:type="spellStart"/>
-      <w:r>
-        <w:rPr>
-          <w:rFonts w:ascii="TH SarabunIT๙" w:hAnsi="TH SarabunIT๙" w:cs="TH SarabunIT๙"/>
-          <w:sz w:val="32"/>
-          <w:szCs w:val="32"/>
-        </w:rPr>
-        <w:t>record_location</w:t>
-      </w:r>
-      <w:proofErr w:type="spellEnd"/>
-      <w:r>
-        <w:rPr>
-          <w:rFonts w:ascii="TH SarabunIT๙" w:hAnsi="TH SarabunIT๙" w:cs="TH SarabunIT๙"/>
-          <w:sz w:val="32"/>
-          <w:szCs w:val="32"/>
-        </w:rPr>
-        <w:t xml:space="preserve"> }}</w:t>
+        <w:t>{{ record_location }}</w:t>
       </w:r>
     </w:p>
     <w:p>
@@ -2973,9 +2090,8 @@
           <w:sz w:val="32"/>
           <w:szCs w:val="32"/>
         </w:rPr>
-        <w:t xml:space="preserve">{{ </w:t>
-      </w:r>
-      <w:proofErr w:type="spellStart"/>
+        <w:t>{{ record_date_th }}</w:t>
+      </w:r>
       <w:r>
         <w:rPr>
           <w:rFonts w:ascii="TH SarabunIT๙" w:hAnsi="TH SarabunIT๙" w:cs="TH SarabunIT๙"/>
@@ -2983,17 +2099,17 @@
           <w:sz w:val="32"/>
           <w:szCs w:val="32"/>
         </w:rPr>
-        <w:t>record_date_th</w:t>
-      </w:r>
-      <w:proofErr w:type="spellEnd"/>
+        <w:t xml:space="preserve"> </w:t>
+      </w:r>
       <w:r>
         <w:rPr>
           <w:rFonts w:ascii="TH SarabunIT๙" w:hAnsi="TH SarabunIT๙" w:cs="TH SarabunIT๙"/>
           <w:color w:val="000000" w:themeColor="text1"/>
           <w:sz w:val="32"/>
           <w:szCs w:val="32"/>
-        </w:rPr>
-        <w:t xml:space="preserve"> }}</w:t>
+          <w:cs/>
+        </w:rPr>
+        <w:t xml:space="preserve">เวลาประมาณ </w:t>
       </w:r>
       <w:r>
         <w:rPr>
@@ -3002,16 +2118,114 @@
           <w:sz w:val="32"/>
           <w:szCs w:val="32"/>
         </w:rPr>
+        <w:t xml:space="preserve">{{ record_time }} </w:t>
+      </w:r>
+      <w:r>
+        <w:rPr>
+          <w:rFonts w:ascii="TH SarabunIT๙" w:hAnsi="TH SarabunIT๙" w:cs="TH SarabunIT๙"/>
+          <w:color w:val="000000" w:themeColor="text1"/>
+          <w:sz w:val="32"/>
+          <w:szCs w:val="32"/>
+          <w:cs/>
+        </w:rPr>
+        <w:t>น.</w:t>
+      </w:r>
+    </w:p>
+    <w:p>
+      <w:pPr>
+        <w:jc w:val="thaiDistribute"/>
+        <w:rPr>
+          <w:rFonts w:ascii="TH SarabunIT๙" w:hAnsi="TH SarabunIT๙" w:cs="TH SarabunIT๙"/>
+          <w:color w:val="000000" w:themeColor="text1"/>
+          <w:sz w:val="32"/>
+          <w:szCs w:val="32"/>
+        </w:rPr>
+      </w:pPr>
+      <w:r>
+        <w:rPr>
+          <w:rFonts w:ascii="TH SarabunIT๙" w:hAnsi="TH SarabunIT๙" w:cs="TH SarabunIT๙"/>
+          <w:b/>
+          <w:bCs/>
+          <w:sz w:val="32"/>
+          <w:szCs w:val="32"/>
+          <w:cs/>
+        </w:rPr>
+        <w:t>วัน/เดือน/ปี/เวลา ที่</w:t>
+      </w:r>
+      <w:r>
+        <w:rPr>
+          <w:rFonts w:ascii="TH SarabunIT๙" w:hAnsi="TH SarabunIT๙" w:cs="TH SarabunIT๙" w:hint="cs"/>
+          <w:b/>
+          <w:bCs/>
+          <w:color w:val="000000" w:themeColor="text1"/>
+          <w:sz w:val="32"/>
+          <w:szCs w:val="32"/>
+          <w:cs/>
+        </w:rPr>
+        <w:t>ตรวจค้น</w:t>
+      </w:r>
+      <w:r>
+        <w:rPr>
+          <w:rFonts w:ascii="TH SarabunIT๙" w:hAnsi="TH SarabunIT๙" w:cs="TH SarabunIT๙"/>
+          <w:b/>
+          <w:bCs/>
+          <w:color w:val="000000" w:themeColor="text1"/>
+          <w:sz w:val="32"/>
+          <w:szCs w:val="32"/>
+          <w:cs/>
+        </w:rPr>
+        <w:t>/ตรวจยึด</w:t>
+      </w:r>
+      <w:r>
+        <w:rPr>
+          <w:rFonts w:ascii="TH SarabunIT๙" w:hAnsi="TH SarabunIT๙" w:cs="TH SarabunIT๙" w:hint="cs"/>
+          <w:b/>
+          <w:bCs/>
+          <w:color w:val="000000" w:themeColor="text1"/>
+          <w:sz w:val="32"/>
+          <w:szCs w:val="32"/>
+          <w:cs/>
+        </w:rPr>
         <w:t xml:space="preserve"> </w:t>
       </w:r>
       <w:r>
         <w:rPr>
-          <w:rFonts w:ascii="TH SarabunIT๙" w:hAnsi="TH SarabunIT๙" w:cs="TH SarabunIT๙"/>
+          <w:rFonts w:ascii="TH SarabunIT๙" w:hAnsi="TH SarabunIT๙" w:cs="TH SarabunIT๙" w:hint="cs"/>
+          <w:b/>
+          <w:bCs/>
           <w:color w:val="000000" w:themeColor="text1"/>
           <w:sz w:val="32"/>
           <w:szCs w:val="32"/>
           <w:cs/>
         </w:rPr>
+        <w:t xml:space="preserve"> </w:t>
+      </w:r>
+      <w:r>
+        <w:rPr>
+          <w:rFonts w:ascii="TH SarabunIT๙" w:hAnsi="TH SarabunIT๙" w:cs="TH SarabunIT๙"/>
+          <w:color w:val="000000" w:themeColor="text1"/>
+          <w:sz w:val="32"/>
+          <w:szCs w:val="32"/>
+        </w:rPr>
+        <w:t>{{ search_date_th }}</w:t>
+      </w:r>
+      <w:r>
+        <w:rPr>
+          <w:rFonts w:ascii="TH SarabunIT๙" w:hAnsi="TH SarabunIT๙" w:cs="TH SarabunIT๙"/>
+          <w:color w:val="000000" w:themeColor="text1"/>
+          <w:sz w:val="32"/>
+          <w:szCs w:val="32"/>
+        </w:rPr>
+        <w:t xml:space="preserve"> </w:t>
+      </w:r>
+      <w:r>
+        <w:rPr>
+          <w:rFonts w:ascii="TH SarabunIT๙" w:hAnsi="TH SarabunIT๙" w:cs="TH SarabunIT๙"/>
+          <w:color w:val="000000" w:themeColor="text1"/>
+          <w:sz w:val="32"/>
+          <w:szCs w:val="32"/>
+          <w:cs/>
+        </w:rPr>
         <w:t xml:space="preserve">เวลาประมาณ </w:t>
       </w:r>
       <w:r>
@@ -3021,66 +2235,45 @@
           <w:sz w:val="32"/>
           <w:szCs w:val="32"/>
         </w:rPr>
-        <w:t xml:space="preserve">{{ </w:t>
-      </w:r>
-      <w:proofErr w:type="spellStart"/>
+        <w:t xml:space="preserve">{{ search_time }} </w:t>
+      </w:r>
       <w:r>
         <w:rPr>
           <w:rFonts w:ascii="TH SarabunIT๙" w:hAnsi="TH SarabunIT๙" w:cs="TH SarabunIT๙"/>
           <w:color w:val="000000" w:themeColor="text1"/>
           <w:sz w:val="32"/>
           <w:szCs w:val="32"/>
-        </w:rPr>
-        <w:t>record_time</w:t>
-      </w:r>
-      <w:proofErr w:type="spellEnd"/>
-      <w:r>
+          <w:cs/>
+        </w:rPr>
+        <w:t>น.</w:t>
+      </w:r>
+    </w:p>
+    <w:p>
+      <w:pPr>
+        <w:jc w:val="thaiDistribute"/>
         <w:rPr>
           <w:rFonts w:ascii="TH SarabunIT๙" w:hAnsi="TH SarabunIT๙" w:cs="TH SarabunIT๙"/>
           <w:color w:val="000000" w:themeColor="text1"/>
           <w:sz w:val="32"/>
           <w:szCs w:val="32"/>
         </w:rPr>
-        <w:t xml:space="preserve"> }} </w:t>
-      </w:r>
-      <w:r>
-        <w:rPr>
-          <w:rFonts w:ascii="TH SarabunIT๙" w:hAnsi="TH SarabunIT๙" w:cs="TH SarabunIT๙"/>
-          <w:color w:val="000000" w:themeColor="text1"/>
-          <w:sz w:val="32"/>
-          <w:szCs w:val="32"/>
-          <w:cs/>
-        </w:rPr>
-        <w:t>น.</w:t>
-      </w:r>
-    </w:p>
-    <w:p>
-      <w:pPr>
-        <w:jc w:val="thaiDistribute"/>
-        <w:rPr>
-          <w:rFonts w:ascii="TH SarabunIT๙" w:hAnsi="TH SarabunIT๙" w:cs="TH SarabunIT๙"/>
-          <w:color w:val="000000" w:themeColor="text1"/>
-          <w:sz w:val="32"/>
-          <w:szCs w:val="32"/>
-        </w:rPr>
-      </w:pPr>
-      <w:r>
-        <w:rPr>
-          <w:rFonts w:ascii="TH SarabunIT๙" w:hAnsi="TH SarabunIT๙" w:cs="TH SarabunIT๙"/>
-          <w:b/>
-          <w:bCs/>
-          <w:sz w:val="32"/>
-          <w:szCs w:val="32"/>
-          <w:cs/>
-        </w:rPr>
-        <w:t>วัน/เดือน/ปี/เวลา ที่</w:t>
-      </w:r>
-      <w:r>
-        <w:rPr>
-          <w:rFonts w:ascii="TH SarabunIT๙" w:hAnsi="TH SarabunIT๙" w:cs="TH SarabunIT๙" w:hint="cs"/>
-          <w:b/>
-          <w:bCs/>
-          <w:color w:val="000000" w:themeColor="text1"/>
+      </w:pPr>
+      <w:r>
+        <w:rPr>
+          <w:rFonts w:ascii="TH SarabunIT๙" w:hAnsi="TH SarabunIT๙" w:cs="TH SarabunIT๙"/>
+          <w:b/>
+          <w:bCs/>
+          <w:sz w:val="32"/>
+          <w:szCs w:val="32"/>
+          <w:cs/>
+        </w:rPr>
+        <w:t>สถานที่</w:t>
+      </w:r>
+      <w:r>
+        <w:rPr>
+          <w:rFonts w:ascii="TH SarabunIT๙" w:hAnsi="TH SarabunIT๙" w:cs="TH SarabunIT๙" w:hint="cs"/>
+          <w:b/>
+          <w:bCs/>
           <w:sz w:val="32"/>
           <w:szCs w:val="32"/>
           <w:cs/>
@@ -3089,162 +2282,6 @@
       </w:r>
       <w:r>
         <w:rPr>
-          <w:rFonts w:ascii="TH SarabunIT๙" w:hAnsi="TH SarabunIT๙" w:cs="TH SarabunIT๙"/>
-          <w:b/>
-          <w:bCs/>
-          <w:color w:val="000000" w:themeColor="text1"/>
-          <w:sz w:val="32"/>
-          <w:szCs w:val="32"/>
-          <w:cs/>
-        </w:rPr>
-        <w:t>/ตรวจยึด</w:t>
-      </w:r>
-      <w:r>
-        <w:rPr>
-          <w:rFonts w:ascii="TH SarabunIT๙" w:hAnsi="TH SarabunIT๙" w:cs="TH SarabunIT๙" w:hint="cs"/>
-          <w:b/>
-          <w:bCs/>
-          <w:color w:val="000000" w:themeColor="text1"/>
-          <w:sz w:val="32"/>
-          <w:szCs w:val="32"/>
-          <w:cs/>
-        </w:rPr>
-        <w:t xml:space="preserve"> </w:t>
-      </w:r>
-      <w:r>
-        <w:rPr>
-          <w:rFonts w:ascii="TH SarabunIT๙" w:hAnsi="TH SarabunIT๙" w:cs="TH SarabunIT๙" w:hint="cs"/>
-          <w:b/>
-          <w:bCs/>
-          <w:color w:val="000000" w:themeColor="text1"/>
-          <w:sz w:val="32"/>
-          <w:szCs w:val="32"/>
-          <w:cs/>
-        </w:rPr>
-        <w:t xml:space="preserve"> </w:t>
-      </w:r>
-      <w:r>
-        <w:rPr>
-          <w:rFonts w:ascii="TH SarabunIT๙" w:hAnsi="TH SarabunIT๙" w:cs="TH SarabunIT๙"/>
-          <w:color w:val="000000" w:themeColor="text1"/>
-          <w:sz w:val="32"/>
-          <w:szCs w:val="32"/>
-        </w:rPr>
-        <w:t xml:space="preserve">{{ </w:t>
-      </w:r>
-      <w:proofErr w:type="spellStart"/>
-      <w:r>
-        <w:rPr>
-          <w:rFonts w:ascii="TH SarabunIT๙" w:hAnsi="TH SarabunIT๙" w:cs="TH SarabunIT๙"/>
-          <w:color w:val="000000" w:themeColor="text1"/>
-          <w:sz w:val="32"/>
-          <w:szCs w:val="32"/>
-        </w:rPr>
-        <w:t>search_date_th</w:t>
-      </w:r>
-      <w:proofErr w:type="spellEnd"/>
-      <w:r>
-        <w:rPr>
-          <w:rFonts w:ascii="TH SarabunIT๙" w:hAnsi="TH SarabunIT๙" w:cs="TH SarabunIT๙"/>
-          <w:color w:val="000000" w:themeColor="text1"/>
-          <w:sz w:val="32"/>
-          <w:szCs w:val="32"/>
-        </w:rPr>
-        <w:t xml:space="preserve"> }}</w:t>
-      </w:r>
-      <w:r>
-        <w:rPr>
-          <w:rFonts w:ascii="TH SarabunIT๙" w:hAnsi="TH SarabunIT๙" w:cs="TH SarabunIT๙"/>
-          <w:color w:val="000000" w:themeColor="text1"/>
-          <w:sz w:val="32"/>
-          <w:szCs w:val="32"/>
-        </w:rPr>
-        <w:t xml:space="preserve"> </w:t>
-      </w:r>
-      <w:r>
-        <w:rPr>
-          <w:rFonts w:ascii="TH SarabunIT๙" w:hAnsi="TH SarabunIT๙" w:cs="TH SarabunIT๙"/>
-          <w:color w:val="000000" w:themeColor="text1"/>
-          <w:sz w:val="32"/>
-          <w:szCs w:val="32"/>
-          <w:cs/>
-        </w:rPr>
-        <w:t xml:space="preserve">เวลาประมาณ </w:t>
-      </w:r>
-      <w:r>
-        <w:rPr>
-          <w:rFonts w:ascii="TH SarabunIT๙" w:hAnsi="TH SarabunIT๙" w:cs="TH SarabunIT๙"/>
-          <w:color w:val="000000" w:themeColor="text1"/>
-          <w:sz w:val="32"/>
-          <w:szCs w:val="32"/>
-        </w:rPr>
-        <w:t xml:space="preserve">{{ </w:t>
-      </w:r>
-      <w:proofErr w:type="spellStart"/>
-      <w:r>
-        <w:rPr>
-          <w:rFonts w:ascii="TH SarabunIT๙" w:hAnsi="TH SarabunIT๙" w:cs="TH SarabunIT๙"/>
-          <w:color w:val="000000" w:themeColor="text1"/>
-          <w:sz w:val="32"/>
-          <w:szCs w:val="32"/>
-        </w:rPr>
-        <w:t>search_time</w:t>
-      </w:r>
-      <w:proofErr w:type="spellEnd"/>
-      <w:r>
-        <w:rPr>
-          <w:rFonts w:ascii="TH SarabunIT๙" w:hAnsi="TH SarabunIT๙" w:cs="TH SarabunIT๙"/>
-          <w:color w:val="000000" w:themeColor="text1"/>
-          <w:sz w:val="32"/>
-          <w:szCs w:val="32"/>
-        </w:rPr>
-        <w:t xml:space="preserve"> }} </w:t>
-      </w:r>
-      <w:r>
-        <w:rPr>
-          <w:rFonts w:ascii="TH SarabunIT๙" w:hAnsi="TH SarabunIT๙" w:cs="TH SarabunIT๙"/>
-          <w:color w:val="000000" w:themeColor="text1"/>
-          <w:sz w:val="32"/>
-          <w:szCs w:val="32"/>
-          <w:cs/>
-        </w:rPr>
-        <w:t>น.</w:t>
-      </w:r>
-    </w:p>
-    <w:p>
-      <w:pPr>
-        <w:jc w:val="thaiDistribute"/>
-        <w:rPr>
-          <w:rFonts w:ascii="TH SarabunIT๙" w:hAnsi="TH SarabunIT๙" w:cs="TH SarabunIT๙"/>
-          <w:color w:val="000000" w:themeColor="text1"/>
-          <w:sz w:val="32"/>
-          <w:szCs w:val="32"/>
-        </w:rPr>
-      </w:pPr>
-      <w:r>
-        <w:rPr>
-          <w:rFonts w:ascii="TH SarabunIT๙" w:hAnsi="TH SarabunIT๙" w:cs="TH SarabunIT๙"/>
-          <w:b/>
-          <w:bCs/>
-          <w:sz w:val="32"/>
-          <w:szCs w:val="32"/>
-          <w:cs/>
-        </w:rPr>
-        <w:t>สถานที่</w:t>
-      </w:r>
-      <w:r>
-        <w:rPr>
-          <w:rFonts w:ascii="TH SarabunIT๙" w:hAnsi="TH SarabunIT๙" w:cs="TH SarabunIT๙" w:hint="cs"/>
-          <w:b/>
-          <w:bCs/>
-          <w:sz w:val="32"/>
-          <w:szCs w:val="32"/>
-          <w:cs/>
-        </w:rPr>
-        <w:t>ตรวจค้น</w:t>
-      </w:r>
-      <w:r>
-        <w:rPr>
           <w:rFonts w:ascii="TH SarabunIT๙" w:hAnsi="TH SarabunIT๙" w:cs="TH SarabunIT๙" w:hint="cs"/>
           <w:sz w:val="32"/>
           <w:szCs w:val="32"/>
@@ -3258,25 +2295,7 @@
           <w:sz w:val="32"/>
           <w:szCs w:val="32"/>
         </w:rPr>
-        <w:t xml:space="preserve">{{ </w:t>
-      </w:r>
-      <w:proofErr w:type="spellStart"/>
-      <w:r>
-        <w:rPr>
-          <w:rFonts w:ascii="TH SarabunIT๙" w:hAnsi="TH SarabunIT๙" w:cs="TH SarabunIT๙"/>
-          <w:sz w:val="32"/>
-          <w:szCs w:val="32"/>
-        </w:rPr>
-        <w:t>search_location</w:t>
-      </w:r>
-      <w:proofErr w:type="spellEnd"/>
-      <w:r>
-        <w:rPr>
-          <w:rFonts w:ascii="TH SarabunIT๙" w:hAnsi="TH SarabunIT๙" w:cs="TH SarabunIT๙"/>
-          <w:sz w:val="32"/>
-          <w:szCs w:val="32"/>
-        </w:rPr>
-        <w:t xml:space="preserve"> }}</w:t>
+        <w:t>{{ search_location }}</w:t>
       </w:r>
     </w:p>
     <w:p>
@@ -3325,7 +2344,6 @@
           <w:szCs w:val="36"/>
         </w:rPr>
       </w:pPr>
-      <w:proofErr w:type="gramStart"/>
       <w:r>
         <w:rPr>
           <w:rFonts w:ascii="TH SarabunIT๙" w:hAnsi="TH SarabunIT๙" w:cs="TH SarabunIT๙"/>
@@ -3334,9 +2352,8 @@
           <w:sz w:val="36"/>
           <w:szCs w:val="36"/>
         </w:rPr>
-        <w:t xml:space="preserve">{{ </w:t>
-      </w:r>
-      <w:proofErr w:type="spellStart"/>
+        <w:t>{{ img_</w:t>
+      </w:r>
       <w:r>
         <w:rPr>
           <w:rFonts w:ascii="TH SarabunIT๙" w:hAnsi="TH SarabunIT๙" w:cs="TH SarabunIT๙"/>
@@ -3344,11 +2361,10 @@
           <w:bCs/>
           <w:sz w:val="36"/>
           <w:szCs w:val="36"/>
-        </w:rPr>
-        <w:t>img</w:t>
-      </w:r>
-      <w:proofErr w:type="spellEnd"/>
-      <w:proofErr w:type="gramEnd"/>
+          <w:cs/>
+        </w:rPr>
+        <w:t xml:space="preserve">1 </w:t>
+      </w:r>
       <w:r>
         <w:rPr>
           <w:rFonts w:ascii="TH SarabunIT๙" w:hAnsi="TH SarabunIT๙" w:cs="TH SarabunIT๙"/>
@@ -3357,21 +2373,24 @@
           <w:sz w:val="36"/>
           <w:szCs w:val="36"/>
         </w:rPr>
-        <w:t>_</w:t>
-      </w:r>
-      <w:proofErr w:type="gramStart"/>
-      <w:r>
+        <w:t>}}</w:t>
+      </w:r>
+    </w:p>
+    <w:p>
+      <w:pPr>
+        <w:jc w:val="center"/>
         <w:rPr>
           <w:rFonts w:ascii="TH SarabunIT๙" w:hAnsi="TH SarabunIT๙" w:cs="TH SarabunIT๙"/>
           <w:b/>
           <w:bCs/>
           <w:sz w:val="36"/>
           <w:szCs w:val="36"/>
-          <w:cs/>
-        </w:rPr>
-        <w:t xml:space="preserve">1 </w:t>
-      </w:r>
-      <w:r>
+        </w:rPr>
+      </w:pPr>
+    </w:p>
+    <w:p>
+      <w:pPr>
+        <w:jc w:val="center"/>
         <w:rPr>
           <w:rFonts w:ascii="TH SarabunIT๙" w:hAnsi="TH SarabunIT๙" w:cs="TH SarabunIT๙"/>
           <w:b/>
@@ -3379,10 +2398,11 @@
           <w:sz w:val="36"/>
           <w:szCs w:val="36"/>
         </w:rPr>
-        <w:t>}</w:t>
-      </w:r>
-      <w:proofErr w:type="gramEnd"/>
-      <w:r>
+      </w:pPr>
+    </w:p>
+    <w:p>
+      <w:pPr>
+        <w:jc w:val="center"/>
         <w:rPr>
           <w:rFonts w:ascii="TH SarabunIT๙" w:hAnsi="TH SarabunIT๙" w:cs="TH SarabunIT๙"/>
           <w:b/>
@@ -3390,12 +2410,8 @@
           <w:sz w:val="36"/>
           <w:szCs w:val="36"/>
         </w:rPr>
-        <w:t>}</w:t>
-      </w:r>
-    </w:p>
-    <w:p>
-      <w:pPr>
-        <w:jc w:val="center"/>
+      </w:pPr>
+      <w:r>
         <w:rPr>
           <w:rFonts w:ascii="TH SarabunIT๙" w:hAnsi="TH SarabunIT๙" w:cs="TH SarabunIT๙"/>
           <w:b/>
@@ -3403,11 +2419,10 @@
           <w:sz w:val="36"/>
           <w:szCs w:val="36"/>
         </w:rPr>
-      </w:pPr>
-    </w:p>
-    <w:p>
-      <w:pPr>
-        <w:jc w:val="center"/>
+        <w:lastRenderedPageBreak/>
+        <w:t>{{ img_</w:t>
+      </w:r>
+      <w:r>
         <w:rPr>
           <w:rFonts w:ascii="TH SarabunIT๙" w:hAnsi="TH SarabunIT๙" w:cs="TH SarabunIT๙"/>
           <w:b/>
@@ -3415,11 +2430,9 @@
           <w:sz w:val="36"/>
           <w:szCs w:val="36"/>
         </w:rPr>
-      </w:pPr>
-    </w:p>
-    <w:p>
-      <w:pPr>
-        <w:jc w:val="center"/>
+        <w:t>2</w:t>
+      </w:r>
+      <w:r>
         <w:rPr>
           <w:rFonts w:ascii="TH SarabunIT๙" w:hAnsi="TH SarabunIT๙" w:cs="TH SarabunIT๙"/>
           <w:b/>
@@ -3427,9 +2440,12 @@
           <w:sz w:val="36"/>
           <w:szCs w:val="36"/>
         </w:rPr>
-      </w:pPr>
-      <w:proofErr w:type="gramStart"/>
-      <w:r>
+        <w:t xml:space="preserve"> }}</w:t>
+      </w:r>
+    </w:p>
+    <w:p>
+      <w:pPr>
+        <w:jc w:val="center"/>
         <w:rPr>
           <w:rFonts w:ascii="TH SarabunIT๙" w:hAnsi="TH SarabunIT๙" w:cs="TH SarabunIT๙"/>
           <w:b/>
@@ -3437,91 +2453,25 @@
           <w:sz w:val="36"/>
           <w:szCs w:val="36"/>
         </w:rPr>
-        <w:t>{{ img</w:t>
-      </w:r>
-      <w:proofErr w:type="gramEnd"/>
-      <w:r>
-        <w:rPr>
-          <w:rFonts w:ascii="TH SarabunIT๙" w:hAnsi="TH SarabunIT๙" w:cs="TH SarabunIT๙"/>
-          <w:b/>
-          <w:bCs/>
-          <w:sz w:val="36"/>
-          <w:szCs w:val="36"/>
-        </w:rPr>
-        <w:t>_</w:t>
-      </w:r>
-      <w:proofErr w:type="gramStart"/>
-      <w:r>
-        <w:rPr>
-          <w:rFonts w:ascii="TH SarabunIT๙" w:hAnsi="TH SarabunIT๙" w:cs="TH SarabunIT๙"/>
-          <w:b/>
-          <w:bCs/>
-          <w:sz w:val="36"/>
-          <w:szCs w:val="36"/>
-        </w:rPr>
-        <w:t>2</w:t>
-      </w:r>
-      <w:r>
-        <w:rPr>
-          <w:rFonts w:ascii="TH SarabunIT๙" w:hAnsi="TH SarabunIT๙" w:cs="TH SarabunIT๙"/>
-          <w:b/>
-          <w:bCs/>
-          <w:sz w:val="36"/>
-          <w:szCs w:val="36"/>
-        </w:rPr>
-        <w:t xml:space="preserve"> }</w:t>
-      </w:r>
-      <w:proofErr w:type="gramEnd"/>
-      <w:r>
-        <w:rPr>
-          <w:rFonts w:ascii="TH SarabunIT๙" w:hAnsi="TH SarabunIT๙" w:cs="TH SarabunIT๙"/>
-          <w:b/>
-          <w:bCs/>
-          <w:sz w:val="36"/>
-          <w:szCs w:val="36"/>
-        </w:rPr>
-        <w:t>}</w:t>
-      </w:r>
-    </w:p>
-    <w:p>
-      <w:pPr>
-        <w:jc w:val="center"/>
-        <w:rPr>
-          <w:rFonts w:ascii="TH SarabunIT๙" w:hAnsi="TH SarabunIT๙" w:cs="TH SarabunIT๙"/>
-          <w:b/>
-          <w:bCs/>
-          <w:sz w:val="36"/>
-          <w:szCs w:val="36"/>
-        </w:rPr>
-      </w:pPr>
-    </w:p>
-    <w:p>
-      <w:pPr>
-        <w:jc w:val="center"/>
-        <w:rPr>
-          <w:rFonts w:ascii="TH SarabunIT๙" w:hAnsi="TH SarabunIT๙" w:cs="TH SarabunIT๙"/>
-          <w:sz w:val="32"/>
-          <w:szCs w:val="32"/>
-        </w:rPr>
-      </w:pPr>
-      <w:r>
-        <w:rPr>
-          <w:rFonts w:ascii="TH SarabunIT๙" w:hAnsi="TH SarabunIT๙" w:cs="TH SarabunIT๙"/>
-          <w:sz w:val="32"/>
-          <w:szCs w:val="32"/>
-        </w:rPr>
-        <w:t xml:space="preserve">{% for leader in </w:t>
-      </w:r>
-      <w:proofErr w:type="gramStart"/>
-      <w:r>
-        <w:rPr>
-          <w:rFonts w:ascii="TH SarabunIT๙" w:hAnsi="TH SarabunIT๙" w:cs="TH SarabunIT๙"/>
-          <w:sz w:val="32"/>
-          <w:szCs w:val="32"/>
-        </w:rPr>
-        <w:t>leaders %}</w:t>
-      </w:r>
-      <w:proofErr w:type="gramEnd"/>
+      </w:pPr>
+    </w:p>
+    <w:p>
+      <w:pPr>
+        <w:jc w:val="center"/>
+        <w:rPr>
+          <w:rFonts w:ascii="TH SarabunIT๙" w:hAnsi="TH SarabunIT๙" w:cs="TH SarabunIT๙"/>
+          <w:sz w:val="32"/>
+          <w:szCs w:val="32"/>
+        </w:rPr>
+      </w:pPr>
+      <w:r>
+        <w:rPr>
+          <w:rFonts w:ascii="TH SarabunIT๙" w:hAnsi="TH SarabunIT๙" w:cs="TH SarabunIT๙"/>
+          <w:sz w:val="32"/>
+          <w:szCs w:val="32"/>
+        </w:rPr>
+        <w:t>{% for leader in leaders %}</w:t>
+      </w:r>
     </w:p>
     <w:p>
       <w:pPr>
@@ -3601,25 +2551,7 @@
           <w:sz w:val="32"/>
           <w:szCs w:val="32"/>
         </w:rPr>
-        <w:t xml:space="preserve">{% </w:t>
-      </w:r>
-      <w:proofErr w:type="spellStart"/>
-      <w:r>
-        <w:rPr>
-          <w:rFonts w:ascii="TH SarabunIT๙" w:hAnsi="TH SarabunIT๙" w:cs="TH SarabunIT๙"/>
-          <w:sz w:val="32"/>
-          <w:szCs w:val="32"/>
-        </w:rPr>
-        <w:t>endfor</w:t>
-      </w:r>
-      <w:proofErr w:type="spellEnd"/>
-      <w:r>
-        <w:rPr>
-          <w:rFonts w:ascii="TH SarabunIT๙" w:hAnsi="TH SarabunIT๙" w:cs="TH SarabunIT๙"/>
-          <w:sz w:val="32"/>
-          <w:szCs w:val="32"/>
-        </w:rPr>
-        <w:t xml:space="preserve"> %}</w:t>
+        <w:t>{% endfor %}</w:t>
       </w:r>
     </w:p>
     <w:p>
@@ -3737,25 +2669,7 @@
           <w:sz w:val="32"/>
           <w:szCs w:val="32"/>
         </w:rPr>
-        <w:t xml:space="preserve">{{ </w:t>
-      </w:r>
-      <w:proofErr w:type="spellStart"/>
-      <w:r>
-        <w:rPr>
-          <w:rFonts w:ascii="TH SarabunIT๙" w:eastAsia="Calibri" w:hAnsi="TH SarabunIT๙" w:cs="TH SarabunIT๙"/>
-          <w:sz w:val="32"/>
-          <w:szCs w:val="32"/>
-        </w:rPr>
-        <w:t>img_signer</w:t>
-      </w:r>
-      <w:proofErr w:type="spellEnd"/>
-      <w:r>
-        <w:rPr>
-          <w:rFonts w:ascii="TH SarabunIT๙" w:eastAsia="Calibri" w:hAnsi="TH SarabunIT๙" w:cs="TH SarabunIT๙"/>
-          <w:sz w:val="32"/>
-          <w:szCs w:val="32"/>
-        </w:rPr>
-        <w:t xml:space="preserve"> }}</w:t>
+        <w:t>{{ img_signer }}</w:t>
       </w:r>
       <w:r>
         <w:rPr>
@@ -5060,6 +3974,7 @@
   <w:style w:type="character" w:default="1" w:styleId="a0">
     <w:name w:val="Default Paragraph Font"/>
     <w:uiPriority w:val="1"/>
+    <w:semiHidden/>
     <w:unhideWhenUsed/>
   </w:style>
   <w:style w:type="table" w:default="1" w:styleId="a1">
